--- a/report.docx
+++ b/report.docx
@@ -107,13 +107,7 @@
         <w:rPr>
           <w:lang w:val="en-GB"/>
         </w:rPr>
-        <w:t>κ</w:t>
-      </w:r>
-      <w:r>
-        <w:rPr>
-          <w:lang w:val="en-GB"/>
-        </w:rPr>
-        <w:t xml:space="preserve"> an</w:t>
+        <w:t>κ an</w:t>
       </w:r>
       <w:r>
         <w:rPr>
@@ -389,6 +383,1635 @@
           <w:lang w:val="en-GB"/>
         </w:rPr>
         <w:t>Results:</w:t>
+      </w:r>
+    </w:p>
+    <w:p>
+      <w:pPr>
+        <w:rPr>
+          <w:lang w:val="en-GB"/>
+        </w:rPr>
+      </w:pPr>
+      <w:r>
+        <w:rPr>
+          <w:lang w:val="en-GB"/>
+        </w:rPr>
+        <w:t>(5, 3)</w:t>
+      </w:r>
+    </w:p>
+    <w:p>
+      <w:pPr>
+        <w:rPr>
+          <w:lang w:val="en-GB"/>
+        </w:rPr>
+      </w:pPr>
+      <w:proofErr w:type="gramStart"/>
+      <w:r>
+        <w:rPr>
+          <w:lang w:val="en-GB"/>
+        </w:rPr>
+        <w:t>original :</w:t>
+      </w:r>
+      <w:proofErr w:type="gramEnd"/>
+      <w:r>
+        <w:rPr>
+          <w:lang w:val="en-GB"/>
+        </w:rPr>
+        <w:t xml:space="preserve">  20 / 20</w:t>
+      </w:r>
+    </w:p>
+    <w:p>
+      <w:pPr>
+        <w:rPr>
+          <w:lang w:val="en-GB"/>
+        </w:rPr>
+      </w:pPr>
+      <w:proofErr w:type="gramStart"/>
+      <w:r>
+        <w:rPr>
+          <w:lang w:val="en-GB"/>
+        </w:rPr>
+        <w:t>coding :</w:t>
+      </w:r>
+      <w:proofErr w:type="gramEnd"/>
+      <w:r>
+        <w:rPr>
+          <w:lang w:val="en-GB"/>
+        </w:rPr>
+        <w:t xml:space="preserve">  20 / 20</w:t>
+      </w:r>
+    </w:p>
+    <w:p>
+      <w:pPr>
+        <w:rPr>
+          <w:lang w:val="en-GB"/>
+        </w:rPr>
+      </w:pPr>
+      <w:proofErr w:type="gramStart"/>
+      <w:r>
+        <w:rPr>
+          <w:lang w:val="en-GB"/>
+        </w:rPr>
+        <w:t>noise :</w:t>
+      </w:r>
+      <w:proofErr w:type="gramEnd"/>
+      <w:r>
+        <w:rPr>
+          <w:lang w:val="en-GB"/>
+        </w:rPr>
+        <w:t xml:space="preserve">  19 / 20</w:t>
+      </w:r>
+    </w:p>
+    <w:p>
+      <w:pPr>
+        <w:rPr>
+          <w:lang w:val="en-GB"/>
+        </w:rPr>
+      </w:pPr>
+      <w:proofErr w:type="gramStart"/>
+      <w:r>
+        <w:rPr>
+          <w:lang w:val="en-GB"/>
+        </w:rPr>
+        <w:t>mobile :</w:t>
+      </w:r>
+      <w:proofErr w:type="gramEnd"/>
+      <w:r>
+        <w:rPr>
+          <w:lang w:val="en-GB"/>
+        </w:rPr>
+        <w:t xml:space="preserve">  19 / 20</w:t>
+      </w:r>
+    </w:p>
+    <w:p>
+      <w:pPr>
+        <w:rPr>
+          <w:lang w:val="en-GB"/>
+        </w:rPr>
+      </w:pPr>
+      <w:r>
+        <w:rPr>
+          <w:lang w:val="en-GB"/>
+        </w:rPr>
+        <w:t>all:  78 / 80</w:t>
+      </w:r>
+    </w:p>
+    <w:p>
+      <w:pPr>
+        <w:rPr>
+          <w:lang w:val="en-GB"/>
+        </w:rPr>
+      </w:pPr>
+      <w:r>
+        <w:rPr>
+          <w:lang w:val="en-GB"/>
+        </w:rPr>
+        <w:t>time: 998.71s</w:t>
+      </w:r>
+    </w:p>
+    <w:p>
+      <w:pPr>
+        <w:rPr>
+          <w:lang w:val="en-GB"/>
+        </w:rPr>
+      </w:pPr>
+      <w:r>
+        <w:rPr>
+          <w:lang w:val="en-GB"/>
+        </w:rPr>
+        <w:t>time/query: 12.4839s</w:t>
+      </w:r>
+    </w:p>
+    <w:p>
+      <w:pPr>
+        <w:rPr>
+          <w:lang w:val="en-GB"/>
+        </w:rPr>
+      </w:pPr>
+      <w:r>
+        <w:rPr>
+          <w:lang w:val="en-GB"/>
+        </w:rPr>
+        <w:t xml:space="preserve"> </w:t>
+      </w:r>
+    </w:p>
+    <w:p>
+      <w:pPr>
+        <w:rPr>
+          <w:lang w:val="en-GB"/>
+        </w:rPr>
+      </w:pPr>
+      <w:r>
+        <w:rPr>
+          <w:lang w:val="en-GB"/>
+        </w:rPr>
+        <w:t>(5, 7)</w:t>
+      </w:r>
+    </w:p>
+    <w:p>
+      <w:pPr>
+        <w:rPr>
+          <w:lang w:val="en-GB"/>
+        </w:rPr>
+      </w:pPr>
+      <w:proofErr w:type="gramStart"/>
+      <w:r>
+        <w:rPr>
+          <w:lang w:val="en-GB"/>
+        </w:rPr>
+        <w:t>original :</w:t>
+      </w:r>
+      <w:proofErr w:type="gramEnd"/>
+      <w:r>
+        <w:rPr>
+          <w:lang w:val="en-GB"/>
+        </w:rPr>
+        <w:t xml:space="preserve">  20 / 20</w:t>
+      </w:r>
+    </w:p>
+    <w:p>
+      <w:pPr>
+        <w:rPr>
+          <w:lang w:val="en-GB"/>
+        </w:rPr>
+      </w:pPr>
+      <w:proofErr w:type="gramStart"/>
+      <w:r>
+        <w:rPr>
+          <w:lang w:val="en-GB"/>
+        </w:rPr>
+        <w:t>coding :</w:t>
+      </w:r>
+      <w:proofErr w:type="gramEnd"/>
+      <w:r>
+        <w:rPr>
+          <w:lang w:val="en-GB"/>
+        </w:rPr>
+        <w:t xml:space="preserve">  20 / 20</w:t>
+      </w:r>
+    </w:p>
+    <w:p>
+      <w:pPr>
+        <w:rPr>
+          <w:lang w:val="en-GB"/>
+        </w:rPr>
+      </w:pPr>
+      <w:proofErr w:type="gramStart"/>
+      <w:r>
+        <w:rPr>
+          <w:lang w:val="en-GB"/>
+        </w:rPr>
+        <w:t>noise :</w:t>
+      </w:r>
+      <w:proofErr w:type="gramEnd"/>
+      <w:r>
+        <w:rPr>
+          <w:lang w:val="en-GB"/>
+        </w:rPr>
+        <w:t xml:space="preserve">  19 / 20</w:t>
+      </w:r>
+    </w:p>
+    <w:p>
+      <w:pPr>
+        <w:rPr>
+          <w:lang w:val="en-GB"/>
+        </w:rPr>
+      </w:pPr>
+      <w:proofErr w:type="gramStart"/>
+      <w:r>
+        <w:rPr>
+          <w:lang w:val="en-GB"/>
+        </w:rPr>
+        <w:t>mobile :</w:t>
+      </w:r>
+      <w:proofErr w:type="gramEnd"/>
+      <w:r>
+        <w:rPr>
+          <w:lang w:val="en-GB"/>
+        </w:rPr>
+        <w:t xml:space="preserve">  19 / 20</w:t>
+      </w:r>
+    </w:p>
+    <w:p>
+      <w:pPr>
+        <w:rPr>
+          <w:lang w:val="en-GB"/>
+        </w:rPr>
+      </w:pPr>
+      <w:r>
+        <w:rPr>
+          <w:lang w:val="en-GB"/>
+        </w:rPr>
+        <w:t>all:  78 / 80</w:t>
+      </w:r>
+    </w:p>
+    <w:p>
+      <w:pPr>
+        <w:rPr>
+          <w:lang w:val="en-GB"/>
+        </w:rPr>
+      </w:pPr>
+      <w:r>
+        <w:rPr>
+          <w:lang w:val="en-GB"/>
+        </w:rPr>
+        <w:t>time: 566.07s</w:t>
+      </w:r>
+    </w:p>
+    <w:p>
+      <w:pPr>
+        <w:rPr>
+          <w:lang w:val="en-GB"/>
+        </w:rPr>
+      </w:pPr>
+      <w:r>
+        <w:rPr>
+          <w:lang w:val="en-GB"/>
+        </w:rPr>
+        <w:t>time/query: 7.0759s</w:t>
+      </w:r>
+    </w:p>
+    <w:p>
+      <w:pPr>
+        <w:rPr>
+          <w:lang w:val="en-GB"/>
+        </w:rPr>
+      </w:pPr>
+      <w:r>
+        <w:rPr>
+          <w:lang w:val="en-GB"/>
+        </w:rPr>
+        <w:lastRenderedPageBreak/>
+        <w:t xml:space="preserve"> </w:t>
+      </w:r>
+    </w:p>
+    <w:p>
+      <w:pPr>
+        <w:rPr>
+          <w:lang w:val="en-GB"/>
+        </w:rPr>
+      </w:pPr>
+      <w:r>
+        <w:rPr>
+          <w:lang w:val="en-GB"/>
+        </w:rPr>
+        <w:t>(5, 15)</w:t>
+      </w:r>
+    </w:p>
+    <w:p>
+      <w:pPr>
+        <w:rPr>
+          <w:lang w:val="en-GB"/>
+        </w:rPr>
+      </w:pPr>
+      <w:proofErr w:type="gramStart"/>
+      <w:r>
+        <w:rPr>
+          <w:lang w:val="en-GB"/>
+        </w:rPr>
+        <w:t>original :</w:t>
+      </w:r>
+      <w:proofErr w:type="gramEnd"/>
+      <w:r>
+        <w:rPr>
+          <w:lang w:val="en-GB"/>
+        </w:rPr>
+        <w:t xml:space="preserve">  20 / 20</w:t>
+      </w:r>
+    </w:p>
+    <w:p>
+      <w:pPr>
+        <w:rPr>
+          <w:lang w:val="en-GB"/>
+        </w:rPr>
+      </w:pPr>
+      <w:proofErr w:type="gramStart"/>
+      <w:r>
+        <w:rPr>
+          <w:lang w:val="en-GB"/>
+        </w:rPr>
+        <w:t>coding :</w:t>
+      </w:r>
+      <w:proofErr w:type="gramEnd"/>
+      <w:r>
+        <w:rPr>
+          <w:lang w:val="en-GB"/>
+        </w:rPr>
+        <w:t xml:space="preserve">  20 / 20</w:t>
+      </w:r>
+    </w:p>
+    <w:p>
+      <w:pPr>
+        <w:rPr>
+          <w:lang w:val="en-GB"/>
+        </w:rPr>
+      </w:pPr>
+      <w:proofErr w:type="gramStart"/>
+      <w:r>
+        <w:rPr>
+          <w:lang w:val="en-GB"/>
+        </w:rPr>
+        <w:t>noise :</w:t>
+      </w:r>
+      <w:proofErr w:type="gramEnd"/>
+      <w:r>
+        <w:rPr>
+          <w:lang w:val="en-GB"/>
+        </w:rPr>
+        <w:t xml:space="preserve">  19 / 20</w:t>
+      </w:r>
+    </w:p>
+    <w:p>
+      <w:pPr>
+        <w:rPr>
+          <w:lang w:val="en-GB"/>
+        </w:rPr>
+      </w:pPr>
+      <w:proofErr w:type="gramStart"/>
+      <w:r>
+        <w:rPr>
+          <w:lang w:val="en-GB"/>
+        </w:rPr>
+        <w:t>mobile :</w:t>
+      </w:r>
+      <w:proofErr w:type="gramEnd"/>
+      <w:r>
+        <w:rPr>
+          <w:lang w:val="en-GB"/>
+        </w:rPr>
+        <w:t xml:space="preserve">  19 / 20</w:t>
+      </w:r>
+    </w:p>
+    <w:p>
+      <w:pPr>
+        <w:rPr>
+          <w:lang w:val="en-GB"/>
+        </w:rPr>
+      </w:pPr>
+      <w:r>
+        <w:rPr>
+          <w:lang w:val="en-GB"/>
+        </w:rPr>
+        <w:t>all:  78 / 80</w:t>
+      </w:r>
+    </w:p>
+    <w:p>
+      <w:pPr>
+        <w:rPr>
+          <w:lang w:val="en-GB"/>
+        </w:rPr>
+      </w:pPr>
+      <w:r>
+        <w:rPr>
+          <w:lang w:val="en-GB"/>
+        </w:rPr>
+        <w:t>time: 566.20s</w:t>
+      </w:r>
+    </w:p>
+    <w:p>
+      <w:pPr>
+        <w:rPr>
+          <w:lang w:val="en-GB"/>
+        </w:rPr>
+      </w:pPr>
+      <w:r>
+        <w:rPr>
+          <w:lang w:val="en-GB"/>
+        </w:rPr>
+        <w:t>time/query: 7.0775s</w:t>
+      </w:r>
+    </w:p>
+    <w:p>
+      <w:pPr>
+        <w:rPr>
+          <w:lang w:val="en-GB"/>
+        </w:rPr>
+      </w:pPr>
+      <w:r>
+        <w:rPr>
+          <w:lang w:val="en-GB"/>
+        </w:rPr>
+        <w:t xml:space="preserve"> </w:t>
+      </w:r>
+    </w:p>
+    <w:p>
+      <w:pPr>
+        <w:rPr>
+          <w:lang w:val="en-GB"/>
+        </w:rPr>
+      </w:pPr>
+      <w:r>
+        <w:rPr>
+          <w:lang w:val="en-GB"/>
+        </w:rPr>
+        <w:t>(11, 3)</w:t>
+      </w:r>
+    </w:p>
+    <w:p>
+      <w:pPr>
+        <w:rPr>
+          <w:lang w:val="en-GB"/>
+        </w:rPr>
+      </w:pPr>
+      <w:proofErr w:type="gramStart"/>
+      <w:r>
+        <w:rPr>
+          <w:lang w:val="en-GB"/>
+        </w:rPr>
+        <w:t>original :</w:t>
+      </w:r>
+      <w:proofErr w:type="gramEnd"/>
+      <w:r>
+        <w:rPr>
+          <w:lang w:val="en-GB"/>
+        </w:rPr>
+        <w:t xml:space="preserve">  20 / 20</w:t>
+      </w:r>
+    </w:p>
+    <w:p>
+      <w:pPr>
+        <w:rPr>
+          <w:lang w:val="en-GB"/>
+        </w:rPr>
+      </w:pPr>
+      <w:proofErr w:type="gramStart"/>
+      <w:r>
+        <w:rPr>
+          <w:lang w:val="en-GB"/>
+        </w:rPr>
+        <w:t>coding :</w:t>
+      </w:r>
+      <w:proofErr w:type="gramEnd"/>
+      <w:r>
+        <w:rPr>
+          <w:lang w:val="en-GB"/>
+        </w:rPr>
+        <w:t xml:space="preserve">  20 / 20</w:t>
+      </w:r>
+    </w:p>
+    <w:p>
+      <w:pPr>
+        <w:rPr>
+          <w:lang w:val="en-GB"/>
+        </w:rPr>
+      </w:pPr>
+      <w:proofErr w:type="gramStart"/>
+      <w:r>
+        <w:rPr>
+          <w:lang w:val="en-GB"/>
+        </w:rPr>
+        <w:t>noise :</w:t>
+      </w:r>
+      <w:proofErr w:type="gramEnd"/>
+      <w:r>
+        <w:rPr>
+          <w:lang w:val="en-GB"/>
+        </w:rPr>
+        <w:t xml:space="preserve">  19 / 20</w:t>
+      </w:r>
+    </w:p>
+    <w:p>
+      <w:pPr>
+        <w:rPr>
+          <w:lang w:val="en-GB"/>
+        </w:rPr>
+      </w:pPr>
+      <w:proofErr w:type="gramStart"/>
+      <w:r>
+        <w:rPr>
+          <w:lang w:val="en-GB"/>
+        </w:rPr>
+        <w:t>mobile :</w:t>
+      </w:r>
+      <w:proofErr w:type="gramEnd"/>
+      <w:r>
+        <w:rPr>
+          <w:lang w:val="en-GB"/>
+        </w:rPr>
+        <w:t xml:space="preserve">  19 / 20</w:t>
+      </w:r>
+    </w:p>
+    <w:p>
+      <w:pPr>
+        <w:rPr>
+          <w:lang w:val="en-GB"/>
+        </w:rPr>
+      </w:pPr>
+      <w:r>
+        <w:rPr>
+          <w:lang w:val="en-GB"/>
+        </w:rPr>
+        <w:t>all:  78 / 80</w:t>
+      </w:r>
+    </w:p>
+    <w:p>
+      <w:pPr>
+        <w:rPr>
+          <w:lang w:val="en-GB"/>
+        </w:rPr>
+      </w:pPr>
+      <w:r>
+        <w:rPr>
+          <w:lang w:val="en-GB"/>
+        </w:rPr>
+        <w:t>time: 558.70s</w:t>
+      </w:r>
+    </w:p>
+    <w:p>
+      <w:pPr>
+        <w:rPr>
+          <w:lang w:val="en-GB"/>
+        </w:rPr>
+      </w:pPr>
+      <w:r>
+        <w:rPr>
+          <w:lang w:val="en-GB"/>
+        </w:rPr>
+        <w:t>time/query: 6.9837s</w:t>
+      </w:r>
+    </w:p>
+    <w:p>
+      <w:pPr>
+        <w:rPr>
+          <w:lang w:val="en-GB"/>
+        </w:rPr>
+      </w:pPr>
+      <w:r>
+        <w:rPr>
+          <w:lang w:val="en-GB"/>
+        </w:rPr>
+        <w:t xml:space="preserve"> </w:t>
+      </w:r>
+    </w:p>
+    <w:p>
+      <w:pPr>
+        <w:rPr>
+          <w:lang w:val="en-GB"/>
+        </w:rPr>
+      </w:pPr>
+      <w:r>
+        <w:rPr>
+          <w:lang w:val="en-GB"/>
+        </w:rPr>
+        <w:t>(11, 7)</w:t>
+      </w:r>
+    </w:p>
+    <w:p>
+      <w:pPr>
+        <w:rPr>
+          <w:lang w:val="en-GB"/>
+        </w:rPr>
+      </w:pPr>
+      <w:proofErr w:type="gramStart"/>
+      <w:r>
+        <w:rPr>
+          <w:lang w:val="en-GB"/>
+        </w:rPr>
+        <w:t>original :</w:t>
+      </w:r>
+      <w:proofErr w:type="gramEnd"/>
+      <w:r>
+        <w:rPr>
+          <w:lang w:val="en-GB"/>
+        </w:rPr>
+        <w:t xml:space="preserve">  20 / 20</w:t>
+      </w:r>
+    </w:p>
+    <w:p>
+      <w:pPr>
+        <w:rPr>
+          <w:lang w:val="en-GB"/>
+        </w:rPr>
+      </w:pPr>
+      <w:proofErr w:type="gramStart"/>
+      <w:r>
+        <w:rPr>
+          <w:lang w:val="en-GB"/>
+        </w:rPr>
+        <w:t>coding :</w:t>
+      </w:r>
+      <w:proofErr w:type="gramEnd"/>
+      <w:r>
+        <w:rPr>
+          <w:lang w:val="en-GB"/>
+        </w:rPr>
+        <w:t xml:space="preserve">  20 / 20</w:t>
+      </w:r>
+    </w:p>
+    <w:p>
+      <w:pPr>
+        <w:rPr>
+          <w:lang w:val="en-GB"/>
+        </w:rPr>
+      </w:pPr>
+      <w:proofErr w:type="gramStart"/>
+      <w:r>
+        <w:rPr>
+          <w:lang w:val="en-GB"/>
+        </w:rPr>
+        <w:t>noise :</w:t>
+      </w:r>
+      <w:proofErr w:type="gramEnd"/>
+      <w:r>
+        <w:rPr>
+          <w:lang w:val="en-GB"/>
+        </w:rPr>
+        <w:t xml:space="preserve">  19 / 20</w:t>
+      </w:r>
+    </w:p>
+    <w:p>
+      <w:pPr>
+        <w:rPr>
+          <w:lang w:val="en-GB"/>
+        </w:rPr>
+      </w:pPr>
+      <w:proofErr w:type="gramStart"/>
+      <w:r>
+        <w:rPr>
+          <w:lang w:val="en-GB"/>
+        </w:rPr>
+        <w:t>mobile :</w:t>
+      </w:r>
+      <w:proofErr w:type="gramEnd"/>
+      <w:r>
+        <w:rPr>
+          <w:lang w:val="en-GB"/>
+        </w:rPr>
+        <w:t xml:space="preserve">  18 / 20</w:t>
+      </w:r>
+    </w:p>
+    <w:p>
+      <w:pPr>
+        <w:rPr>
+          <w:lang w:val="en-GB"/>
+        </w:rPr>
+      </w:pPr>
+      <w:r>
+        <w:rPr>
+          <w:lang w:val="en-GB"/>
+        </w:rPr>
+        <w:t>all:  77 / 80</w:t>
+      </w:r>
+    </w:p>
+    <w:p>
+      <w:pPr>
+        <w:rPr>
+          <w:lang w:val="en-GB"/>
+        </w:rPr>
+      </w:pPr>
+      <w:r>
+        <w:rPr>
+          <w:lang w:val="en-GB"/>
+        </w:rPr>
+        <w:t>time: 553.13s</w:t>
+      </w:r>
+    </w:p>
+    <w:p>
+      <w:pPr>
+        <w:rPr>
+          <w:lang w:val="en-GB"/>
+        </w:rPr>
+      </w:pPr>
+      <w:r>
+        <w:rPr>
+          <w:lang w:val="en-GB"/>
+        </w:rPr>
+        <w:t>time/query: 6.9141s</w:t>
+      </w:r>
+    </w:p>
+    <w:p>
+      <w:pPr>
+        <w:rPr>
+          <w:lang w:val="en-GB"/>
+        </w:rPr>
+      </w:pPr>
+      <w:r>
+        <w:rPr>
+          <w:lang w:val="en-GB"/>
+        </w:rPr>
+        <w:t xml:space="preserve"> </w:t>
+      </w:r>
+    </w:p>
+    <w:p>
+      <w:pPr>
+        <w:rPr>
+          <w:lang w:val="en-GB"/>
+        </w:rPr>
+      </w:pPr>
+      <w:r>
+        <w:rPr>
+          <w:lang w:val="en-GB"/>
+        </w:rPr>
+        <w:t>(11, 15)</w:t>
+      </w:r>
+    </w:p>
+    <w:p>
+      <w:pPr>
+        <w:rPr>
+          <w:lang w:val="en-GB"/>
+        </w:rPr>
+      </w:pPr>
+      <w:proofErr w:type="gramStart"/>
+      <w:r>
+        <w:rPr>
+          <w:lang w:val="en-GB"/>
+        </w:rPr>
+        <w:t>original :</w:t>
+      </w:r>
+      <w:proofErr w:type="gramEnd"/>
+      <w:r>
+        <w:rPr>
+          <w:lang w:val="en-GB"/>
+        </w:rPr>
+        <w:t xml:space="preserve">  20 / 20</w:t>
+      </w:r>
+    </w:p>
+    <w:p>
+      <w:pPr>
+        <w:rPr>
+          <w:lang w:val="en-GB"/>
+        </w:rPr>
+      </w:pPr>
+      <w:proofErr w:type="gramStart"/>
+      <w:r>
+        <w:rPr>
+          <w:lang w:val="en-GB"/>
+        </w:rPr>
+        <w:t>coding :</w:t>
+      </w:r>
+      <w:proofErr w:type="gramEnd"/>
+      <w:r>
+        <w:rPr>
+          <w:lang w:val="en-GB"/>
+        </w:rPr>
+        <w:t xml:space="preserve">  20 / 20</w:t>
+      </w:r>
+    </w:p>
+    <w:p>
+      <w:pPr>
+        <w:rPr>
+          <w:lang w:val="en-GB"/>
+        </w:rPr>
+      </w:pPr>
+      <w:proofErr w:type="gramStart"/>
+      <w:r>
+        <w:rPr>
+          <w:lang w:val="en-GB"/>
+        </w:rPr>
+        <w:t>noise :</w:t>
+      </w:r>
+      <w:proofErr w:type="gramEnd"/>
+      <w:r>
+        <w:rPr>
+          <w:lang w:val="en-GB"/>
+        </w:rPr>
+        <w:t xml:space="preserve">  19 / 20</w:t>
+      </w:r>
+    </w:p>
+    <w:p>
+      <w:pPr>
+        <w:rPr>
+          <w:lang w:val="en-GB"/>
+        </w:rPr>
+      </w:pPr>
+      <w:proofErr w:type="gramStart"/>
+      <w:r>
+        <w:rPr>
+          <w:lang w:val="en-GB"/>
+        </w:rPr>
+        <w:lastRenderedPageBreak/>
+        <w:t>mobile :</w:t>
+      </w:r>
+      <w:proofErr w:type="gramEnd"/>
+      <w:r>
+        <w:rPr>
+          <w:lang w:val="en-GB"/>
+        </w:rPr>
+        <w:t xml:space="preserve">  19 / 20</w:t>
+      </w:r>
+    </w:p>
+    <w:p>
+      <w:pPr>
+        <w:rPr>
+          <w:lang w:val="en-GB"/>
+        </w:rPr>
+      </w:pPr>
+      <w:r>
+        <w:rPr>
+          <w:lang w:val="en-GB"/>
+        </w:rPr>
+        <w:t>all:  78 / 80</w:t>
+      </w:r>
+    </w:p>
+    <w:p>
+      <w:pPr>
+        <w:rPr>
+          <w:lang w:val="en-GB"/>
+        </w:rPr>
+      </w:pPr>
+      <w:r>
+        <w:rPr>
+          <w:lang w:val="en-GB"/>
+        </w:rPr>
+        <w:t>time: 551.24s</w:t>
+      </w:r>
+    </w:p>
+    <w:p>
+      <w:pPr>
+        <w:rPr>
+          <w:lang w:val="en-GB"/>
+        </w:rPr>
+      </w:pPr>
+      <w:r>
+        <w:rPr>
+          <w:lang w:val="en-GB"/>
+        </w:rPr>
+        <w:t>time/query: 6.8905s</w:t>
+      </w:r>
+    </w:p>
+    <w:p>
+      <w:pPr>
+        <w:rPr>
+          <w:lang w:val="en-GB"/>
+        </w:rPr>
+      </w:pPr>
+      <w:r>
+        <w:rPr>
+          <w:lang w:val="en-GB"/>
+        </w:rPr>
+        <w:t xml:space="preserve"> </w:t>
+      </w:r>
+    </w:p>
+    <w:p>
+      <w:pPr>
+        <w:rPr>
+          <w:lang w:val="en-GB"/>
+        </w:rPr>
+      </w:pPr>
+      <w:r>
+        <w:rPr>
+          <w:lang w:val="en-GB"/>
+        </w:rPr>
+        <w:t>(21, 3)</w:t>
+      </w:r>
+    </w:p>
+    <w:p>
+      <w:pPr>
+        <w:rPr>
+          <w:lang w:val="en-GB"/>
+        </w:rPr>
+      </w:pPr>
+      <w:proofErr w:type="gramStart"/>
+      <w:r>
+        <w:rPr>
+          <w:lang w:val="en-GB"/>
+        </w:rPr>
+        <w:t>original :</w:t>
+      </w:r>
+      <w:proofErr w:type="gramEnd"/>
+      <w:r>
+        <w:rPr>
+          <w:lang w:val="en-GB"/>
+        </w:rPr>
+        <w:t xml:space="preserve">  20 / 20</w:t>
+      </w:r>
+    </w:p>
+    <w:p>
+      <w:pPr>
+        <w:rPr>
+          <w:lang w:val="en-GB"/>
+        </w:rPr>
+      </w:pPr>
+      <w:proofErr w:type="gramStart"/>
+      <w:r>
+        <w:rPr>
+          <w:lang w:val="en-GB"/>
+        </w:rPr>
+        <w:t>coding :</w:t>
+      </w:r>
+      <w:proofErr w:type="gramEnd"/>
+      <w:r>
+        <w:rPr>
+          <w:lang w:val="en-GB"/>
+        </w:rPr>
+        <w:t xml:space="preserve">  20 / 20</w:t>
+      </w:r>
+    </w:p>
+    <w:p>
+      <w:pPr>
+        <w:rPr>
+          <w:lang w:val="en-GB"/>
+        </w:rPr>
+      </w:pPr>
+      <w:proofErr w:type="gramStart"/>
+      <w:r>
+        <w:rPr>
+          <w:lang w:val="en-GB"/>
+        </w:rPr>
+        <w:t>noise :</w:t>
+      </w:r>
+      <w:proofErr w:type="gramEnd"/>
+      <w:r>
+        <w:rPr>
+          <w:lang w:val="en-GB"/>
+        </w:rPr>
+        <w:t xml:space="preserve">  19 / 20</w:t>
+      </w:r>
+    </w:p>
+    <w:p>
+      <w:pPr>
+        <w:rPr>
+          <w:lang w:val="en-GB"/>
+        </w:rPr>
+      </w:pPr>
+      <w:proofErr w:type="gramStart"/>
+      <w:r>
+        <w:rPr>
+          <w:lang w:val="en-GB"/>
+        </w:rPr>
+        <w:t>mobile :</w:t>
+      </w:r>
+      <w:proofErr w:type="gramEnd"/>
+      <w:r>
+        <w:rPr>
+          <w:lang w:val="en-GB"/>
+        </w:rPr>
+        <w:t xml:space="preserve">  19 / 20</w:t>
+      </w:r>
+    </w:p>
+    <w:p>
+      <w:pPr>
+        <w:rPr>
+          <w:lang w:val="en-GB"/>
+        </w:rPr>
+      </w:pPr>
+      <w:r>
+        <w:rPr>
+          <w:lang w:val="en-GB"/>
+        </w:rPr>
+        <w:t>all:  78 / 80</w:t>
+      </w:r>
+    </w:p>
+    <w:p>
+      <w:pPr>
+        <w:rPr>
+          <w:lang w:val="en-GB"/>
+        </w:rPr>
+      </w:pPr>
+      <w:r>
+        <w:rPr>
+          <w:lang w:val="en-GB"/>
+        </w:rPr>
+        <w:t>time: 578.17s</w:t>
+      </w:r>
+    </w:p>
+    <w:p>
+      <w:pPr>
+        <w:rPr>
+          <w:lang w:val="en-GB"/>
+        </w:rPr>
+      </w:pPr>
+      <w:r>
+        <w:rPr>
+          <w:lang w:val="en-GB"/>
+        </w:rPr>
+        <w:t>time/query: 7.2271s</w:t>
+      </w:r>
+    </w:p>
+    <w:p>
+      <w:pPr>
+        <w:rPr>
+          <w:lang w:val="en-GB"/>
+        </w:rPr>
+      </w:pPr>
+      <w:r>
+        <w:rPr>
+          <w:lang w:val="en-GB"/>
+        </w:rPr>
+        <w:t xml:space="preserve"> </w:t>
+      </w:r>
+    </w:p>
+    <w:p>
+      <w:pPr>
+        <w:rPr>
+          <w:lang w:val="en-GB"/>
+        </w:rPr>
+      </w:pPr>
+      <w:r>
+        <w:rPr>
+          <w:lang w:val="en-GB"/>
+        </w:rPr>
+        <w:t>(21, 7)</w:t>
+      </w:r>
+    </w:p>
+    <w:p>
+      <w:pPr>
+        <w:rPr>
+          <w:lang w:val="en-GB"/>
+        </w:rPr>
+      </w:pPr>
+      <w:proofErr w:type="gramStart"/>
+      <w:r>
+        <w:rPr>
+          <w:lang w:val="en-GB"/>
+        </w:rPr>
+        <w:t>original :</w:t>
+      </w:r>
+      <w:proofErr w:type="gramEnd"/>
+      <w:r>
+        <w:rPr>
+          <w:lang w:val="en-GB"/>
+        </w:rPr>
+        <w:t xml:space="preserve">  20 / 20</w:t>
+      </w:r>
+    </w:p>
+    <w:p>
+      <w:pPr>
+        <w:rPr>
+          <w:lang w:val="en-GB"/>
+        </w:rPr>
+      </w:pPr>
+      <w:proofErr w:type="gramStart"/>
+      <w:r>
+        <w:rPr>
+          <w:lang w:val="en-GB"/>
+        </w:rPr>
+        <w:t>coding :</w:t>
+      </w:r>
+      <w:proofErr w:type="gramEnd"/>
+      <w:r>
+        <w:rPr>
+          <w:lang w:val="en-GB"/>
+        </w:rPr>
+        <w:t xml:space="preserve">  20 / 20</w:t>
+      </w:r>
+    </w:p>
+    <w:p>
+      <w:pPr>
+        <w:rPr>
+          <w:lang w:val="en-GB"/>
+        </w:rPr>
+      </w:pPr>
+      <w:proofErr w:type="gramStart"/>
+      <w:r>
+        <w:rPr>
+          <w:lang w:val="en-GB"/>
+        </w:rPr>
+        <w:t>noise :</w:t>
+      </w:r>
+      <w:proofErr w:type="gramEnd"/>
+      <w:r>
+        <w:rPr>
+          <w:lang w:val="en-GB"/>
+        </w:rPr>
+        <w:t xml:space="preserve">  19 / 20</w:t>
+      </w:r>
+    </w:p>
+    <w:p>
+      <w:pPr>
+        <w:rPr>
+          <w:lang w:val="en-GB"/>
+        </w:rPr>
+      </w:pPr>
+      <w:proofErr w:type="gramStart"/>
+      <w:r>
+        <w:rPr>
+          <w:lang w:val="en-GB"/>
+        </w:rPr>
+        <w:t>mobile :</w:t>
+      </w:r>
+      <w:proofErr w:type="gramEnd"/>
+      <w:r>
+        <w:rPr>
+          <w:lang w:val="en-GB"/>
+        </w:rPr>
+        <w:t xml:space="preserve">  19 / 20</w:t>
+      </w:r>
+    </w:p>
+    <w:p>
+      <w:pPr>
+        <w:rPr>
+          <w:lang w:val="en-GB"/>
+        </w:rPr>
+      </w:pPr>
+      <w:r>
+        <w:rPr>
+          <w:lang w:val="en-GB"/>
+        </w:rPr>
+        <w:t>all:  78 / 80</w:t>
+      </w:r>
+    </w:p>
+    <w:p>
+      <w:pPr>
+        <w:rPr>
+          <w:lang w:val="en-GB"/>
+        </w:rPr>
+      </w:pPr>
+      <w:r>
+        <w:rPr>
+          <w:lang w:val="en-GB"/>
+        </w:rPr>
+        <w:t>time: 557.05s</w:t>
+      </w:r>
+    </w:p>
+    <w:p>
+      <w:pPr>
+        <w:rPr>
+          <w:lang w:val="en-GB"/>
+        </w:rPr>
+      </w:pPr>
+      <w:r>
+        <w:rPr>
+          <w:lang w:val="en-GB"/>
+        </w:rPr>
+        <w:t>time/query: 6.9631s</w:t>
+      </w:r>
+    </w:p>
+    <w:p>
+      <w:pPr>
+        <w:rPr>
+          <w:lang w:val="en-GB"/>
+        </w:rPr>
+      </w:pPr>
+      <w:r>
+        <w:rPr>
+          <w:lang w:val="en-GB"/>
+        </w:rPr>
+        <w:t xml:space="preserve"> </w:t>
+      </w:r>
+    </w:p>
+    <w:p>
+      <w:pPr>
+        <w:rPr>
+          <w:lang w:val="en-GB"/>
+        </w:rPr>
+      </w:pPr>
+      <w:r>
+        <w:rPr>
+          <w:lang w:val="en-GB"/>
+        </w:rPr>
+        <w:t>(21, 15)</w:t>
+      </w:r>
+    </w:p>
+    <w:p>
+      <w:pPr>
+        <w:rPr>
+          <w:lang w:val="en-GB"/>
+        </w:rPr>
+      </w:pPr>
+      <w:proofErr w:type="gramStart"/>
+      <w:r>
+        <w:rPr>
+          <w:lang w:val="en-GB"/>
+        </w:rPr>
+        <w:t>original :</w:t>
+      </w:r>
+      <w:proofErr w:type="gramEnd"/>
+      <w:r>
+        <w:rPr>
+          <w:lang w:val="en-GB"/>
+        </w:rPr>
+        <w:t xml:space="preserve">  20 / 20</w:t>
+      </w:r>
+    </w:p>
+    <w:p>
+      <w:pPr>
+        <w:rPr>
+          <w:lang w:val="en-GB"/>
+        </w:rPr>
+      </w:pPr>
+      <w:proofErr w:type="gramStart"/>
+      <w:r>
+        <w:rPr>
+          <w:lang w:val="en-GB"/>
+        </w:rPr>
+        <w:t>coding :</w:t>
+      </w:r>
+      <w:proofErr w:type="gramEnd"/>
+      <w:r>
+        <w:rPr>
+          <w:lang w:val="en-GB"/>
+        </w:rPr>
+        <w:t xml:space="preserve">  20 / 20</w:t>
+      </w:r>
+    </w:p>
+    <w:p>
+      <w:pPr>
+        <w:rPr>
+          <w:lang w:val="en-GB"/>
+        </w:rPr>
+      </w:pPr>
+      <w:proofErr w:type="gramStart"/>
+      <w:r>
+        <w:rPr>
+          <w:lang w:val="en-GB"/>
+        </w:rPr>
+        <w:t>noise :</w:t>
+      </w:r>
+      <w:proofErr w:type="gramEnd"/>
+      <w:r>
+        <w:rPr>
+          <w:lang w:val="en-GB"/>
+        </w:rPr>
+        <w:t xml:space="preserve">  20 / 20</w:t>
+      </w:r>
+    </w:p>
+    <w:p>
+      <w:pPr>
+        <w:rPr>
+          <w:lang w:val="en-GB"/>
+        </w:rPr>
+      </w:pPr>
+      <w:proofErr w:type="gramStart"/>
+      <w:r>
+        <w:rPr>
+          <w:lang w:val="en-GB"/>
+        </w:rPr>
+        <w:t>mobile :</w:t>
+      </w:r>
+      <w:proofErr w:type="gramEnd"/>
+      <w:r>
+        <w:rPr>
+          <w:lang w:val="en-GB"/>
+        </w:rPr>
+        <w:t xml:space="preserve">  18 / 20</w:t>
+      </w:r>
+    </w:p>
+    <w:p>
+      <w:pPr>
+        <w:rPr>
+          <w:lang w:val="en-GB"/>
+        </w:rPr>
+      </w:pPr>
+      <w:r>
+        <w:rPr>
+          <w:lang w:val="en-GB"/>
+        </w:rPr>
+        <w:t>all:  78 / 80</w:t>
+      </w:r>
+    </w:p>
+    <w:p>
+      <w:pPr>
+        <w:rPr>
+          <w:lang w:val="en-GB"/>
+        </w:rPr>
+      </w:pPr>
+      <w:r>
+        <w:rPr>
+          <w:lang w:val="en-GB"/>
+        </w:rPr>
+        <w:t>time: 546.58s</w:t>
+      </w:r>
+    </w:p>
+    <w:p>
+      <w:pPr>
+        <w:rPr>
+          <w:lang w:val="en-GB"/>
+        </w:rPr>
+      </w:pPr>
+      <w:r>
+        <w:rPr>
+          <w:lang w:val="en-GB"/>
+        </w:rPr>
+        <w:t>time/query: 6.8323s</w:t>
+      </w:r>
+    </w:p>
+    <w:p>
+      <w:pPr>
+        <w:rPr>
+          <w:lang w:val="en-GB"/>
+        </w:rPr>
+      </w:pPr>
+      <w:r>
+        <w:rPr>
+          <w:lang w:val="en-GB"/>
+        </w:rPr>
+        <w:t xml:space="preserve"> </w:t>
+      </w:r>
+    </w:p>
+    <w:p>
+      <w:pPr>
+        <w:rPr>
+          <w:lang w:val="en-GB"/>
+        </w:rPr>
+      </w:pPr>
+      <w:r>
+        <w:rPr>
+          <w:lang w:val="en-GB"/>
+        </w:rPr>
+        <w:lastRenderedPageBreak/>
+        <w:t>(5, 9)</w:t>
+      </w:r>
+    </w:p>
+    <w:p>
+      <w:pPr>
+        <w:rPr>
+          <w:lang w:val="en-GB"/>
+        </w:rPr>
+      </w:pPr>
+      <w:proofErr w:type="gramStart"/>
+      <w:r>
+        <w:rPr>
+          <w:lang w:val="en-GB"/>
+        </w:rPr>
+        <w:t>original :</w:t>
+      </w:r>
+      <w:proofErr w:type="gramEnd"/>
+      <w:r>
+        <w:rPr>
+          <w:lang w:val="en-GB"/>
+        </w:rPr>
+        <w:t xml:space="preserve">  20 / 20</w:t>
+      </w:r>
+    </w:p>
+    <w:p>
+      <w:pPr>
+        <w:rPr>
+          <w:lang w:val="en-GB"/>
+        </w:rPr>
+      </w:pPr>
+      <w:proofErr w:type="gramStart"/>
+      <w:r>
+        <w:rPr>
+          <w:lang w:val="en-GB"/>
+        </w:rPr>
+        <w:t>coding :</w:t>
+      </w:r>
+      <w:proofErr w:type="gramEnd"/>
+      <w:r>
+        <w:rPr>
+          <w:lang w:val="en-GB"/>
+        </w:rPr>
+        <w:t xml:space="preserve">  20 / 20</w:t>
+      </w:r>
+    </w:p>
+    <w:p>
+      <w:pPr>
+        <w:rPr>
+          <w:lang w:val="en-GB"/>
+        </w:rPr>
+      </w:pPr>
+      <w:proofErr w:type="gramStart"/>
+      <w:r>
+        <w:rPr>
+          <w:lang w:val="en-GB"/>
+        </w:rPr>
+        <w:t>noise :</w:t>
+      </w:r>
+      <w:proofErr w:type="gramEnd"/>
+      <w:r>
+        <w:rPr>
+          <w:lang w:val="en-GB"/>
+        </w:rPr>
+        <w:t xml:space="preserve">  19 / 20</w:t>
+      </w:r>
+    </w:p>
+    <w:p>
+      <w:pPr>
+        <w:rPr>
+          <w:lang w:val="en-GB"/>
+        </w:rPr>
+      </w:pPr>
+      <w:proofErr w:type="gramStart"/>
+      <w:r>
+        <w:rPr>
+          <w:lang w:val="en-GB"/>
+        </w:rPr>
+        <w:t>mobile :</w:t>
+      </w:r>
+      <w:proofErr w:type="gramEnd"/>
+      <w:r>
+        <w:rPr>
+          <w:lang w:val="en-GB"/>
+        </w:rPr>
+        <w:t xml:space="preserve">  17 / 20</w:t>
+      </w:r>
+    </w:p>
+    <w:p>
+      <w:pPr>
+        <w:rPr>
+          <w:lang w:val="en-GB"/>
+        </w:rPr>
+      </w:pPr>
+      <w:r>
+        <w:rPr>
+          <w:lang w:val="en-GB"/>
+        </w:rPr>
+        <w:t>all:  76 / 80</w:t>
+      </w:r>
+    </w:p>
+    <w:p>
+      <w:pPr>
+        <w:rPr>
+          <w:lang w:val="en-GB"/>
+        </w:rPr>
+      </w:pPr>
+      <w:r>
+        <w:rPr>
+          <w:lang w:val="en-GB"/>
+        </w:rPr>
+        <w:t>time: 560.37s</w:t>
+      </w:r>
+    </w:p>
+    <w:p>
+      <w:pPr>
+        <w:rPr>
+          <w:lang w:val="en-GB"/>
+        </w:rPr>
+      </w:pPr>
+      <w:r>
+        <w:rPr>
+          <w:lang w:val="en-GB"/>
+        </w:rPr>
+        <w:t>time/query: 7.0046s</w:t>
+      </w:r>
+    </w:p>
+    <w:p>
+      <w:pPr>
+        <w:rPr>
+          <w:lang w:val="en-GB"/>
+        </w:rPr>
+      </w:pPr>
+      <w:r>
+        <w:rPr>
+          <w:lang w:val="en-GB"/>
+        </w:rPr>
+        <w:t xml:space="preserve"> </w:t>
+      </w:r>
+    </w:p>
+    <w:p>
+      <w:pPr>
+        <w:rPr>
+          <w:lang w:val="en-GB"/>
+        </w:rPr>
+      </w:pPr>
+      <w:r>
+        <w:rPr>
+          <w:lang w:val="en-GB"/>
+        </w:rPr>
+        <w:t>(5, 11)</w:t>
+      </w:r>
+    </w:p>
+    <w:p>
+      <w:pPr>
+        <w:rPr>
+          <w:lang w:val="en-GB"/>
+        </w:rPr>
+      </w:pPr>
+      <w:proofErr w:type="gramStart"/>
+      <w:r>
+        <w:rPr>
+          <w:lang w:val="en-GB"/>
+        </w:rPr>
+        <w:t>original :</w:t>
+      </w:r>
+      <w:proofErr w:type="gramEnd"/>
+      <w:r>
+        <w:rPr>
+          <w:lang w:val="en-GB"/>
+        </w:rPr>
+        <w:t xml:space="preserve">  20 / 20</w:t>
+      </w:r>
+    </w:p>
+    <w:p>
+      <w:pPr>
+        <w:rPr>
+          <w:lang w:val="en-GB"/>
+        </w:rPr>
+      </w:pPr>
+      <w:proofErr w:type="gramStart"/>
+      <w:r>
+        <w:rPr>
+          <w:lang w:val="en-GB"/>
+        </w:rPr>
+        <w:t>coding :</w:t>
+      </w:r>
+      <w:proofErr w:type="gramEnd"/>
+      <w:r>
+        <w:rPr>
+          <w:lang w:val="en-GB"/>
+        </w:rPr>
+        <w:t xml:space="preserve">  20 / 20</w:t>
+      </w:r>
+    </w:p>
+    <w:p>
+      <w:pPr>
+        <w:rPr>
+          <w:lang w:val="en-GB"/>
+        </w:rPr>
+      </w:pPr>
+      <w:proofErr w:type="gramStart"/>
+      <w:r>
+        <w:rPr>
+          <w:lang w:val="en-GB"/>
+        </w:rPr>
+        <w:t>noise :</w:t>
+      </w:r>
+      <w:proofErr w:type="gramEnd"/>
+      <w:r>
+        <w:rPr>
+          <w:lang w:val="en-GB"/>
+        </w:rPr>
+        <w:t xml:space="preserve">  19 / 20</w:t>
+      </w:r>
+    </w:p>
+    <w:p>
+      <w:pPr>
+        <w:rPr>
+          <w:lang w:val="en-GB"/>
+        </w:rPr>
+      </w:pPr>
+      <w:proofErr w:type="gramStart"/>
+      <w:r>
+        <w:rPr>
+          <w:lang w:val="en-GB"/>
+        </w:rPr>
+        <w:t>mobile :</w:t>
+      </w:r>
+      <w:proofErr w:type="gramEnd"/>
+      <w:r>
+        <w:rPr>
+          <w:lang w:val="en-GB"/>
+        </w:rPr>
+        <w:t xml:space="preserve">  17 / 20</w:t>
+      </w:r>
+    </w:p>
+    <w:p>
+      <w:pPr>
+        <w:rPr>
+          <w:lang w:val="en-GB"/>
+        </w:rPr>
+      </w:pPr>
+      <w:r>
+        <w:rPr>
+          <w:lang w:val="en-GB"/>
+        </w:rPr>
+        <w:t>all:  76 / 80</w:t>
+      </w:r>
+    </w:p>
+    <w:p>
+      <w:pPr>
+        <w:rPr>
+          <w:lang w:val="en-GB"/>
+        </w:rPr>
+      </w:pPr>
+      <w:r>
+        <w:rPr>
+          <w:lang w:val="en-GB"/>
+        </w:rPr>
+        <w:t>time: 1355.37s</w:t>
+      </w:r>
+    </w:p>
+    <w:p>
+      <w:pPr>
+        <w:rPr>
+          <w:lang w:val="en-GB"/>
+        </w:rPr>
+      </w:pPr>
+      <w:r>
+        <w:rPr>
+          <w:lang w:val="en-GB"/>
+        </w:rPr>
+        <w:t>time/query: 16.9421s</w:t>
       </w:r>
     </w:p>
     <w:p>
@@ -1334,6 +2957,7 @@
   <w:style w:type="character" w:default="1" w:styleId="Absatz-Standardschriftart">
     <w:name w:val="Default Paragraph Font"/>
     <w:uiPriority w:val="1"/>
+    <w:semiHidden/>
     <w:unhideWhenUsed/>
   </w:style>
   <w:style w:type="table" w:default="1" w:styleId="NormaleTabelle">

--- a/report.docx
+++ b/report.docx
@@ -58,7 +58,19 @@
         <w:rPr>
           <w:lang w:val="en-GB"/>
         </w:rPr>
-        <w:t>We used the database raw_30s_audio-21 which contains 554 songs. From there we randomly selected 20 songs and created the versions original, noise, coding and mobile.</w:t>
+        <w:t xml:space="preserve">We used the database raw_30s_audio-21 </w:t>
+      </w:r>
+      <w:r>
+        <w:rPr>
+          <w:lang w:val="en-GB"/>
+        </w:rPr>
+        <w:t>(low quality version)</w:t>
+      </w:r>
+      <w:r>
+        <w:rPr>
+          <w:lang w:val="en-GB"/>
+        </w:rPr>
+        <w:t xml:space="preserve"> which contains 554 songs. From there we randomly selected 20 songs and created the versions original, noise, coding and mobile.</w:t>
       </w:r>
     </w:p>
     <w:p>
@@ -108,6 +120,12 @@
         </w:rPr>
         <w:t xml:space="preserve">We chose the combinations of the values [5, 11, 21] for κ and [3, 7, 15] for τ. </w:t>
       </w:r>
+      <w:r>
+        <w:rPr>
+          <w:lang w:val="en-GB"/>
+        </w:rPr>
+        <w:t>(Given below as tuples of (κ, τ).)</w:t>
+      </w:r>
     </w:p>
     <w:p>
       <w:pPr>
@@ -120,7 +138,13 @@
         <w:rPr>
           <w:lang w:val="en-GB"/>
         </w:rPr>
-        <w:t>We additionally tested three extra combinations [(5, 9), (5, 11), (7, 7)] to explore different settings.</w:t>
+        <w:t xml:space="preserve">We additionally tested three extra combinations [(5, 9), (5, 11), (7, 7)] to explore different settings. </w:t>
+      </w:r>
+      <w:r>
+        <w:rPr>
+          <w:lang w:val="en-GB"/>
+        </w:rPr>
+        <w:t>As you can see below, they did not yield better results though, as the original settings already produce very good results.</w:t>
       </w:r>
     </w:p>
     <w:p>
@@ -180,25 +204,16 @@
       </w:pPr>
       <w:r>
         <w:rPr>
-          <w:lang w:val="en-GB"/>
-        </w:rPr>
-      </w:r>
-    </w:p>
-    <w:p>
-      <w:pPr>
-        <w:pStyle w:val="Normal"/>
-        <w:rPr>
-          <w:lang w:val="en-GB"/>
-        </w:rPr>
-      </w:pPr>
-      <w:r>
-        <w:rPr>
+          <w:b/>
+          <w:bCs/>
           <w:lang w:val="en-GB"/>
         </w:rPr>
         <w:t xml:space="preserve">Results: </w:t>
       </w:r>
       <w:r>
         <w:rPr>
+          <w:b w:val="false"/>
+          <w:bCs w:val="false"/>
           <w:lang w:val="en-GB"/>
         </w:rPr>
         <w:t>(hits/queries)</w:t>
@@ -224,8 +239,8 @@
         <w:gridCol w:w="1303"/>
         <w:gridCol w:w="1304"/>
         <w:gridCol w:w="1302"/>
-        <w:gridCol w:w="1304"/>
-        <w:gridCol w:w="1302"/>
+        <w:gridCol w:w="1305"/>
+        <w:gridCol w:w="1301"/>
       </w:tblGrid>
       <w:tr>
         <w:trPr>
@@ -356,7 +371,7 @@
         </w:tc>
         <w:tc>
           <w:tcPr>
-            <w:tcW w:w="1304" w:type="dxa"/>
+            <w:tcW w:w="1305" w:type="dxa"/>
             <w:tcBorders>
               <w:top w:val="single" w:sz="6" w:space="0" w:color="000000"/>
               <w:left w:val="single" w:sz="6" w:space="0" w:color="000000"/>
@@ -382,7 +397,7 @@
         </w:tc>
         <w:tc>
           <w:tcPr>
-            <w:tcW w:w="1302" w:type="dxa"/>
+            <w:tcW w:w="1301" w:type="dxa"/>
             <w:tcBorders>
               <w:top w:val="single" w:sz="6" w:space="0" w:color="000000"/>
               <w:left w:val="single" w:sz="6" w:space="0" w:color="000000"/>
@@ -543,7 +558,7 @@
         </w:tc>
         <w:tc>
           <w:tcPr>
-            <w:tcW w:w="1304" w:type="dxa"/>
+            <w:tcW w:w="1305" w:type="dxa"/>
             <w:tcBorders>
               <w:top w:val="single" w:sz="6" w:space="0" w:color="000000"/>
               <w:left w:val="single" w:sz="6" w:space="0" w:color="000000"/>
@@ -569,7 +584,7 @@
         </w:tc>
         <w:tc>
           <w:tcPr>
-            <w:tcW w:w="1302" w:type="dxa"/>
+            <w:tcW w:w="1301" w:type="dxa"/>
             <w:tcBorders>
               <w:top w:val="single" w:sz="6" w:space="0" w:color="000000"/>
               <w:left w:val="single" w:sz="6" w:space="0" w:color="000000"/>
@@ -729,7 +744,7 @@
         </w:tc>
         <w:tc>
           <w:tcPr>
-            <w:tcW w:w="1304" w:type="dxa"/>
+            <w:tcW w:w="1305" w:type="dxa"/>
             <w:tcBorders>
               <w:top w:val="single" w:sz="6" w:space="0" w:color="000000"/>
               <w:left w:val="single" w:sz="6" w:space="0" w:color="000000"/>
@@ -755,7 +770,7 @@
         </w:tc>
         <w:tc>
           <w:tcPr>
-            <w:tcW w:w="1302" w:type="dxa"/>
+            <w:tcW w:w="1301" w:type="dxa"/>
             <w:tcBorders>
               <w:top w:val="single" w:sz="6" w:space="0" w:color="000000"/>
               <w:left w:val="single" w:sz="6" w:space="0" w:color="000000"/>
@@ -915,7 +930,7 @@
         </w:tc>
         <w:tc>
           <w:tcPr>
-            <w:tcW w:w="1304" w:type="dxa"/>
+            <w:tcW w:w="1305" w:type="dxa"/>
             <w:tcBorders>
               <w:top w:val="single" w:sz="6" w:space="0" w:color="000000"/>
               <w:left w:val="single" w:sz="6" w:space="0" w:color="000000"/>
@@ -941,7 +956,7 @@
         </w:tc>
         <w:tc>
           <w:tcPr>
-            <w:tcW w:w="1302" w:type="dxa"/>
+            <w:tcW w:w="1301" w:type="dxa"/>
             <w:tcBorders>
               <w:top w:val="single" w:sz="6" w:space="0" w:color="000000"/>
               <w:left w:val="single" w:sz="6" w:space="0" w:color="000000"/>
@@ -1101,7 +1116,7 @@
         </w:tc>
         <w:tc>
           <w:tcPr>
-            <w:tcW w:w="1304" w:type="dxa"/>
+            <w:tcW w:w="1305" w:type="dxa"/>
             <w:tcBorders>
               <w:top w:val="single" w:sz="6" w:space="0" w:color="000000"/>
               <w:left w:val="single" w:sz="6" w:space="0" w:color="000000"/>
@@ -1127,7 +1142,7 @@
         </w:tc>
         <w:tc>
           <w:tcPr>
-            <w:tcW w:w="1302" w:type="dxa"/>
+            <w:tcW w:w="1301" w:type="dxa"/>
             <w:tcBorders>
               <w:top w:val="single" w:sz="6" w:space="0" w:color="000000"/>
               <w:left w:val="single" w:sz="6" w:space="0" w:color="000000"/>
@@ -1287,7 +1302,7 @@
         </w:tc>
         <w:tc>
           <w:tcPr>
-            <w:tcW w:w="1304" w:type="dxa"/>
+            <w:tcW w:w="1305" w:type="dxa"/>
             <w:tcBorders>
               <w:top w:val="single" w:sz="6" w:space="0" w:color="000000"/>
               <w:left w:val="single" w:sz="6" w:space="0" w:color="000000"/>
@@ -1313,7 +1328,7 @@
         </w:tc>
         <w:tc>
           <w:tcPr>
-            <w:tcW w:w="1302" w:type="dxa"/>
+            <w:tcW w:w="1301" w:type="dxa"/>
             <w:tcBorders>
               <w:top w:val="single" w:sz="6" w:space="0" w:color="000000"/>
               <w:left w:val="single" w:sz="6" w:space="0" w:color="000000"/>
@@ -1473,7 +1488,7 @@
         </w:tc>
         <w:tc>
           <w:tcPr>
-            <w:tcW w:w="1304" w:type="dxa"/>
+            <w:tcW w:w="1305" w:type="dxa"/>
             <w:tcBorders>
               <w:top w:val="single" w:sz="6" w:space="0" w:color="000000"/>
               <w:left w:val="single" w:sz="6" w:space="0" w:color="000000"/>
@@ -1499,7 +1514,7 @@
         </w:tc>
         <w:tc>
           <w:tcPr>
-            <w:tcW w:w="1302" w:type="dxa"/>
+            <w:tcW w:w="1301" w:type="dxa"/>
             <w:tcBorders>
               <w:top w:val="single" w:sz="6" w:space="0" w:color="000000"/>
               <w:left w:val="single" w:sz="6" w:space="0" w:color="000000"/>
@@ -1659,7 +1674,7 @@
         </w:tc>
         <w:tc>
           <w:tcPr>
-            <w:tcW w:w="1304" w:type="dxa"/>
+            <w:tcW w:w="1305" w:type="dxa"/>
             <w:tcBorders>
               <w:top w:val="single" w:sz="6" w:space="0" w:color="000000"/>
               <w:left w:val="single" w:sz="6" w:space="0" w:color="000000"/>
@@ -1685,7 +1700,7 @@
         </w:tc>
         <w:tc>
           <w:tcPr>
-            <w:tcW w:w="1302" w:type="dxa"/>
+            <w:tcW w:w="1301" w:type="dxa"/>
             <w:tcBorders>
               <w:top w:val="single" w:sz="6" w:space="0" w:color="000000"/>
               <w:left w:val="single" w:sz="6" w:space="0" w:color="000000"/>
@@ -1845,7 +1860,7 @@
         </w:tc>
         <w:tc>
           <w:tcPr>
-            <w:tcW w:w="1304" w:type="dxa"/>
+            <w:tcW w:w="1305" w:type="dxa"/>
             <w:tcBorders>
               <w:top w:val="single" w:sz="6" w:space="0" w:color="000000"/>
               <w:left w:val="single" w:sz="6" w:space="0" w:color="000000"/>
@@ -1871,7 +1886,7 @@
         </w:tc>
         <w:tc>
           <w:tcPr>
-            <w:tcW w:w="1302" w:type="dxa"/>
+            <w:tcW w:w="1301" w:type="dxa"/>
             <w:tcBorders>
               <w:top w:val="single" w:sz="6" w:space="0" w:color="000000"/>
               <w:left w:val="single" w:sz="6" w:space="0" w:color="000000"/>
@@ -2031,7 +2046,7 @@
         </w:tc>
         <w:tc>
           <w:tcPr>
-            <w:tcW w:w="1304" w:type="dxa"/>
+            <w:tcW w:w="1305" w:type="dxa"/>
             <w:tcBorders>
               <w:top w:val="single" w:sz="6" w:space="0" w:color="000000"/>
               <w:left w:val="single" w:sz="6" w:space="0" w:color="000000"/>
@@ -2057,7 +2072,7 @@
         </w:tc>
         <w:tc>
           <w:tcPr>
-            <w:tcW w:w="1302" w:type="dxa"/>
+            <w:tcW w:w="1301" w:type="dxa"/>
             <w:tcBorders>
               <w:top w:val="single" w:sz="6" w:space="0" w:color="000000"/>
               <w:left w:val="single" w:sz="6" w:space="0" w:color="000000"/>
@@ -2217,7 +2232,7 @@
         </w:tc>
         <w:tc>
           <w:tcPr>
-            <w:tcW w:w="1304" w:type="dxa"/>
+            <w:tcW w:w="1305" w:type="dxa"/>
             <w:tcBorders>
               <w:top w:val="single" w:sz="6" w:space="0" w:color="000000"/>
               <w:left w:val="single" w:sz="6" w:space="0" w:color="000000"/>
@@ -2243,7 +2258,7 @@
         </w:tc>
         <w:tc>
           <w:tcPr>
-            <w:tcW w:w="1302" w:type="dxa"/>
+            <w:tcW w:w="1301" w:type="dxa"/>
             <w:tcBorders>
               <w:top w:val="single" w:sz="6" w:space="0" w:color="000000"/>
               <w:left w:val="single" w:sz="6" w:space="0" w:color="000000"/>
@@ -2403,7 +2418,7 @@
         </w:tc>
         <w:tc>
           <w:tcPr>
-            <w:tcW w:w="1304" w:type="dxa"/>
+            <w:tcW w:w="1305" w:type="dxa"/>
             <w:tcBorders>
               <w:top w:val="single" w:sz="6" w:space="0" w:color="000000"/>
               <w:left w:val="single" w:sz="6" w:space="0" w:color="000000"/>
@@ -2429,7 +2444,7 @@
         </w:tc>
         <w:tc>
           <w:tcPr>
-            <w:tcW w:w="1302" w:type="dxa"/>
+            <w:tcW w:w="1301" w:type="dxa"/>
             <w:tcBorders>
               <w:top w:val="single" w:sz="6" w:space="0" w:color="000000"/>
               <w:left w:val="single" w:sz="6" w:space="0" w:color="000000"/>
@@ -2589,7 +2604,7 @@
         </w:tc>
         <w:tc>
           <w:tcPr>
-            <w:tcW w:w="1304" w:type="dxa"/>
+            <w:tcW w:w="1305" w:type="dxa"/>
             <w:tcBorders>
               <w:top w:val="single" w:sz="6" w:space="0" w:color="000000"/>
               <w:left w:val="single" w:sz="6" w:space="0" w:color="000000"/>
@@ -2615,7 +2630,7 @@
         </w:tc>
         <w:tc>
           <w:tcPr>
-            <w:tcW w:w="1302" w:type="dxa"/>
+            <w:tcW w:w="1301" w:type="dxa"/>
             <w:tcBorders>
               <w:top w:val="single" w:sz="6" w:space="0" w:color="000000"/>
               <w:left w:val="single" w:sz="6" w:space="0" w:color="000000"/>
@@ -2665,61 +2680,7 @@
         <w:rPr>
           <w:lang w:val="en-GB"/>
         </w:rPr>
-        <w:t>Each of o</w:t>
-      </w:r>
-      <w:r>
-        <w:rPr>
-          <w:lang w:val="en-GB"/>
-        </w:rPr>
-        <w:t>ur queries take</w:t>
-      </w:r>
-      <w:r>
-        <w:rPr>
-          <w:lang w:val="en-GB"/>
-        </w:rPr>
-        <w:t>s</w:t>
-      </w:r>
-      <w:r>
-        <w:rPr>
-          <w:lang w:val="en-GB"/>
-        </w:rPr>
-        <w:t xml:space="preserve"> </w:t>
-      </w:r>
-      <w:r>
-        <w:rPr>
-          <w:lang w:val="en-GB"/>
-        </w:rPr>
-        <w:t xml:space="preserve">on average </w:t>
-      </w:r>
-      <w:r>
-        <w:rPr>
-          <w:lang w:val="en-GB"/>
-        </w:rPr>
-        <w:t xml:space="preserve">around 7s to </w:t>
-      </w:r>
-      <w:r>
-        <w:rPr>
-          <w:lang w:val="en-GB"/>
-        </w:rPr>
-        <w:t>execute</w:t>
-      </w:r>
-      <w:r>
-        <w:rPr>
-          <w:lang w:val="en-GB"/>
-        </w:rPr>
-        <w:t xml:space="preserve"> and </w:t>
-      </w:r>
-      <w:r>
-        <w:rPr>
-          <w:lang w:val="en-GB"/>
-        </w:rPr>
-        <w:t>can have</w:t>
-      </w:r>
-      <w:r>
-        <w:rPr>
-          <w:lang w:val="en-GB"/>
-        </w:rPr>
-        <w:t xml:space="preserve"> an accuracy of 100% with the right settings.</w:t>
+        <w:t>Each of our queries takes on average around 7s to execute and can have an accuracy of 100% with the right settings.</w:t>
       </w:r>
     </w:p>
     <w:p>
@@ -2733,7 +2694,25 @@
         <w:rPr>
           <w:lang w:val="en-GB"/>
         </w:rPr>
-        <w:t>The best results are with the setting (5, 7).</w:t>
+        <w:t>The best results are with the setting (</w:t>
+      </w:r>
+      <w:r>
+        <w:rPr>
+          <w:lang w:val="en-GB"/>
+        </w:rPr>
+        <w:t>11</w:t>
+      </w:r>
+      <w:r>
+        <w:rPr>
+          <w:lang w:val="en-GB"/>
+        </w:rPr>
+        <w:t xml:space="preserve">, 7), </w:t>
+      </w:r>
+      <w:r>
+        <w:rPr>
+          <w:lang w:val="en-GB"/>
+        </w:rPr>
+        <w:t>as it takes the least amount of time. But the differences are so small that (5, 7), (5, 15), (11, 15), and (21, 15) are also good choices.</w:t>
       </w:r>
     </w:p>
     <w:p>
@@ -2747,25 +2726,7 @@
         <w:rPr>
           <w:lang w:val="en-GB"/>
         </w:rPr>
-        <w:t xml:space="preserve">Track 117221 is the hardest to identify because its first 30 seconds contain very few prominent features. This is especially difficult for the noise </w:t>
-      </w:r>
-      <w:r>
-        <w:rPr>
-          <w:lang w:val="en-GB"/>
-        </w:rPr>
-        <w:t xml:space="preserve">and mobile </w:t>
-      </w:r>
-      <w:r>
-        <w:rPr>
-          <w:lang w:val="en-GB"/>
-        </w:rPr>
-        <w:t xml:space="preserve">queries, where the added noise dominates the signal. </w:t>
-      </w:r>
-      <w:r>
-        <w:rPr>
-          <w:lang w:val="en-GB"/>
-        </w:rPr>
-        <w:t>This explains why these versions have worse results.</w:t>
+        <w:t>Track 117221 is the hardest to identify because its first 30 seconds contain very few prominent features. This is especially difficult for the noise and mobile queries, where the added noise dominates the signal. This explains why these versions have worse results.</w:t>
       </w:r>
     </w:p>
     <w:p>
@@ -2810,13 +2771,7 @@
         <w:rPr>
           <w:lang w:val="en-GB"/>
         </w:rPr>
-        <w:t>Adjusting the Delta</w:t>
-      </w:r>
-      <w:r>
-        <w:rPr>
-          <w:lang w:val="en-GB"/>
-        </w:rPr>
-        <w:t xml:space="preserve"> parameter in </w:t>
+        <w:t xml:space="preserve">Adjusting the Delta parameter in </w:t>
       </w:r>
       <w:r>
         <w:rPr>
@@ -2847,19 +2802,7 @@
         <w:rPr>
           <w:lang w:val="en-GB"/>
         </w:rPr>
-        <w:t xml:space="preserve">Increasing H in compute_spectrogram, which reduced computation by lowering time resolution (fewer frames). Doubling it has almost no change in the results but increasing it by a higher factor </w:t>
-      </w:r>
-      <w:r>
-        <w:rPr>
-          <w:lang w:val="en-GB"/>
-        </w:rPr>
-        <w:t xml:space="preserve">would </w:t>
-      </w:r>
-      <w:r>
-        <w:rPr>
-          <w:lang w:val="en-GB"/>
-        </w:rPr>
-        <w:t>lead to fewer hits.</w:t>
+        <w:t>Increasing H in compute_spectrogram, which reduced computation by lowering time resolution (fewer frames). Doubling it has almost no change in the results but increasing it by a higher factor would lead to fewer hits.</w:t>
       </w:r>
     </w:p>
     <w:p>
@@ -2903,7 +2846,13 @@
         <w:rPr>
           <w:lang w:val="en-GB"/>
         </w:rPr>
-        <w:t>). This reduces the execution time from over an hour to just a few minutes.</w:t>
+        <w:t xml:space="preserve">). This </w:t>
+      </w:r>
+      <w:r>
+        <w:rPr>
+          <w:lang w:val="en-GB"/>
+        </w:rPr>
+        <w:t>has a big impact on execution time.</w:t>
       </w:r>
     </w:p>
     <w:p>
@@ -2914,7 +2863,9 @@
         </w:rPr>
       </w:pPr>
       <w:r>
-        <w:rPr/>
+        <w:rPr>
+          <w:lang w:val="en-GB"/>
+        </w:rPr>
       </w:r>
     </w:p>
     <w:p>
@@ -2926,7 +2877,9 @@
         </w:rPr>
       </w:pPr>
       <w:r>
-        <w:rPr/>
+        <w:rPr>
+          <w:lang w:val="en-GB"/>
+        </w:rPr>
       </w:r>
     </w:p>
     <w:sectPr>
@@ -3336,7 +3289,7 @@
   <w:docDefaults>
     <w:rPrDefault>
       <w:rPr>
-        <w:rFonts w:ascii="Aptos" w:hAnsi="Aptos" w:eastAsia="Aptos" w:cs="Arial" w:asciiTheme="minorHAnsi" w:cstheme="minorBidi" w:eastAsiaTheme="minorHAnsi" w:hAnsiTheme="minorHAnsi"/>
+        <w:rFonts w:ascii="Aptos" w:hAnsi="Aptos" w:eastAsia="Aptos" w:cs="" w:asciiTheme="minorHAnsi" w:cstheme="minorBidi" w:eastAsiaTheme="minorHAnsi" w:hAnsiTheme="minorHAnsi"/>
         <w:kern w:val="2"/>
         <w:sz w:val="22"/>
         <w:szCs w:val="22"/>
@@ -3733,12 +3686,13 @@
     <w:qFormat/>
     <w:pPr>
       <w:widowControl/>
+      <w:suppressAutoHyphens w:val="true"/>
       <w:bidi w:val="0"/>
       <w:spacing w:lineRule="auto" w:line="259" w:before="0" w:after="160"/>
       <w:jc w:val="left"/>
     </w:pPr>
     <w:rPr>
-      <w:rFonts w:ascii="Aptos" w:hAnsi="Aptos" w:eastAsia="Aptos" w:cs="Arial" w:asciiTheme="minorHAnsi" w:cstheme="minorBidi" w:eastAsiaTheme="minorHAnsi" w:hAnsiTheme="minorHAnsi"/>
+      <w:rFonts w:ascii="Aptos" w:hAnsi="Aptos" w:eastAsia="Aptos" w:cs="" w:asciiTheme="minorHAnsi" w:cstheme="minorBidi" w:eastAsiaTheme="minorHAnsi" w:hAnsiTheme="minorHAnsi"/>
       <w:color w:val="auto"/>
       <w:kern w:val="2"/>
       <w:sz w:val="22"/>
@@ -3762,7 +3716,7 @@
       <w:outlineLvl w:val="0"/>
     </w:pPr>
     <w:rPr>
-      <w:rFonts w:ascii="Aptos Display" w:hAnsi="Aptos Display" w:eastAsia="游ゴシック Light" w:cs="Times New Roman" w:asciiTheme="majorHAnsi" w:cstheme="majorBidi" w:eastAsiaTheme="majorEastAsia" w:hAnsiTheme="majorHAnsi"/>
+      <w:rFonts w:ascii="Aptos Display" w:hAnsi="Aptos Display" w:eastAsia="" w:cs="" w:asciiTheme="majorHAnsi" w:cstheme="majorBidi" w:eastAsiaTheme="majorEastAsia" w:hAnsiTheme="majorHAnsi"/>
       <w:color w:themeColor="accent1" w:themeShade="bf" w:val="0F4761"/>
       <w:sz w:val="40"/>
       <w:szCs w:val="40"/>
@@ -3785,7 +3739,7 @@
       <w:outlineLvl w:val="1"/>
     </w:pPr>
     <w:rPr>
-      <w:rFonts w:ascii="Aptos Display" w:hAnsi="Aptos Display" w:eastAsia="游ゴシック Light" w:cs="Times New Roman" w:asciiTheme="majorHAnsi" w:cstheme="majorBidi" w:eastAsiaTheme="majorEastAsia" w:hAnsiTheme="majorHAnsi"/>
+      <w:rFonts w:ascii="Aptos Display" w:hAnsi="Aptos Display" w:eastAsia="" w:cs="" w:asciiTheme="majorHAnsi" w:cstheme="majorBidi" w:eastAsiaTheme="majorEastAsia" w:hAnsiTheme="majorHAnsi"/>
       <w:color w:themeColor="accent1" w:themeShade="bf" w:val="0F4761"/>
       <w:sz w:val="32"/>
       <w:szCs w:val="32"/>
@@ -3808,7 +3762,7 @@
       <w:outlineLvl w:val="2"/>
     </w:pPr>
     <w:rPr>
-      <w:rFonts w:eastAsia="游ゴシック Light" w:cs="Times New Roman" w:cstheme="majorBidi" w:eastAsiaTheme="majorEastAsia"/>
+      <w:rFonts w:eastAsia="" w:cs="" w:cstheme="majorBidi" w:eastAsiaTheme="majorEastAsia"/>
       <w:color w:themeColor="accent1" w:themeShade="bf" w:val="0F4761"/>
       <w:sz w:val="28"/>
       <w:szCs w:val="28"/>
@@ -3831,7 +3785,7 @@
       <w:outlineLvl w:val="3"/>
     </w:pPr>
     <w:rPr>
-      <w:rFonts w:eastAsia="游ゴシック Light" w:cs="Times New Roman" w:cstheme="majorBidi" w:eastAsiaTheme="majorEastAsia"/>
+      <w:rFonts w:eastAsia="" w:cs="" w:cstheme="majorBidi" w:eastAsiaTheme="majorEastAsia"/>
       <w:i/>
       <w:iCs/>
       <w:color w:themeColor="accent1" w:themeShade="bf" w:val="0F4761"/>
@@ -3854,7 +3808,7 @@
       <w:outlineLvl w:val="4"/>
     </w:pPr>
     <w:rPr>
-      <w:rFonts w:eastAsia="游ゴシック Light" w:cs="Times New Roman" w:cstheme="majorBidi" w:eastAsiaTheme="majorEastAsia"/>
+      <w:rFonts w:eastAsia="" w:cs="" w:cstheme="majorBidi" w:eastAsiaTheme="majorEastAsia"/>
       <w:color w:themeColor="accent1" w:themeShade="bf" w:val="0F4761"/>
     </w:rPr>
   </w:style>
@@ -3875,7 +3829,7 @@
       <w:outlineLvl w:val="5"/>
     </w:pPr>
     <w:rPr>
-      <w:rFonts w:eastAsia="游ゴシック Light" w:cs="Times New Roman" w:cstheme="majorBidi" w:eastAsiaTheme="majorEastAsia"/>
+      <w:rFonts w:eastAsia="" w:cs="" w:cstheme="majorBidi" w:eastAsiaTheme="majorEastAsia"/>
       <w:i/>
       <w:iCs/>
       <w:color w:themeColor="text1" w:themeTint="a6" w:val="595959"/>
@@ -3898,7 +3852,7 @@
       <w:outlineLvl w:val="6"/>
     </w:pPr>
     <w:rPr>
-      <w:rFonts w:eastAsia="游ゴシック Light" w:cs="Times New Roman" w:cstheme="majorBidi" w:eastAsiaTheme="majorEastAsia"/>
+      <w:rFonts w:eastAsia="" w:cs="" w:cstheme="majorBidi" w:eastAsiaTheme="majorEastAsia"/>
       <w:color w:themeColor="text1" w:themeTint="a6" w:val="595959"/>
     </w:rPr>
   </w:style>
@@ -3919,7 +3873,7 @@
       <w:outlineLvl w:val="7"/>
     </w:pPr>
     <w:rPr>
-      <w:rFonts w:eastAsia="游ゴシック Light" w:cs="Times New Roman" w:cstheme="majorBidi" w:eastAsiaTheme="majorEastAsia"/>
+      <w:rFonts w:eastAsia="" w:cs="" w:cstheme="majorBidi" w:eastAsiaTheme="majorEastAsia"/>
       <w:i/>
       <w:iCs/>
       <w:color w:themeColor="text1" w:themeTint="d8" w:val="272727"/>
@@ -3942,7 +3896,7 @@
       <w:outlineLvl w:val="8"/>
     </w:pPr>
     <w:rPr>
-      <w:rFonts w:eastAsia="游ゴシック Light" w:cs="Times New Roman" w:cstheme="majorBidi" w:eastAsiaTheme="majorEastAsia"/>
+      <w:rFonts w:eastAsia="" w:cs="" w:cstheme="majorBidi" w:eastAsiaTheme="majorEastAsia"/>
       <w:color w:themeColor="text1" w:themeTint="d8" w:val="272727"/>
     </w:rPr>
   </w:style>
@@ -3961,7 +3915,7 @@
     <w:qFormat/>
     <w:rsid w:val="0003702e"/>
     <w:rPr>
-      <w:rFonts w:ascii="Aptos Display" w:hAnsi="Aptos Display" w:eastAsia="游ゴシック Light" w:cs="Times New Roman" w:asciiTheme="majorHAnsi" w:cstheme="majorBidi" w:eastAsiaTheme="majorEastAsia" w:hAnsiTheme="majorHAnsi"/>
+      <w:rFonts w:ascii="Aptos Display" w:hAnsi="Aptos Display" w:eastAsia="" w:cs="" w:asciiTheme="majorHAnsi" w:cstheme="majorBidi" w:eastAsiaTheme="majorEastAsia" w:hAnsiTheme="majorHAnsi"/>
       <w:color w:themeColor="accent1" w:themeShade="bf" w:val="0F4761"/>
       <w:sz w:val="40"/>
       <w:szCs w:val="40"/>
@@ -3976,7 +3930,7 @@
     <w:qFormat/>
     <w:rsid w:val="0003702e"/>
     <w:rPr>
-      <w:rFonts w:ascii="Aptos Display" w:hAnsi="Aptos Display" w:eastAsia="游ゴシック Light" w:cs="Times New Roman" w:asciiTheme="majorHAnsi" w:cstheme="majorBidi" w:eastAsiaTheme="majorEastAsia" w:hAnsiTheme="majorHAnsi"/>
+      <w:rFonts w:ascii="Aptos Display" w:hAnsi="Aptos Display" w:eastAsia="" w:cs="" w:asciiTheme="majorHAnsi" w:cstheme="majorBidi" w:eastAsiaTheme="majorEastAsia" w:hAnsiTheme="majorHAnsi"/>
       <w:color w:themeColor="accent1" w:themeShade="bf" w:val="0F4761"/>
       <w:sz w:val="32"/>
       <w:szCs w:val="32"/>
@@ -3991,7 +3945,7 @@
     <w:qFormat/>
     <w:rsid w:val="0003702e"/>
     <w:rPr>
-      <w:rFonts w:eastAsia="游ゴシック Light" w:cs="Times New Roman" w:cstheme="majorBidi" w:eastAsiaTheme="majorEastAsia"/>
+      <w:rFonts w:eastAsia="" w:cs="" w:cstheme="majorBidi" w:eastAsiaTheme="majorEastAsia"/>
       <w:color w:themeColor="accent1" w:themeShade="bf" w:val="0F4761"/>
       <w:sz w:val="28"/>
       <w:szCs w:val="28"/>
@@ -4006,7 +3960,7 @@
     <w:qFormat/>
     <w:rsid w:val="0003702e"/>
     <w:rPr>
-      <w:rFonts w:eastAsia="游ゴシック Light" w:cs="Times New Roman" w:cstheme="majorBidi" w:eastAsiaTheme="majorEastAsia"/>
+      <w:rFonts w:eastAsia="" w:cs="" w:cstheme="majorBidi" w:eastAsiaTheme="majorEastAsia"/>
       <w:i/>
       <w:iCs/>
       <w:color w:themeColor="accent1" w:themeShade="bf" w:val="0F4761"/>
@@ -4021,7 +3975,7 @@
     <w:qFormat/>
     <w:rsid w:val="0003702e"/>
     <w:rPr>
-      <w:rFonts w:eastAsia="游ゴシック Light" w:cs="Times New Roman" w:cstheme="majorBidi" w:eastAsiaTheme="majorEastAsia"/>
+      <w:rFonts w:eastAsia="" w:cs="" w:cstheme="majorBidi" w:eastAsiaTheme="majorEastAsia"/>
       <w:color w:themeColor="accent1" w:themeShade="bf" w:val="0F4761"/>
     </w:rPr>
   </w:style>
@@ -4034,7 +3988,7 @@
     <w:qFormat/>
     <w:rsid w:val="0003702e"/>
     <w:rPr>
-      <w:rFonts w:eastAsia="游ゴシック Light" w:cs="Times New Roman" w:cstheme="majorBidi" w:eastAsiaTheme="majorEastAsia"/>
+      <w:rFonts w:eastAsia="" w:cs="" w:cstheme="majorBidi" w:eastAsiaTheme="majorEastAsia"/>
       <w:i/>
       <w:iCs/>
       <w:color w:themeColor="text1" w:themeTint="a6" w:val="595959"/>
@@ -4049,7 +4003,7 @@
     <w:qFormat/>
     <w:rsid w:val="0003702e"/>
     <w:rPr>
-      <w:rFonts w:eastAsia="游ゴシック Light" w:cs="Times New Roman" w:cstheme="majorBidi" w:eastAsiaTheme="majorEastAsia"/>
+      <w:rFonts w:eastAsia="" w:cs="" w:cstheme="majorBidi" w:eastAsiaTheme="majorEastAsia"/>
       <w:color w:themeColor="text1" w:themeTint="a6" w:val="595959"/>
     </w:rPr>
   </w:style>
@@ -4062,7 +4016,7 @@
     <w:qFormat/>
     <w:rsid w:val="0003702e"/>
     <w:rPr>
-      <w:rFonts w:eastAsia="游ゴシック Light" w:cs="Times New Roman" w:cstheme="majorBidi" w:eastAsiaTheme="majorEastAsia"/>
+      <w:rFonts w:eastAsia="" w:cs="" w:cstheme="majorBidi" w:eastAsiaTheme="majorEastAsia"/>
       <w:i/>
       <w:iCs/>
       <w:color w:themeColor="text1" w:themeTint="d8" w:val="272727"/>
@@ -4077,7 +4031,7 @@
     <w:qFormat/>
     <w:rsid w:val="0003702e"/>
     <w:rPr>
-      <w:rFonts w:eastAsia="游ゴシック Light" w:cs="Times New Roman" w:cstheme="majorBidi" w:eastAsiaTheme="majorEastAsia"/>
+      <w:rFonts w:eastAsia="" w:cs="" w:cstheme="majorBidi" w:eastAsiaTheme="majorEastAsia"/>
       <w:color w:themeColor="text1" w:themeTint="d8" w:val="272727"/>
     </w:rPr>
   </w:style>
@@ -4089,7 +4043,7 @@
     <w:qFormat/>
     <w:rsid w:val="0003702e"/>
     <w:rPr>
-      <w:rFonts w:ascii="Aptos Display" w:hAnsi="Aptos Display" w:eastAsia="游ゴシック Light" w:cs="Times New Roman" w:asciiTheme="majorHAnsi" w:cstheme="majorBidi" w:eastAsiaTheme="majorEastAsia" w:hAnsiTheme="majorHAnsi"/>
+      <w:rFonts w:ascii="Aptos Display" w:hAnsi="Aptos Display" w:eastAsia="" w:cs="" w:asciiTheme="majorHAnsi" w:cstheme="majorBidi" w:eastAsiaTheme="majorEastAsia" w:hAnsiTheme="majorHAnsi"/>
       <w:spacing w:val="-10"/>
       <w:kern w:val="2"/>
       <w:sz w:val="56"/>
@@ -4104,7 +4058,7 @@
     <w:qFormat/>
     <w:rsid w:val="0003702e"/>
     <w:rPr>
-      <w:rFonts w:eastAsia="游ゴシック Light" w:cs="Times New Roman" w:cstheme="majorBidi" w:eastAsiaTheme="majorEastAsia"/>
+      <w:rFonts w:eastAsia="" w:cs="" w:cstheme="majorBidi" w:eastAsiaTheme="majorEastAsia"/>
       <w:color w:themeColor="text1" w:themeTint="a6" w:val="595959"/>
       <w:spacing w:val="15"/>
       <w:sz w:val="28"/>
@@ -4255,7 +4209,7 @@
       <w:contextualSpacing/>
     </w:pPr>
     <w:rPr>
-      <w:rFonts w:ascii="Aptos Display" w:hAnsi="Aptos Display" w:eastAsia="游ゴシック Light" w:cs="Times New Roman" w:asciiTheme="majorHAnsi" w:cstheme="majorBidi" w:eastAsiaTheme="majorEastAsia" w:hAnsiTheme="majorHAnsi"/>
+      <w:rFonts w:ascii="Aptos Display" w:hAnsi="Aptos Display" w:eastAsia="" w:cs="" w:asciiTheme="majorHAnsi" w:cstheme="majorBidi" w:eastAsiaTheme="majorEastAsia" w:hAnsiTheme="majorHAnsi"/>
       <w:spacing w:val="-10"/>
       <w:kern w:val="2"/>
       <w:sz w:val="56"/>
@@ -4272,7 +4226,7 @@
     <w:rsid w:val="0003702e"/>
     <w:pPr/>
     <w:rPr>
-      <w:rFonts w:eastAsia="游ゴシック Light" w:cs="Times New Roman" w:cstheme="majorBidi" w:eastAsiaTheme="majorEastAsia"/>
+      <w:rFonts w:eastAsia="" w:cs="" w:cstheme="majorBidi" w:eastAsiaTheme="majorEastAsia"/>
       <w:color w:themeColor="text1" w:themeTint="a6" w:val="595959"/>
       <w:spacing w:val="15"/>
       <w:sz w:val="28"/>

--- a/report.docx
+++ b/report.docx
@@ -1,11 +1,10 @@
 
 <file path=word/document.xml><?xml version="1.0" encoding="utf-8"?>
-<w:document xmlns:o="urn:schemas-microsoft-com:office:office" xmlns:r="http://schemas.openxmlformats.org/officeDocument/2006/relationships" xmlns:v="urn:schemas-microsoft-com:vml" xmlns:w="http://schemas.openxmlformats.org/wordprocessingml/2006/main" xmlns:w10="urn:schemas-microsoft-com:office:word" xmlns:wp="http://schemas.openxmlformats.org/drawingml/2006/wordprocessingDrawing" xmlns:pic="http://schemas.openxmlformats.org/drawingml/2006/picture" xmlns:wps="http://schemas.microsoft.com/office/word/2010/wordprocessingShape" xmlns:wpg="http://schemas.microsoft.com/office/word/2010/wordprocessingGroup" xmlns:mc="http://schemas.openxmlformats.org/markup-compatibility/2006" xmlns:wp14="http://schemas.microsoft.com/office/word/2010/wordprocessingDrawing" xmlns:w14="http://schemas.microsoft.com/office/word/2010/wordml" xmlns:w15="http://schemas.microsoft.com/office/word/2012/wordml" mc:Ignorable="w14 wp14 w15">
+<w:document xmlns:wpc="http://schemas.microsoft.com/office/word/2010/wordprocessingCanvas" xmlns:cx="http://schemas.microsoft.com/office/drawing/2014/chartex" xmlns:cx1="http://schemas.microsoft.com/office/drawing/2015/9/8/chartex" xmlns:cx2="http://schemas.microsoft.com/office/drawing/2015/10/21/chartex" xmlns:cx3="http://schemas.microsoft.com/office/drawing/2016/5/9/chartex" xmlns:cx4="http://schemas.microsoft.com/office/drawing/2016/5/10/chartex" xmlns:cx5="http://schemas.microsoft.com/office/drawing/2016/5/11/chartex" xmlns:cx6="http://schemas.microsoft.com/office/drawing/2016/5/12/chartex" xmlns:cx7="http://schemas.microsoft.com/office/drawing/2016/5/13/chartex" xmlns:cx8="http://schemas.microsoft.com/office/drawing/2016/5/14/chartex" xmlns:mc="http://schemas.openxmlformats.org/markup-compatibility/2006" xmlns:aink="http://schemas.microsoft.com/office/drawing/2016/ink" xmlns:am3d="http://schemas.microsoft.com/office/drawing/2017/model3d" xmlns:o="urn:schemas-microsoft-com:office:office" xmlns:oel="http://schemas.microsoft.com/office/2019/extlst" xmlns:r="http://schemas.openxmlformats.org/officeDocument/2006/relationships" xmlns:m="http://schemas.openxmlformats.org/officeDocument/2006/math" xmlns:v="urn:schemas-microsoft-com:vml" xmlns:wp14="http://schemas.microsoft.com/office/word/2010/wordprocessingDrawing" xmlns:wp="http://schemas.openxmlformats.org/drawingml/2006/wordprocessingDrawing" xmlns:w10="urn:schemas-microsoft-com:office:word" xmlns:w="http://schemas.openxmlformats.org/wordprocessingml/2006/main" xmlns:w14="http://schemas.microsoft.com/office/word/2010/wordml" xmlns:w15="http://schemas.microsoft.com/office/word/2012/wordml" xmlns:w16cex="http://schemas.microsoft.com/office/word/2018/wordml/cex" xmlns:w16cid="http://schemas.microsoft.com/office/word/2016/wordml/cid" xmlns:w16="http://schemas.microsoft.com/office/word/2018/wordml" xmlns:w16du="http://schemas.microsoft.com/office/word/2023/wordml/word16du" xmlns:w16sdtdh="http://schemas.microsoft.com/office/word/2020/wordml/sdtdatahash" xmlns:w16sdtfl="http://schemas.microsoft.com/office/word/2024/wordml/sdtformatlock" xmlns:w16se="http://schemas.microsoft.com/office/word/2015/wordml/symex" xmlns:wpg="http://schemas.microsoft.com/office/word/2010/wordprocessingGroup" xmlns:wpi="http://schemas.microsoft.com/office/word/2010/wordprocessingInk" xmlns:wne="http://schemas.microsoft.com/office/word/2006/wordml" xmlns:wps="http://schemas.microsoft.com/office/word/2010/wordprocessingShape" mc:Ignorable="w14 w15 w16se w16cid w16 w16cex w16sdtdh w16sdtfl w16du wp14">
   <w:body>
     <w:p>
       <w:pPr>
-        <w:pStyle w:val="Heading1"/>
-        <w:spacing w:before="360" w:after="80"/>
+        <w:pStyle w:val="berschrift1"/>
         <w:rPr>
           <w:lang w:val="en-GB"/>
         </w:rPr>
@@ -17,23 +16,15 @@
         <w:t>Report Milestone 2.1: Audio Processing</w:t>
       </w:r>
     </w:p>
+    <w:p/>
     <w:p>
       <w:pPr>
-        <w:pStyle w:val="Normal"/>
-        <w:rPr/>
-      </w:pPr>
-      <w:r>
-        <w:rPr/>
-      </w:r>
-    </w:p>
-    <w:p>
-      <w:pPr>
-        <w:pStyle w:val="ListParagraph"/>
+        <w:pStyle w:val="Listenabsatz"/>
         <w:numPr>
           <w:ilvl w:val="0"/>
           <w:numId w:val="1"/>
         </w:numPr>
-        <w:ind w:hanging="357" w:left="357"/>
+        <w:ind w:left="357" w:hanging="357"/>
         <w:rPr>
           <w:u w:val="single"/>
           <w:lang w:val="en-GB"/>
@@ -49,7 +40,6 @@
     </w:p>
     <w:p>
       <w:pPr>
-        <w:pStyle w:val="Normal"/>
         <w:rPr>
           <w:lang w:val="en-GB"/>
         </w:rPr>
@@ -58,42 +48,24 @@
         <w:rPr>
           <w:lang w:val="en-GB"/>
         </w:rPr>
-        <w:t xml:space="preserve">We used the database raw_30s_audio-21 </w:t>
-      </w:r>
-      <w:r>
-        <w:rPr>
-          <w:lang w:val="en-GB"/>
-        </w:rPr>
-        <w:t>(low quality version)</w:t>
-      </w:r>
-      <w:r>
-        <w:rPr>
-          <w:lang w:val="en-GB"/>
-        </w:rPr>
-        <w:t xml:space="preserve"> which contains 554 songs. From there we randomly selected 20 songs and created the versions original, noise, coding and mobile.</w:t>
+        <w:t>We used the database raw_30s_audio-21 (low quality version) which contains 554 songs. From there we randomly selected 20 songs and created the versions original, noise, coding and mobile.</w:t>
       </w:r>
     </w:p>
     <w:p>
       <w:pPr>
-        <w:pStyle w:val="Normal"/>
-        <w:rPr>
-          <w:lang w:val="en-GB"/>
-        </w:rPr>
-      </w:pPr>
-      <w:r>
-        <w:rPr>
-          <w:lang w:val="en-GB"/>
-        </w:rPr>
-      </w:r>
+        <w:rPr>
+          <w:lang w:val="en-GB"/>
+        </w:rPr>
+      </w:pPr>
     </w:p>
     <w:p>
       <w:pPr>
-        <w:pStyle w:val="ListParagraph"/>
+        <w:pStyle w:val="Listenabsatz"/>
         <w:numPr>
           <w:ilvl w:val="0"/>
           <w:numId w:val="1"/>
         </w:numPr>
-        <w:ind w:hanging="357" w:left="357"/>
+        <w:ind w:left="357" w:hanging="357"/>
         <w:rPr>
           <w:u w:val="single"/>
           <w:lang w:val="en-GB"/>
@@ -109,7 +81,6 @@
     </w:p>
     <w:p>
       <w:pPr>
-        <w:pStyle w:val="Normal"/>
         <w:rPr>
           <w:lang w:val="en-GB"/>
         </w:rPr>
@@ -118,18 +89,11 @@
         <w:rPr>
           <w:lang w:val="en-GB"/>
         </w:rPr>
-        <w:t xml:space="preserve">We chose the combinations of the values [5, 11, 21] for κ and [3, 7, 15] for τ. </w:t>
-      </w:r>
-      <w:r>
-        <w:rPr>
-          <w:lang w:val="en-GB"/>
-        </w:rPr>
-        <w:t>(Given below as tuples of (κ, τ).)</w:t>
+        <w:t>We chose the combinations of the values [5, 11, 21] for κ and [3, 7, 15] for τ. (Given below as tuples of (κ, τ).)</w:t>
       </w:r>
     </w:p>
     <w:p>
       <w:pPr>
-        <w:pStyle w:val="Normal"/>
         <w:rPr>
           <w:lang w:val="en-GB"/>
         </w:rPr>
@@ -138,36 +102,24 @@
         <w:rPr>
           <w:lang w:val="en-GB"/>
         </w:rPr>
-        <w:t xml:space="preserve">We additionally tested three extra combinations [(5, 9), (5, 11), (7, 7)] to explore different settings. </w:t>
-      </w:r>
-      <w:r>
-        <w:rPr>
-          <w:lang w:val="en-GB"/>
-        </w:rPr>
-        <w:t>As you can see below, they did not yield better results though, as the original settings already produce very good results.</w:t>
+        <w:t>We additionally tested three extra combinations [(5, 9), (5, 11), (7, 7)] to explore different settings. As you can see below, they did not yield better results though, as the original settings already produce very good results.</w:t>
       </w:r>
     </w:p>
     <w:p>
       <w:pPr>
-        <w:pStyle w:val="Normal"/>
-        <w:rPr>
-          <w:lang w:val="en-GB"/>
-        </w:rPr>
-      </w:pPr>
-      <w:r>
-        <w:rPr>
-          <w:lang w:val="en-GB"/>
-        </w:rPr>
-      </w:r>
+        <w:rPr>
+          <w:lang w:val="en-GB"/>
+        </w:rPr>
+      </w:pPr>
     </w:p>
     <w:p>
       <w:pPr>
-        <w:pStyle w:val="ListParagraph"/>
+        <w:pStyle w:val="Listenabsatz"/>
         <w:numPr>
           <w:ilvl w:val="0"/>
           <w:numId w:val="1"/>
         </w:numPr>
-        <w:ind w:hanging="357" w:left="357"/>
+        <w:ind w:left="357" w:hanging="357"/>
         <w:rPr>
           <w:u w:val="single"/>
           <w:lang w:val="en-GB"/>
@@ -183,7 +135,6 @@
     </w:p>
     <w:p>
       <w:pPr>
-        <w:pStyle w:val="Normal"/>
         <w:rPr>
           <w:lang w:val="en-GB"/>
         </w:rPr>
@@ -197,7 +148,6 @@
     </w:p>
     <w:p>
       <w:pPr>
-        <w:pStyle w:val="Normal"/>
         <w:rPr>
           <w:lang w:val="en-GB"/>
         </w:rPr>
@@ -212,8 +162,6 @@
       </w:r>
       <w:r>
         <w:rPr>
-          <w:b w:val="false"/>
-          <w:bCs w:val="false"/>
           <w:lang w:val="en-GB"/>
         </w:rPr>
         <w:t>(hits/queries)</w:t>
@@ -222,19 +170,16 @@
     <w:tbl>
       <w:tblPr>
         <w:tblW w:w="9122" w:type="dxa"/>
-        <w:jc w:val="left"/>
         <w:tblInd w:w="-30" w:type="dxa"/>
         <w:tblLayout w:type="fixed"/>
         <w:tblCellMar>
-          <w:top w:w="0" w:type="dxa"/>
           <w:left w:w="30" w:type="dxa"/>
-          <w:bottom w:w="0" w:type="dxa"/>
           <w:right w:w="30" w:type="dxa"/>
         </w:tblCellMar>
-        <w:tblLook w:val="0000" w:noHBand="0" w:noVBand="0" w:firstColumn="0" w:lastRow="0" w:lastColumn="0" w:firstRow="0"/>
+        <w:tblLook w:val="0000" w:firstRow="0" w:lastRow="0" w:firstColumn="0" w:lastColumn="0" w:noHBand="0" w:noVBand="0"/>
       </w:tblPr>
       <w:tblGrid>
-        <w:gridCol w:w="1303"/>
+        <w:gridCol w:w="1304"/>
         <w:gridCol w:w="1303"/>
         <w:gridCol w:w="1303"/>
         <w:gridCol w:w="1304"/>
@@ -244,49 +189,27 @@
       </w:tblGrid>
       <w:tr>
         <w:trPr>
-          <w:trHeight w:val="305" w:hRule="atLeast"/>
+          <w:trHeight w:val="305"/>
         </w:trPr>
         <w:tc>
           <w:tcPr>
             <w:tcW w:w="1303" w:type="dxa"/>
-            <w:tcBorders/>
-          </w:tcPr>
-          <w:p>
-            <w:pPr>
-              <w:pStyle w:val="Normal"/>
-              <w:widowControl/>
-              <w:bidi w:val="0"/>
-              <w:spacing w:lineRule="auto" w:line="259" w:before="0" w:after="160"/>
-              <w:jc w:val="left"/>
-              <w:rPr/>
-            </w:pPr>
-            <w:r>
-              <w:rPr/>
-            </w:r>
-          </w:p>
-        </w:tc>
-        <w:tc>
-          <w:tcPr>
-            <w:tcW w:w="1303" w:type="dxa"/>
-            <w:tcBorders>
-              <w:top w:val="single" w:sz="6" w:space="0" w:color="000000"/>
-              <w:left w:val="single" w:sz="6" w:space="0" w:color="000000"/>
-              <w:bottom w:val="single" w:sz="6" w:space="0" w:color="000000"/>
-              <w:right w:val="single" w:sz="6" w:space="0" w:color="000000"/>
-            </w:tcBorders>
-            <w:shd w:color="C0C0C0" w:fill="auto" w:val="solid"/>
-          </w:tcPr>
-          <w:p>
-            <w:pPr>
-              <w:pStyle w:val="Normal"/>
-              <w:widowControl/>
-              <w:bidi w:val="0"/>
-              <w:spacing w:lineRule="auto" w:line="259" w:before="0" w:after="160"/>
-              <w:jc w:val="left"/>
-              <w:rPr/>
-            </w:pPr>
-            <w:r>
-              <w:rPr/>
+          </w:tcPr>
+          <w:p/>
+        </w:tc>
+        <w:tc>
+          <w:tcPr>
+            <w:tcW w:w="1303" w:type="dxa"/>
+            <w:tcBorders>
+              <w:top w:val="single" w:sz="6" w:space="0" w:color="000000"/>
+              <w:left w:val="single" w:sz="6" w:space="0" w:color="000000"/>
+              <w:bottom w:val="single" w:sz="6" w:space="0" w:color="000000"/>
+              <w:right w:val="single" w:sz="6" w:space="0" w:color="000000"/>
+            </w:tcBorders>
+            <w:shd w:val="solid" w:color="C0C0C0" w:fill="auto"/>
+          </w:tcPr>
+          <w:p>
+            <w:r>
               <w:t>original</w:t>
             </w:r>
           </w:p>
@@ -300,19 +223,10 @@
               <w:bottom w:val="single" w:sz="6" w:space="0" w:color="000000"/>
               <w:right w:val="single" w:sz="6" w:space="0" w:color="000000"/>
             </w:tcBorders>
-            <w:shd w:color="C0C0C0" w:fill="auto" w:val="solid"/>
-          </w:tcPr>
-          <w:p>
-            <w:pPr>
-              <w:pStyle w:val="Normal"/>
-              <w:widowControl/>
-              <w:bidi w:val="0"/>
-              <w:spacing w:lineRule="auto" w:line="259" w:before="0" w:after="160"/>
-              <w:jc w:val="left"/>
-              <w:rPr/>
-            </w:pPr>
-            <w:r>
-              <w:rPr/>
+            <w:shd w:val="solid" w:color="C0C0C0" w:fill="auto"/>
+          </w:tcPr>
+          <w:p>
+            <w:r>
               <w:t>coding</w:t>
             </w:r>
           </w:p>
@@ -326,19 +240,10 @@
               <w:bottom w:val="single" w:sz="6" w:space="0" w:color="000000"/>
               <w:right w:val="single" w:sz="6" w:space="0" w:color="000000"/>
             </w:tcBorders>
-            <w:shd w:color="C0C0C0" w:fill="auto" w:val="solid"/>
-          </w:tcPr>
-          <w:p>
-            <w:pPr>
-              <w:pStyle w:val="Normal"/>
-              <w:widowControl/>
-              <w:bidi w:val="0"/>
-              <w:spacing w:lineRule="auto" w:line="259" w:before="0" w:after="160"/>
-              <w:jc w:val="left"/>
-              <w:rPr/>
-            </w:pPr>
-            <w:r>
-              <w:rPr/>
+            <w:shd w:val="solid" w:color="C0C0C0" w:fill="auto"/>
+          </w:tcPr>
+          <w:p>
+            <w:r>
               <w:t>noise</w:t>
             </w:r>
           </w:p>
@@ -352,19 +257,10 @@
               <w:bottom w:val="single" w:sz="6" w:space="0" w:color="000000"/>
               <w:right w:val="single" w:sz="6" w:space="0" w:color="000000"/>
             </w:tcBorders>
-            <w:shd w:color="C0C0C0" w:fill="auto" w:val="solid"/>
-          </w:tcPr>
-          <w:p>
-            <w:pPr>
-              <w:pStyle w:val="Normal"/>
-              <w:widowControl/>
-              <w:bidi w:val="0"/>
-              <w:spacing w:lineRule="auto" w:line="259" w:before="0" w:after="160"/>
-              <w:jc w:val="left"/>
-              <w:rPr/>
-            </w:pPr>
-            <w:r>
-              <w:rPr/>
+            <w:shd w:val="solid" w:color="C0C0C0" w:fill="auto"/>
+          </w:tcPr>
+          <w:p>
+            <w:r>
               <w:t>mobile</w:t>
             </w:r>
           </w:p>
@@ -378,19 +274,10 @@
               <w:bottom w:val="single" w:sz="6" w:space="0" w:color="000000"/>
               <w:right w:val="single" w:sz="6" w:space="0" w:color="000000"/>
             </w:tcBorders>
-            <w:shd w:color="C0C0C0" w:fill="auto" w:val="solid"/>
-          </w:tcPr>
-          <w:p>
-            <w:pPr>
-              <w:pStyle w:val="Normal"/>
-              <w:widowControl/>
-              <w:bidi w:val="0"/>
-              <w:spacing w:lineRule="auto" w:line="259" w:before="0" w:after="160"/>
-              <w:jc w:val="left"/>
-              <w:rPr/>
-            </w:pPr>
-            <w:r>
-              <w:rPr/>
+            <w:shd w:val="solid" w:color="C0C0C0" w:fill="auto"/>
+          </w:tcPr>
+          <w:p>
+            <w:r>
               <w:t>all</w:t>
             </w:r>
           </w:p>
@@ -404,19 +291,10 @@
               <w:bottom w:val="single" w:sz="6" w:space="0" w:color="000000"/>
               <w:right w:val="single" w:sz="6" w:space="0" w:color="000000"/>
             </w:tcBorders>
-            <w:shd w:color="C0C0C0" w:fill="auto" w:val="solid"/>
-          </w:tcPr>
-          <w:p>
-            <w:pPr>
-              <w:pStyle w:val="Normal"/>
-              <w:widowControl/>
-              <w:bidi w:val="0"/>
-              <w:spacing w:lineRule="auto" w:line="259" w:before="0" w:after="160"/>
-              <w:jc w:val="left"/>
-              <w:rPr/>
-            </w:pPr>
-            <w:r>
-              <w:rPr/>
+            <w:shd w:val="solid" w:color="C0C0C0" w:fill="auto"/>
+          </w:tcPr>
+          <w:p>
+            <w:r>
               <w:t>time/query</w:t>
             </w:r>
           </w:p>
@@ -424,7 +302,7 @@
       </w:tr>
       <w:tr>
         <w:trPr>
-          <w:trHeight w:val="305" w:hRule="atLeast"/>
+          <w:trHeight w:val="305"/>
         </w:trPr>
         <w:tc>
           <w:tcPr>
@@ -435,19 +313,10 @@
               <w:bottom w:val="single" w:sz="6" w:space="0" w:color="000000"/>
               <w:right w:val="single" w:sz="6" w:space="0" w:color="000000"/>
             </w:tcBorders>
-            <w:shd w:color="C0C0C0" w:fill="auto" w:val="solid"/>
-          </w:tcPr>
-          <w:p>
-            <w:pPr>
-              <w:pStyle w:val="Normal"/>
-              <w:widowControl/>
-              <w:bidi w:val="0"/>
-              <w:spacing w:lineRule="auto" w:line="259" w:before="0" w:after="160"/>
-              <w:jc w:val="left"/>
-              <w:rPr/>
-            </w:pPr>
-            <w:r>
-              <w:rPr/>
+            <w:shd w:val="solid" w:color="C0C0C0" w:fill="auto"/>
+          </w:tcPr>
+          <w:p>
+            <w:r>
               <w:t>(5, 3)</w:t>
             </w:r>
           </w:p>
@@ -461,19 +330,10 @@
               <w:bottom w:val="single" w:sz="6" w:space="0" w:color="000000"/>
               <w:right w:val="single" w:sz="6" w:space="0" w:color="000000"/>
             </w:tcBorders>
-            <w:shd w:color="339966" w:fill="auto" w:val="solid"/>
-          </w:tcPr>
-          <w:p>
-            <w:pPr>
-              <w:pStyle w:val="Normal"/>
-              <w:widowControl/>
-              <w:bidi w:val="0"/>
-              <w:spacing w:lineRule="auto" w:line="259" w:before="0" w:after="160"/>
-              <w:jc w:val="left"/>
-              <w:rPr/>
-            </w:pPr>
-            <w:r>
-              <w:rPr/>
+            <w:shd w:val="solid" w:color="339966" w:fill="auto"/>
+          </w:tcPr>
+          <w:p>
+            <w:r>
               <w:t>100%</w:t>
             </w:r>
           </w:p>
@@ -487,19 +347,10 @@
               <w:bottom w:val="single" w:sz="6" w:space="0" w:color="000000"/>
               <w:right w:val="single" w:sz="6" w:space="0" w:color="000000"/>
             </w:tcBorders>
-            <w:shd w:color="339966" w:fill="auto" w:val="solid"/>
-          </w:tcPr>
-          <w:p>
-            <w:pPr>
-              <w:pStyle w:val="Normal"/>
-              <w:widowControl/>
-              <w:bidi w:val="0"/>
-              <w:spacing w:lineRule="auto" w:line="259" w:before="0" w:after="160"/>
-              <w:jc w:val="left"/>
-              <w:rPr/>
-            </w:pPr>
-            <w:r>
-              <w:rPr/>
+            <w:shd w:val="solid" w:color="339966" w:fill="auto"/>
+          </w:tcPr>
+          <w:p>
+            <w:r>
               <w:t>100%</w:t>
             </w:r>
           </w:p>
@@ -513,19 +364,10 @@
               <w:bottom w:val="single" w:sz="6" w:space="0" w:color="000000"/>
               <w:right w:val="single" w:sz="6" w:space="0" w:color="000000"/>
             </w:tcBorders>
-            <w:shd w:color="FFCC99" w:fill="auto" w:val="solid"/>
-          </w:tcPr>
-          <w:p>
-            <w:pPr>
-              <w:pStyle w:val="Normal"/>
-              <w:widowControl/>
-              <w:bidi w:val="0"/>
-              <w:spacing w:lineRule="auto" w:line="259" w:before="0" w:after="160"/>
-              <w:jc w:val="left"/>
-              <w:rPr/>
-            </w:pPr>
-            <w:r>
-              <w:rPr/>
+            <w:shd w:val="solid" w:color="FFCC99" w:fill="auto"/>
+          </w:tcPr>
+          <w:p>
+            <w:r>
               <w:t>95%</w:t>
             </w:r>
           </w:p>
@@ -539,19 +381,10 @@
               <w:bottom w:val="single" w:sz="6" w:space="0" w:color="000000"/>
               <w:right w:val="single" w:sz="6" w:space="0" w:color="000000"/>
             </w:tcBorders>
-            <w:shd w:color="FFCC99" w:fill="auto" w:val="solid"/>
-          </w:tcPr>
-          <w:p>
-            <w:pPr>
-              <w:pStyle w:val="Normal"/>
-              <w:widowControl/>
-              <w:bidi w:val="0"/>
-              <w:spacing w:lineRule="auto" w:line="259" w:before="0" w:after="160"/>
-              <w:jc w:val="left"/>
-              <w:rPr/>
-            </w:pPr>
-            <w:r>
-              <w:rPr/>
+            <w:shd w:val="solid" w:color="FFCC99" w:fill="auto"/>
+          </w:tcPr>
+          <w:p>
+            <w:r>
               <w:t>95%</w:t>
             </w:r>
           </w:p>
@@ -565,19 +398,10 @@
               <w:bottom w:val="single" w:sz="6" w:space="0" w:color="000000"/>
               <w:right w:val="single" w:sz="6" w:space="0" w:color="000000"/>
             </w:tcBorders>
-            <w:shd w:color="FFCC99" w:fill="auto" w:val="solid"/>
-          </w:tcPr>
-          <w:p>
-            <w:pPr>
-              <w:pStyle w:val="Normal"/>
-              <w:widowControl/>
-              <w:bidi w:val="0"/>
-              <w:spacing w:lineRule="auto" w:line="259" w:before="0" w:after="160"/>
-              <w:jc w:val="left"/>
-              <w:rPr/>
-            </w:pPr>
-            <w:r>
-              <w:rPr/>
+            <w:shd w:val="solid" w:color="FFCC99" w:fill="auto"/>
+          </w:tcPr>
+          <w:p>
+            <w:r>
               <w:t>98%</w:t>
             </w:r>
           </w:p>
@@ -593,16 +417,7 @@
             </w:tcBorders>
           </w:tcPr>
           <w:p>
-            <w:pPr>
-              <w:pStyle w:val="Normal"/>
-              <w:widowControl/>
-              <w:bidi w:val="0"/>
-              <w:spacing w:lineRule="auto" w:line="259" w:before="0" w:after="160"/>
-              <w:jc w:val="left"/>
-              <w:rPr/>
-            </w:pPr>
-            <w:r>
-              <w:rPr/>
+            <w:r>
               <w:t>7,419s</w:t>
             </w:r>
           </w:p>
@@ -610,7 +425,7 @@
       </w:tr>
       <w:tr>
         <w:trPr>
-          <w:trHeight w:val="305" w:hRule="atLeast"/>
+          <w:trHeight w:val="305"/>
         </w:trPr>
         <w:tc>
           <w:tcPr>
@@ -621,19 +436,10 @@
               <w:bottom w:val="single" w:sz="6" w:space="0" w:color="000000"/>
               <w:right w:val="single" w:sz="6" w:space="0" w:color="000000"/>
             </w:tcBorders>
-            <w:shd w:color="C0C0C0" w:fill="auto" w:val="solid"/>
-          </w:tcPr>
-          <w:p>
-            <w:pPr>
-              <w:pStyle w:val="Normal"/>
-              <w:widowControl/>
-              <w:bidi w:val="0"/>
-              <w:spacing w:lineRule="auto" w:line="259" w:before="0" w:after="160"/>
-              <w:jc w:val="left"/>
-              <w:rPr/>
-            </w:pPr>
-            <w:r>
-              <w:rPr/>
+            <w:shd w:val="solid" w:color="C0C0C0" w:fill="auto"/>
+          </w:tcPr>
+          <w:p>
+            <w:r>
               <w:t>(5, 7)</w:t>
             </w:r>
           </w:p>
@@ -647,19 +453,10 @@
               <w:bottom w:val="single" w:sz="6" w:space="0" w:color="000000"/>
               <w:right w:val="single" w:sz="6" w:space="0" w:color="000000"/>
             </w:tcBorders>
-            <w:shd w:color="339966" w:fill="auto" w:val="solid"/>
-          </w:tcPr>
-          <w:p>
-            <w:pPr>
-              <w:pStyle w:val="Normal"/>
-              <w:widowControl/>
-              <w:bidi w:val="0"/>
-              <w:spacing w:lineRule="auto" w:line="259" w:before="0" w:after="160"/>
-              <w:jc w:val="left"/>
-              <w:rPr/>
-            </w:pPr>
-            <w:r>
-              <w:rPr/>
+            <w:shd w:val="solid" w:color="339966" w:fill="auto"/>
+          </w:tcPr>
+          <w:p>
+            <w:r>
               <w:t>100%</w:t>
             </w:r>
           </w:p>
@@ -673,19 +470,10 @@
               <w:bottom w:val="single" w:sz="6" w:space="0" w:color="000000"/>
               <w:right w:val="single" w:sz="6" w:space="0" w:color="000000"/>
             </w:tcBorders>
-            <w:shd w:color="339966" w:fill="auto" w:val="solid"/>
-          </w:tcPr>
-          <w:p>
-            <w:pPr>
-              <w:pStyle w:val="Normal"/>
-              <w:widowControl/>
-              <w:bidi w:val="0"/>
-              <w:spacing w:lineRule="auto" w:line="259" w:before="0" w:after="160"/>
-              <w:jc w:val="left"/>
-              <w:rPr/>
-            </w:pPr>
-            <w:r>
-              <w:rPr/>
+            <w:shd w:val="solid" w:color="339966" w:fill="auto"/>
+          </w:tcPr>
+          <w:p>
+            <w:r>
               <w:t>100%</w:t>
             </w:r>
           </w:p>
@@ -699,19 +487,10 @@
               <w:bottom w:val="single" w:sz="6" w:space="0" w:color="000000"/>
               <w:right w:val="single" w:sz="6" w:space="0" w:color="000000"/>
             </w:tcBorders>
-            <w:shd w:color="339966" w:fill="auto" w:val="solid"/>
-          </w:tcPr>
-          <w:p>
-            <w:pPr>
-              <w:pStyle w:val="Normal"/>
-              <w:widowControl/>
-              <w:bidi w:val="0"/>
-              <w:spacing w:lineRule="auto" w:line="259" w:before="0" w:after="160"/>
-              <w:jc w:val="left"/>
-              <w:rPr/>
-            </w:pPr>
-            <w:r>
-              <w:rPr/>
+            <w:shd w:val="solid" w:color="339966" w:fill="auto"/>
+          </w:tcPr>
+          <w:p>
+            <w:r>
               <w:t>100%</w:t>
             </w:r>
           </w:p>
@@ -725,19 +504,10 @@
               <w:bottom w:val="single" w:sz="6" w:space="0" w:color="000000"/>
               <w:right w:val="single" w:sz="6" w:space="0" w:color="000000"/>
             </w:tcBorders>
-            <w:shd w:color="FFCC99" w:fill="auto" w:val="solid"/>
-          </w:tcPr>
-          <w:p>
-            <w:pPr>
-              <w:pStyle w:val="Normal"/>
-              <w:widowControl/>
-              <w:bidi w:val="0"/>
-              <w:spacing w:lineRule="auto" w:line="259" w:before="0" w:after="160"/>
-              <w:jc w:val="left"/>
-              <w:rPr/>
-            </w:pPr>
-            <w:r>
-              <w:rPr/>
+            <w:shd w:val="solid" w:color="FFCC99" w:fill="auto"/>
+          </w:tcPr>
+          <w:p>
+            <w:r>
               <w:t>95%</w:t>
             </w:r>
           </w:p>
@@ -751,19 +521,10 @@
               <w:bottom w:val="single" w:sz="6" w:space="0" w:color="000000"/>
               <w:right w:val="single" w:sz="6" w:space="0" w:color="000000"/>
             </w:tcBorders>
-            <w:shd w:color="FFFF99" w:fill="auto" w:val="solid"/>
-          </w:tcPr>
-          <w:p>
-            <w:pPr>
-              <w:pStyle w:val="Normal"/>
-              <w:widowControl/>
-              <w:bidi w:val="0"/>
-              <w:spacing w:lineRule="auto" w:line="259" w:before="0" w:after="160"/>
-              <w:jc w:val="left"/>
-              <w:rPr/>
-            </w:pPr>
-            <w:r>
-              <w:rPr/>
+            <w:shd w:val="solid" w:color="FFFF99" w:fill="auto"/>
+          </w:tcPr>
+          <w:p>
+            <w:r>
               <w:t>99%</w:t>
             </w:r>
           </w:p>
@@ -779,16 +540,7 @@
             </w:tcBorders>
           </w:tcPr>
           <w:p>
-            <w:pPr>
-              <w:pStyle w:val="Normal"/>
-              <w:widowControl/>
-              <w:bidi w:val="0"/>
-              <w:spacing w:lineRule="auto" w:line="259" w:before="0" w:after="160"/>
-              <w:jc w:val="left"/>
-              <w:rPr/>
-            </w:pPr>
-            <w:r>
-              <w:rPr/>
+            <w:r>
               <w:t>7,05s</w:t>
             </w:r>
           </w:p>
@@ -796,7 +548,7 @@
       </w:tr>
       <w:tr>
         <w:trPr>
-          <w:trHeight w:val="305" w:hRule="atLeast"/>
+          <w:trHeight w:val="305"/>
         </w:trPr>
         <w:tc>
           <w:tcPr>
@@ -807,19 +559,10 @@
               <w:bottom w:val="single" w:sz="6" w:space="0" w:color="000000"/>
               <w:right w:val="single" w:sz="6" w:space="0" w:color="000000"/>
             </w:tcBorders>
-            <w:shd w:color="C0C0C0" w:fill="auto" w:val="solid"/>
-          </w:tcPr>
-          <w:p>
-            <w:pPr>
-              <w:pStyle w:val="Normal"/>
-              <w:widowControl/>
-              <w:bidi w:val="0"/>
-              <w:spacing w:lineRule="auto" w:line="259" w:before="0" w:after="160"/>
-              <w:jc w:val="left"/>
-              <w:rPr/>
-            </w:pPr>
-            <w:r>
-              <w:rPr/>
+            <w:shd w:val="solid" w:color="C0C0C0" w:fill="auto"/>
+          </w:tcPr>
+          <w:p>
+            <w:r>
               <w:t>(5, 15)</w:t>
             </w:r>
           </w:p>
@@ -833,19 +576,10 @@
               <w:bottom w:val="single" w:sz="6" w:space="0" w:color="000000"/>
               <w:right w:val="single" w:sz="6" w:space="0" w:color="000000"/>
             </w:tcBorders>
-            <w:shd w:color="339966" w:fill="auto" w:val="solid"/>
-          </w:tcPr>
-          <w:p>
-            <w:pPr>
-              <w:pStyle w:val="Normal"/>
-              <w:widowControl/>
-              <w:bidi w:val="0"/>
-              <w:spacing w:lineRule="auto" w:line="259" w:before="0" w:after="160"/>
-              <w:jc w:val="left"/>
-              <w:rPr/>
-            </w:pPr>
-            <w:r>
-              <w:rPr/>
+            <w:shd w:val="solid" w:color="339966" w:fill="auto"/>
+          </w:tcPr>
+          <w:p>
+            <w:r>
               <w:t>100%</w:t>
             </w:r>
           </w:p>
@@ -859,19 +593,10 @@
               <w:bottom w:val="single" w:sz="6" w:space="0" w:color="000000"/>
               <w:right w:val="single" w:sz="6" w:space="0" w:color="000000"/>
             </w:tcBorders>
-            <w:shd w:color="339966" w:fill="auto" w:val="solid"/>
-          </w:tcPr>
-          <w:p>
-            <w:pPr>
-              <w:pStyle w:val="Normal"/>
-              <w:widowControl/>
-              <w:bidi w:val="0"/>
-              <w:spacing w:lineRule="auto" w:line="259" w:before="0" w:after="160"/>
-              <w:jc w:val="left"/>
-              <w:rPr/>
-            </w:pPr>
-            <w:r>
-              <w:rPr/>
+            <w:shd w:val="solid" w:color="339966" w:fill="auto"/>
+          </w:tcPr>
+          <w:p>
+            <w:r>
               <w:t>100%</w:t>
             </w:r>
           </w:p>
@@ -885,19 +610,10 @@
               <w:bottom w:val="single" w:sz="6" w:space="0" w:color="000000"/>
               <w:right w:val="single" w:sz="6" w:space="0" w:color="000000"/>
             </w:tcBorders>
-            <w:shd w:color="339966" w:fill="auto" w:val="solid"/>
-          </w:tcPr>
-          <w:p>
-            <w:pPr>
-              <w:pStyle w:val="Normal"/>
-              <w:widowControl/>
-              <w:bidi w:val="0"/>
-              <w:spacing w:lineRule="auto" w:line="259" w:before="0" w:after="160"/>
-              <w:jc w:val="left"/>
-              <w:rPr/>
-            </w:pPr>
-            <w:r>
-              <w:rPr/>
+            <w:shd w:val="solid" w:color="339966" w:fill="auto"/>
+          </w:tcPr>
+          <w:p>
+            <w:r>
               <w:t>100%</w:t>
             </w:r>
           </w:p>
@@ -911,19 +627,10 @@
               <w:bottom w:val="single" w:sz="6" w:space="0" w:color="000000"/>
               <w:right w:val="single" w:sz="6" w:space="0" w:color="000000"/>
             </w:tcBorders>
-            <w:shd w:color="FFCC99" w:fill="auto" w:val="solid"/>
-          </w:tcPr>
-          <w:p>
-            <w:pPr>
-              <w:pStyle w:val="Normal"/>
-              <w:widowControl/>
-              <w:bidi w:val="0"/>
-              <w:spacing w:lineRule="auto" w:line="259" w:before="0" w:after="160"/>
-              <w:jc w:val="left"/>
-              <w:rPr/>
-            </w:pPr>
-            <w:r>
-              <w:rPr/>
+            <w:shd w:val="solid" w:color="FFCC99" w:fill="auto"/>
+          </w:tcPr>
+          <w:p>
+            <w:r>
               <w:t>95%</w:t>
             </w:r>
           </w:p>
@@ -937,19 +644,10 @@
               <w:bottom w:val="single" w:sz="6" w:space="0" w:color="000000"/>
               <w:right w:val="single" w:sz="6" w:space="0" w:color="000000"/>
             </w:tcBorders>
-            <w:shd w:color="FFFF99" w:fill="auto" w:val="solid"/>
-          </w:tcPr>
-          <w:p>
-            <w:pPr>
-              <w:pStyle w:val="Normal"/>
-              <w:widowControl/>
-              <w:bidi w:val="0"/>
-              <w:spacing w:lineRule="auto" w:line="259" w:before="0" w:after="160"/>
-              <w:jc w:val="left"/>
-              <w:rPr/>
-            </w:pPr>
-            <w:r>
-              <w:rPr/>
+            <w:shd w:val="solid" w:color="FFFF99" w:fill="auto"/>
+          </w:tcPr>
+          <w:p>
+            <w:r>
               <w:t>99%</w:t>
             </w:r>
           </w:p>
@@ -965,16 +663,7 @@
             </w:tcBorders>
           </w:tcPr>
           <w:p>
-            <w:pPr>
-              <w:pStyle w:val="Normal"/>
-              <w:widowControl/>
-              <w:bidi w:val="0"/>
-              <w:spacing w:lineRule="auto" w:line="259" w:before="0" w:after="160"/>
-              <w:jc w:val="left"/>
-              <w:rPr/>
-            </w:pPr>
-            <w:r>
-              <w:rPr/>
+            <w:r>
               <w:t>6,94s</w:t>
             </w:r>
           </w:p>
@@ -982,7 +671,7 @@
       </w:tr>
       <w:tr>
         <w:trPr>
-          <w:trHeight w:val="305" w:hRule="atLeast"/>
+          <w:trHeight w:val="305"/>
         </w:trPr>
         <w:tc>
           <w:tcPr>
@@ -993,19 +682,10 @@
               <w:bottom w:val="single" w:sz="6" w:space="0" w:color="000000"/>
               <w:right w:val="single" w:sz="6" w:space="0" w:color="000000"/>
             </w:tcBorders>
-            <w:shd w:color="C0C0C0" w:fill="auto" w:val="solid"/>
-          </w:tcPr>
-          <w:p>
-            <w:pPr>
-              <w:pStyle w:val="Normal"/>
-              <w:widowControl/>
-              <w:bidi w:val="0"/>
-              <w:spacing w:lineRule="auto" w:line="259" w:before="0" w:after="160"/>
-              <w:jc w:val="left"/>
-              <w:rPr/>
-            </w:pPr>
-            <w:r>
-              <w:rPr/>
+            <w:shd w:val="solid" w:color="C0C0C0" w:fill="auto"/>
+          </w:tcPr>
+          <w:p>
+            <w:r>
               <w:t>(11, 3)</w:t>
             </w:r>
           </w:p>
@@ -1019,19 +699,10 @@
               <w:bottom w:val="single" w:sz="6" w:space="0" w:color="000000"/>
               <w:right w:val="single" w:sz="6" w:space="0" w:color="000000"/>
             </w:tcBorders>
-            <w:shd w:color="339966" w:fill="auto" w:val="solid"/>
-          </w:tcPr>
-          <w:p>
-            <w:pPr>
-              <w:pStyle w:val="Normal"/>
-              <w:widowControl/>
-              <w:bidi w:val="0"/>
-              <w:spacing w:lineRule="auto" w:line="259" w:before="0" w:after="160"/>
-              <w:jc w:val="left"/>
-              <w:rPr/>
-            </w:pPr>
-            <w:r>
-              <w:rPr/>
+            <w:shd w:val="solid" w:color="339966" w:fill="auto"/>
+          </w:tcPr>
+          <w:p>
+            <w:r>
               <w:t>100%</w:t>
             </w:r>
           </w:p>
@@ -1045,19 +716,10 @@
               <w:bottom w:val="single" w:sz="6" w:space="0" w:color="000000"/>
               <w:right w:val="single" w:sz="6" w:space="0" w:color="000000"/>
             </w:tcBorders>
-            <w:shd w:color="339966" w:fill="auto" w:val="solid"/>
-          </w:tcPr>
-          <w:p>
-            <w:pPr>
-              <w:pStyle w:val="Normal"/>
-              <w:widowControl/>
-              <w:bidi w:val="0"/>
-              <w:spacing w:lineRule="auto" w:line="259" w:before="0" w:after="160"/>
-              <w:jc w:val="left"/>
-              <w:rPr/>
-            </w:pPr>
-            <w:r>
-              <w:rPr/>
+            <w:shd w:val="solid" w:color="339966" w:fill="auto"/>
+          </w:tcPr>
+          <w:p>
+            <w:r>
               <w:t>100%</w:t>
             </w:r>
           </w:p>
@@ -1071,19 +733,10 @@
               <w:bottom w:val="single" w:sz="6" w:space="0" w:color="000000"/>
               <w:right w:val="single" w:sz="6" w:space="0" w:color="000000"/>
             </w:tcBorders>
-            <w:shd w:color="FFCC99" w:fill="auto" w:val="solid"/>
-          </w:tcPr>
-          <w:p>
-            <w:pPr>
-              <w:pStyle w:val="Normal"/>
-              <w:widowControl/>
-              <w:bidi w:val="0"/>
-              <w:spacing w:lineRule="auto" w:line="259" w:before="0" w:after="160"/>
-              <w:jc w:val="left"/>
-              <w:rPr/>
-            </w:pPr>
-            <w:r>
-              <w:rPr/>
+            <w:shd w:val="solid" w:color="FFCC99" w:fill="auto"/>
+          </w:tcPr>
+          <w:p>
+            <w:r>
               <w:t>95%</w:t>
             </w:r>
           </w:p>
@@ -1097,19 +750,10 @@
               <w:bottom w:val="single" w:sz="6" w:space="0" w:color="000000"/>
               <w:right w:val="single" w:sz="6" w:space="0" w:color="000000"/>
             </w:tcBorders>
-            <w:shd w:color="FFCC99" w:fill="auto" w:val="solid"/>
-          </w:tcPr>
-          <w:p>
-            <w:pPr>
-              <w:pStyle w:val="Normal"/>
-              <w:widowControl/>
-              <w:bidi w:val="0"/>
-              <w:spacing w:lineRule="auto" w:line="259" w:before="0" w:after="160"/>
-              <w:jc w:val="left"/>
-              <w:rPr/>
-            </w:pPr>
-            <w:r>
-              <w:rPr/>
+            <w:shd w:val="solid" w:color="FFCC99" w:fill="auto"/>
+          </w:tcPr>
+          <w:p>
+            <w:r>
               <w:t>95%</w:t>
             </w:r>
           </w:p>
@@ -1123,19 +767,10 @@
               <w:bottom w:val="single" w:sz="6" w:space="0" w:color="000000"/>
               <w:right w:val="single" w:sz="6" w:space="0" w:color="000000"/>
             </w:tcBorders>
-            <w:shd w:color="FFCC99" w:fill="auto" w:val="solid"/>
-          </w:tcPr>
-          <w:p>
-            <w:pPr>
-              <w:pStyle w:val="Normal"/>
-              <w:widowControl/>
-              <w:bidi w:val="0"/>
-              <w:spacing w:lineRule="auto" w:line="259" w:before="0" w:after="160"/>
-              <w:jc w:val="left"/>
-              <w:rPr/>
-            </w:pPr>
-            <w:r>
-              <w:rPr/>
+            <w:shd w:val="solid" w:color="FFCC99" w:fill="auto"/>
+          </w:tcPr>
+          <w:p>
+            <w:r>
               <w:t>98%</w:t>
             </w:r>
           </w:p>
@@ -1151,16 +786,7 @@
             </w:tcBorders>
           </w:tcPr>
           <w:p>
-            <w:pPr>
-              <w:pStyle w:val="Normal"/>
-              <w:widowControl/>
-              <w:bidi w:val="0"/>
-              <w:spacing w:lineRule="auto" w:line="259" w:before="0" w:after="160"/>
-              <w:jc w:val="left"/>
-              <w:rPr/>
-            </w:pPr>
-            <w:r>
-              <w:rPr/>
+            <w:r>
               <w:t>6,871s</w:t>
             </w:r>
           </w:p>
@@ -1168,7 +794,7 @@
       </w:tr>
       <w:tr>
         <w:trPr>
-          <w:trHeight w:val="305" w:hRule="atLeast"/>
+          <w:trHeight w:val="305"/>
         </w:trPr>
         <w:tc>
           <w:tcPr>
@@ -1179,19 +805,10 @@
               <w:bottom w:val="single" w:sz="6" w:space="0" w:color="000000"/>
               <w:right w:val="single" w:sz="6" w:space="0" w:color="000000"/>
             </w:tcBorders>
-            <w:shd w:color="C0C0C0" w:fill="auto" w:val="solid"/>
-          </w:tcPr>
-          <w:p>
-            <w:pPr>
-              <w:pStyle w:val="Normal"/>
-              <w:widowControl/>
-              <w:bidi w:val="0"/>
-              <w:spacing w:lineRule="auto" w:line="259" w:before="0" w:after="160"/>
-              <w:jc w:val="left"/>
-              <w:rPr/>
-            </w:pPr>
-            <w:r>
-              <w:rPr/>
+            <w:shd w:val="solid" w:color="C0C0C0" w:fill="auto"/>
+          </w:tcPr>
+          <w:p>
+            <w:r>
               <w:t>(11, 7)</w:t>
             </w:r>
           </w:p>
@@ -1205,19 +822,10 @@
               <w:bottom w:val="single" w:sz="6" w:space="0" w:color="000000"/>
               <w:right w:val="single" w:sz="6" w:space="0" w:color="000000"/>
             </w:tcBorders>
-            <w:shd w:color="339966" w:fill="auto" w:val="solid"/>
-          </w:tcPr>
-          <w:p>
-            <w:pPr>
-              <w:pStyle w:val="Normal"/>
-              <w:widowControl/>
-              <w:bidi w:val="0"/>
-              <w:spacing w:lineRule="auto" w:line="259" w:before="0" w:after="160"/>
-              <w:jc w:val="left"/>
-              <w:rPr/>
-            </w:pPr>
-            <w:r>
-              <w:rPr/>
+            <w:shd w:val="solid" w:color="339966" w:fill="auto"/>
+          </w:tcPr>
+          <w:p>
+            <w:r>
               <w:t>100%</w:t>
             </w:r>
           </w:p>
@@ -1231,19 +839,10 @@
               <w:bottom w:val="single" w:sz="6" w:space="0" w:color="000000"/>
               <w:right w:val="single" w:sz="6" w:space="0" w:color="000000"/>
             </w:tcBorders>
-            <w:shd w:color="339966" w:fill="auto" w:val="solid"/>
-          </w:tcPr>
-          <w:p>
-            <w:pPr>
-              <w:pStyle w:val="Normal"/>
-              <w:widowControl/>
-              <w:bidi w:val="0"/>
-              <w:spacing w:lineRule="auto" w:line="259" w:before="0" w:after="160"/>
-              <w:jc w:val="left"/>
-              <w:rPr/>
-            </w:pPr>
-            <w:r>
-              <w:rPr/>
+            <w:shd w:val="solid" w:color="339966" w:fill="auto"/>
+          </w:tcPr>
+          <w:p>
+            <w:r>
               <w:t>100%</w:t>
             </w:r>
           </w:p>
@@ -1257,19 +856,10 @@
               <w:bottom w:val="single" w:sz="6" w:space="0" w:color="000000"/>
               <w:right w:val="single" w:sz="6" w:space="0" w:color="000000"/>
             </w:tcBorders>
-            <w:shd w:color="339966" w:fill="auto" w:val="solid"/>
-          </w:tcPr>
-          <w:p>
-            <w:pPr>
-              <w:pStyle w:val="Normal"/>
-              <w:widowControl/>
-              <w:bidi w:val="0"/>
-              <w:spacing w:lineRule="auto" w:line="259" w:before="0" w:after="160"/>
-              <w:jc w:val="left"/>
-              <w:rPr/>
-            </w:pPr>
-            <w:r>
-              <w:rPr/>
+            <w:shd w:val="solid" w:color="339966" w:fill="auto"/>
+          </w:tcPr>
+          <w:p>
+            <w:r>
               <w:t>100%</w:t>
             </w:r>
           </w:p>
@@ -1283,19 +873,10 @@
               <w:bottom w:val="single" w:sz="6" w:space="0" w:color="000000"/>
               <w:right w:val="single" w:sz="6" w:space="0" w:color="000000"/>
             </w:tcBorders>
-            <w:shd w:color="FFCC99" w:fill="auto" w:val="solid"/>
-          </w:tcPr>
-          <w:p>
-            <w:pPr>
-              <w:pStyle w:val="Normal"/>
-              <w:widowControl/>
-              <w:bidi w:val="0"/>
-              <w:spacing w:lineRule="auto" w:line="259" w:before="0" w:after="160"/>
-              <w:jc w:val="left"/>
-              <w:rPr/>
-            </w:pPr>
-            <w:r>
-              <w:rPr/>
+            <w:shd w:val="solid" w:color="FFCC99" w:fill="auto"/>
+          </w:tcPr>
+          <w:p>
+            <w:r>
               <w:t>95%</w:t>
             </w:r>
           </w:p>
@@ -1309,19 +890,10 @@
               <w:bottom w:val="single" w:sz="6" w:space="0" w:color="000000"/>
               <w:right w:val="single" w:sz="6" w:space="0" w:color="000000"/>
             </w:tcBorders>
-            <w:shd w:color="FFFF99" w:fill="auto" w:val="solid"/>
-          </w:tcPr>
-          <w:p>
-            <w:pPr>
-              <w:pStyle w:val="Normal"/>
-              <w:widowControl/>
-              <w:bidi w:val="0"/>
-              <w:spacing w:lineRule="auto" w:line="259" w:before="0" w:after="160"/>
-              <w:jc w:val="left"/>
-              <w:rPr/>
-            </w:pPr>
-            <w:r>
-              <w:rPr/>
+            <w:shd w:val="solid" w:color="FFFF99" w:fill="auto"/>
+          </w:tcPr>
+          <w:p>
+            <w:r>
               <w:t>99%</w:t>
             </w:r>
           </w:p>
@@ -1337,16 +909,7 @@
             </w:tcBorders>
           </w:tcPr>
           <w:p>
-            <w:pPr>
-              <w:pStyle w:val="Normal"/>
-              <w:widowControl/>
-              <w:bidi w:val="0"/>
-              <w:spacing w:lineRule="auto" w:line="259" w:before="0" w:after="160"/>
-              <w:jc w:val="left"/>
-              <w:rPr/>
-            </w:pPr>
-            <w:r>
-              <w:rPr/>
+            <w:r>
               <w:t>6,886s</w:t>
             </w:r>
           </w:p>
@@ -1354,7 +917,7 @@
       </w:tr>
       <w:tr>
         <w:trPr>
-          <w:trHeight w:val="305" w:hRule="atLeast"/>
+          <w:trHeight w:val="305"/>
         </w:trPr>
         <w:tc>
           <w:tcPr>
@@ -1365,19 +928,10 @@
               <w:bottom w:val="single" w:sz="6" w:space="0" w:color="000000"/>
               <w:right w:val="single" w:sz="6" w:space="0" w:color="000000"/>
             </w:tcBorders>
-            <w:shd w:color="C0C0C0" w:fill="auto" w:val="solid"/>
-          </w:tcPr>
-          <w:p>
-            <w:pPr>
-              <w:pStyle w:val="Normal"/>
-              <w:widowControl/>
-              <w:bidi w:val="0"/>
-              <w:spacing w:lineRule="auto" w:line="259" w:before="0" w:after="160"/>
-              <w:jc w:val="left"/>
-              <w:rPr/>
-            </w:pPr>
-            <w:r>
-              <w:rPr/>
+            <w:shd w:val="solid" w:color="C0C0C0" w:fill="auto"/>
+          </w:tcPr>
+          <w:p>
+            <w:r>
               <w:t>(11, 15)</w:t>
             </w:r>
           </w:p>
@@ -1391,19 +945,10 @@
               <w:bottom w:val="single" w:sz="6" w:space="0" w:color="000000"/>
               <w:right w:val="single" w:sz="6" w:space="0" w:color="000000"/>
             </w:tcBorders>
-            <w:shd w:color="339966" w:fill="auto" w:val="solid"/>
-          </w:tcPr>
-          <w:p>
-            <w:pPr>
-              <w:pStyle w:val="Normal"/>
-              <w:widowControl/>
-              <w:bidi w:val="0"/>
-              <w:spacing w:lineRule="auto" w:line="259" w:before="0" w:after="160"/>
-              <w:jc w:val="left"/>
-              <w:rPr/>
-            </w:pPr>
-            <w:r>
-              <w:rPr/>
+            <w:shd w:val="solid" w:color="339966" w:fill="auto"/>
+          </w:tcPr>
+          <w:p>
+            <w:r>
               <w:t>100%</w:t>
             </w:r>
           </w:p>
@@ -1417,19 +962,10 @@
               <w:bottom w:val="single" w:sz="6" w:space="0" w:color="000000"/>
               <w:right w:val="single" w:sz="6" w:space="0" w:color="000000"/>
             </w:tcBorders>
-            <w:shd w:color="339966" w:fill="auto" w:val="solid"/>
-          </w:tcPr>
-          <w:p>
-            <w:pPr>
-              <w:pStyle w:val="Normal"/>
-              <w:widowControl/>
-              <w:bidi w:val="0"/>
-              <w:spacing w:lineRule="auto" w:line="259" w:before="0" w:after="160"/>
-              <w:jc w:val="left"/>
-              <w:rPr/>
-            </w:pPr>
-            <w:r>
-              <w:rPr/>
+            <w:shd w:val="solid" w:color="339966" w:fill="auto"/>
+          </w:tcPr>
+          <w:p>
+            <w:r>
               <w:t>100%</w:t>
             </w:r>
           </w:p>
@@ -1443,19 +979,10 @@
               <w:bottom w:val="single" w:sz="6" w:space="0" w:color="000000"/>
               <w:right w:val="single" w:sz="6" w:space="0" w:color="000000"/>
             </w:tcBorders>
-            <w:shd w:color="339966" w:fill="auto" w:val="solid"/>
-          </w:tcPr>
-          <w:p>
-            <w:pPr>
-              <w:pStyle w:val="Normal"/>
-              <w:widowControl/>
-              <w:bidi w:val="0"/>
-              <w:spacing w:lineRule="auto" w:line="259" w:before="0" w:after="160"/>
-              <w:jc w:val="left"/>
-              <w:rPr/>
-            </w:pPr>
-            <w:r>
-              <w:rPr/>
+            <w:shd w:val="solid" w:color="339966" w:fill="auto"/>
+          </w:tcPr>
+          <w:p>
+            <w:r>
               <w:t>100%</w:t>
             </w:r>
           </w:p>
@@ -1469,19 +996,10 @@
               <w:bottom w:val="single" w:sz="6" w:space="0" w:color="000000"/>
               <w:right w:val="single" w:sz="6" w:space="0" w:color="000000"/>
             </w:tcBorders>
-            <w:shd w:color="FFCC99" w:fill="auto" w:val="solid"/>
-          </w:tcPr>
-          <w:p>
-            <w:pPr>
-              <w:pStyle w:val="Normal"/>
-              <w:widowControl/>
-              <w:bidi w:val="0"/>
-              <w:spacing w:lineRule="auto" w:line="259" w:before="0" w:after="160"/>
-              <w:jc w:val="left"/>
-              <w:rPr/>
-            </w:pPr>
-            <w:r>
-              <w:rPr/>
+            <w:shd w:val="solid" w:color="FFCC99" w:fill="auto"/>
+          </w:tcPr>
+          <w:p>
+            <w:r>
               <w:t>95%</w:t>
             </w:r>
           </w:p>
@@ -1495,19 +1013,10 @@
               <w:bottom w:val="single" w:sz="6" w:space="0" w:color="000000"/>
               <w:right w:val="single" w:sz="6" w:space="0" w:color="000000"/>
             </w:tcBorders>
-            <w:shd w:color="FFFF99" w:fill="auto" w:val="solid"/>
-          </w:tcPr>
-          <w:p>
-            <w:pPr>
-              <w:pStyle w:val="Normal"/>
-              <w:widowControl/>
-              <w:bidi w:val="0"/>
-              <w:spacing w:lineRule="auto" w:line="259" w:before="0" w:after="160"/>
-              <w:jc w:val="left"/>
-              <w:rPr/>
-            </w:pPr>
-            <w:r>
-              <w:rPr/>
+            <w:shd w:val="solid" w:color="FFFF99" w:fill="auto"/>
+          </w:tcPr>
+          <w:p>
+            <w:r>
               <w:t>99%</w:t>
             </w:r>
           </w:p>
@@ -1523,16 +1032,7 @@
             </w:tcBorders>
           </w:tcPr>
           <w:p>
-            <w:pPr>
-              <w:pStyle w:val="Normal"/>
-              <w:widowControl/>
-              <w:bidi w:val="0"/>
-              <w:spacing w:lineRule="auto" w:line="259" w:before="0" w:after="160"/>
-              <w:jc w:val="left"/>
-              <w:rPr/>
-            </w:pPr>
-            <w:r>
-              <w:rPr/>
+            <w:r>
               <w:t>7,041s</w:t>
             </w:r>
           </w:p>
@@ -1540,7 +1040,7 @@
       </w:tr>
       <w:tr>
         <w:trPr>
-          <w:trHeight w:val="305" w:hRule="atLeast"/>
+          <w:trHeight w:val="305"/>
         </w:trPr>
         <w:tc>
           <w:tcPr>
@@ -1551,19 +1051,10 @@
               <w:bottom w:val="single" w:sz="6" w:space="0" w:color="000000"/>
               <w:right w:val="single" w:sz="6" w:space="0" w:color="000000"/>
             </w:tcBorders>
-            <w:shd w:color="C0C0C0" w:fill="auto" w:val="solid"/>
-          </w:tcPr>
-          <w:p>
-            <w:pPr>
-              <w:pStyle w:val="Normal"/>
-              <w:widowControl/>
-              <w:bidi w:val="0"/>
-              <w:spacing w:lineRule="auto" w:line="259" w:before="0" w:after="160"/>
-              <w:jc w:val="left"/>
-              <w:rPr/>
-            </w:pPr>
-            <w:r>
-              <w:rPr/>
+            <w:shd w:val="solid" w:color="C0C0C0" w:fill="auto"/>
+          </w:tcPr>
+          <w:p>
+            <w:r>
               <w:t>(21, 3)</w:t>
             </w:r>
           </w:p>
@@ -1577,19 +1068,10 @@
               <w:bottom w:val="single" w:sz="6" w:space="0" w:color="000000"/>
               <w:right w:val="single" w:sz="6" w:space="0" w:color="000000"/>
             </w:tcBorders>
-            <w:shd w:color="339966" w:fill="auto" w:val="solid"/>
-          </w:tcPr>
-          <w:p>
-            <w:pPr>
-              <w:pStyle w:val="Normal"/>
-              <w:widowControl/>
-              <w:bidi w:val="0"/>
-              <w:spacing w:lineRule="auto" w:line="259" w:before="0" w:after="160"/>
-              <w:jc w:val="left"/>
-              <w:rPr/>
-            </w:pPr>
-            <w:r>
-              <w:rPr/>
+            <w:shd w:val="solid" w:color="339966" w:fill="auto"/>
+          </w:tcPr>
+          <w:p>
+            <w:r>
               <w:t>100%</w:t>
             </w:r>
           </w:p>
@@ -1603,19 +1085,10 @@
               <w:bottom w:val="single" w:sz="6" w:space="0" w:color="000000"/>
               <w:right w:val="single" w:sz="6" w:space="0" w:color="000000"/>
             </w:tcBorders>
-            <w:shd w:color="339966" w:fill="auto" w:val="solid"/>
-          </w:tcPr>
-          <w:p>
-            <w:pPr>
-              <w:pStyle w:val="Normal"/>
-              <w:widowControl/>
-              <w:bidi w:val="0"/>
-              <w:spacing w:lineRule="auto" w:line="259" w:before="0" w:after="160"/>
-              <w:jc w:val="left"/>
-              <w:rPr/>
-            </w:pPr>
-            <w:r>
-              <w:rPr/>
+            <w:shd w:val="solid" w:color="339966" w:fill="auto"/>
+          </w:tcPr>
+          <w:p>
+            <w:r>
               <w:t>100%</w:t>
             </w:r>
           </w:p>
@@ -1629,19 +1102,10 @@
               <w:bottom w:val="single" w:sz="6" w:space="0" w:color="000000"/>
               <w:right w:val="single" w:sz="6" w:space="0" w:color="000000"/>
             </w:tcBorders>
-            <w:shd w:color="FFCC99" w:fill="auto" w:val="solid"/>
-          </w:tcPr>
-          <w:p>
-            <w:pPr>
-              <w:pStyle w:val="Normal"/>
-              <w:widowControl/>
-              <w:bidi w:val="0"/>
-              <w:spacing w:lineRule="auto" w:line="259" w:before="0" w:after="160"/>
-              <w:jc w:val="left"/>
-              <w:rPr/>
-            </w:pPr>
-            <w:r>
-              <w:rPr/>
+            <w:shd w:val="solid" w:color="FFCC99" w:fill="auto"/>
+          </w:tcPr>
+          <w:p>
+            <w:r>
               <w:t>95%</w:t>
             </w:r>
           </w:p>
@@ -1655,19 +1119,10 @@
               <w:bottom w:val="single" w:sz="6" w:space="0" w:color="000000"/>
               <w:right w:val="single" w:sz="6" w:space="0" w:color="000000"/>
             </w:tcBorders>
-            <w:shd w:color="FFCC99" w:fill="auto" w:val="solid"/>
-          </w:tcPr>
-          <w:p>
-            <w:pPr>
-              <w:pStyle w:val="Normal"/>
-              <w:widowControl/>
-              <w:bidi w:val="0"/>
-              <w:spacing w:lineRule="auto" w:line="259" w:before="0" w:after="160"/>
-              <w:jc w:val="left"/>
-              <w:rPr/>
-            </w:pPr>
-            <w:r>
-              <w:rPr/>
+            <w:shd w:val="solid" w:color="FFCC99" w:fill="auto"/>
+          </w:tcPr>
+          <w:p>
+            <w:r>
               <w:t>95%</w:t>
             </w:r>
           </w:p>
@@ -1681,19 +1136,10 @@
               <w:bottom w:val="single" w:sz="6" w:space="0" w:color="000000"/>
               <w:right w:val="single" w:sz="6" w:space="0" w:color="000000"/>
             </w:tcBorders>
-            <w:shd w:color="FFCC99" w:fill="auto" w:val="solid"/>
-          </w:tcPr>
-          <w:p>
-            <w:pPr>
-              <w:pStyle w:val="Normal"/>
-              <w:widowControl/>
-              <w:bidi w:val="0"/>
-              <w:spacing w:lineRule="auto" w:line="259" w:before="0" w:after="160"/>
-              <w:jc w:val="left"/>
-              <w:rPr/>
-            </w:pPr>
-            <w:r>
-              <w:rPr/>
+            <w:shd w:val="solid" w:color="FFCC99" w:fill="auto"/>
+          </w:tcPr>
+          <w:p>
+            <w:r>
               <w:t>98%</w:t>
             </w:r>
           </w:p>
@@ -1709,16 +1155,7 @@
             </w:tcBorders>
           </w:tcPr>
           <w:p>
-            <w:pPr>
-              <w:pStyle w:val="Normal"/>
-              <w:widowControl/>
-              <w:bidi w:val="0"/>
-              <w:spacing w:lineRule="auto" w:line="259" w:before="0" w:after="160"/>
-              <w:jc w:val="left"/>
-              <w:rPr/>
-            </w:pPr>
-            <w:r>
-              <w:rPr/>
+            <w:r>
               <w:t>7,004s</w:t>
             </w:r>
           </w:p>
@@ -1726,7 +1163,7 @@
       </w:tr>
       <w:tr>
         <w:trPr>
-          <w:trHeight w:val="305" w:hRule="atLeast"/>
+          <w:trHeight w:val="305"/>
         </w:trPr>
         <w:tc>
           <w:tcPr>
@@ -1737,19 +1174,10 @@
               <w:bottom w:val="single" w:sz="6" w:space="0" w:color="000000"/>
               <w:right w:val="single" w:sz="6" w:space="0" w:color="000000"/>
             </w:tcBorders>
-            <w:shd w:color="C0C0C0" w:fill="auto" w:val="solid"/>
-          </w:tcPr>
-          <w:p>
-            <w:pPr>
-              <w:pStyle w:val="Normal"/>
-              <w:widowControl/>
-              <w:bidi w:val="0"/>
-              <w:spacing w:lineRule="auto" w:line="259" w:before="0" w:after="160"/>
-              <w:jc w:val="left"/>
-              <w:rPr/>
-            </w:pPr>
-            <w:r>
-              <w:rPr/>
+            <w:shd w:val="solid" w:color="C0C0C0" w:fill="auto"/>
+          </w:tcPr>
+          <w:p>
+            <w:r>
               <w:t>(21, 7)</w:t>
             </w:r>
           </w:p>
@@ -1763,19 +1191,10 @@
               <w:bottom w:val="single" w:sz="6" w:space="0" w:color="000000"/>
               <w:right w:val="single" w:sz="6" w:space="0" w:color="000000"/>
             </w:tcBorders>
-            <w:shd w:color="339966" w:fill="auto" w:val="solid"/>
-          </w:tcPr>
-          <w:p>
-            <w:pPr>
-              <w:pStyle w:val="Normal"/>
-              <w:widowControl/>
-              <w:bidi w:val="0"/>
-              <w:spacing w:lineRule="auto" w:line="259" w:before="0" w:after="160"/>
-              <w:jc w:val="left"/>
-              <w:rPr/>
-            </w:pPr>
-            <w:r>
-              <w:rPr/>
+            <w:shd w:val="solid" w:color="339966" w:fill="auto"/>
+          </w:tcPr>
+          <w:p>
+            <w:r>
               <w:t>100%</w:t>
             </w:r>
           </w:p>
@@ -1789,19 +1208,10 @@
               <w:bottom w:val="single" w:sz="6" w:space="0" w:color="000000"/>
               <w:right w:val="single" w:sz="6" w:space="0" w:color="000000"/>
             </w:tcBorders>
-            <w:shd w:color="339966" w:fill="auto" w:val="solid"/>
-          </w:tcPr>
-          <w:p>
-            <w:pPr>
-              <w:pStyle w:val="Normal"/>
-              <w:widowControl/>
-              <w:bidi w:val="0"/>
-              <w:spacing w:lineRule="auto" w:line="259" w:before="0" w:after="160"/>
-              <w:jc w:val="left"/>
-              <w:rPr/>
-            </w:pPr>
-            <w:r>
-              <w:rPr/>
+            <w:shd w:val="solid" w:color="339966" w:fill="auto"/>
+          </w:tcPr>
+          <w:p>
+            <w:r>
               <w:t>100%</w:t>
             </w:r>
           </w:p>
@@ -1815,19 +1225,10 @@
               <w:bottom w:val="single" w:sz="6" w:space="0" w:color="000000"/>
               <w:right w:val="single" w:sz="6" w:space="0" w:color="000000"/>
             </w:tcBorders>
-            <w:shd w:color="FFCC99" w:fill="auto" w:val="solid"/>
-          </w:tcPr>
-          <w:p>
-            <w:pPr>
-              <w:pStyle w:val="Normal"/>
-              <w:widowControl/>
-              <w:bidi w:val="0"/>
-              <w:spacing w:lineRule="auto" w:line="259" w:before="0" w:after="160"/>
-              <w:jc w:val="left"/>
-              <w:rPr/>
-            </w:pPr>
-            <w:r>
-              <w:rPr/>
+            <w:shd w:val="solid" w:color="FFCC99" w:fill="auto"/>
+          </w:tcPr>
+          <w:p>
+            <w:r>
               <w:t>95%</w:t>
             </w:r>
           </w:p>
@@ -1841,19 +1242,10 @@
               <w:bottom w:val="single" w:sz="6" w:space="0" w:color="000000"/>
               <w:right w:val="single" w:sz="6" w:space="0" w:color="000000"/>
             </w:tcBorders>
-            <w:shd w:color="FFCC99" w:fill="auto" w:val="solid"/>
-          </w:tcPr>
-          <w:p>
-            <w:pPr>
-              <w:pStyle w:val="Normal"/>
-              <w:widowControl/>
-              <w:bidi w:val="0"/>
-              <w:spacing w:lineRule="auto" w:line="259" w:before="0" w:after="160"/>
-              <w:jc w:val="left"/>
-              <w:rPr/>
-            </w:pPr>
-            <w:r>
-              <w:rPr/>
+            <w:shd w:val="solid" w:color="FFCC99" w:fill="auto"/>
+          </w:tcPr>
+          <w:p>
+            <w:r>
               <w:t>95%</w:t>
             </w:r>
           </w:p>
@@ -1867,19 +1259,10 @@
               <w:bottom w:val="single" w:sz="6" w:space="0" w:color="000000"/>
               <w:right w:val="single" w:sz="6" w:space="0" w:color="000000"/>
             </w:tcBorders>
-            <w:shd w:color="FFCC99" w:fill="auto" w:val="solid"/>
-          </w:tcPr>
-          <w:p>
-            <w:pPr>
-              <w:pStyle w:val="Normal"/>
-              <w:widowControl/>
-              <w:bidi w:val="0"/>
-              <w:spacing w:lineRule="auto" w:line="259" w:before="0" w:after="160"/>
-              <w:jc w:val="left"/>
-              <w:rPr/>
-            </w:pPr>
-            <w:r>
-              <w:rPr/>
+            <w:shd w:val="solid" w:color="FFCC99" w:fill="auto"/>
+          </w:tcPr>
+          <w:p>
+            <w:r>
               <w:t>98%</w:t>
             </w:r>
           </w:p>
@@ -1895,16 +1278,7 @@
             </w:tcBorders>
           </w:tcPr>
           <w:p>
-            <w:pPr>
-              <w:pStyle w:val="Normal"/>
-              <w:widowControl/>
-              <w:bidi w:val="0"/>
-              <w:spacing w:lineRule="auto" w:line="259" w:before="0" w:after="160"/>
-              <w:jc w:val="left"/>
-              <w:rPr/>
-            </w:pPr>
-            <w:r>
-              <w:rPr/>
+            <w:r>
               <w:t>7,0s</w:t>
             </w:r>
           </w:p>
@@ -1912,7 +1286,7 @@
       </w:tr>
       <w:tr>
         <w:trPr>
-          <w:trHeight w:val="305" w:hRule="atLeast"/>
+          <w:trHeight w:val="305"/>
         </w:trPr>
         <w:tc>
           <w:tcPr>
@@ -1923,19 +1297,10 @@
               <w:bottom w:val="single" w:sz="6" w:space="0" w:color="000000"/>
               <w:right w:val="single" w:sz="6" w:space="0" w:color="000000"/>
             </w:tcBorders>
-            <w:shd w:color="C0C0C0" w:fill="auto" w:val="solid"/>
-          </w:tcPr>
-          <w:p>
-            <w:pPr>
-              <w:pStyle w:val="Normal"/>
-              <w:widowControl/>
-              <w:bidi w:val="0"/>
-              <w:spacing w:lineRule="auto" w:line="259" w:before="0" w:after="160"/>
-              <w:jc w:val="left"/>
-              <w:rPr/>
-            </w:pPr>
-            <w:r>
-              <w:rPr/>
+            <w:shd w:val="solid" w:color="C0C0C0" w:fill="auto"/>
+          </w:tcPr>
+          <w:p>
+            <w:r>
               <w:t>(21, 15)</w:t>
             </w:r>
           </w:p>
@@ -1949,19 +1314,10 @@
               <w:bottom w:val="single" w:sz="6" w:space="0" w:color="000000"/>
               <w:right w:val="single" w:sz="6" w:space="0" w:color="000000"/>
             </w:tcBorders>
-            <w:shd w:color="339966" w:fill="auto" w:val="solid"/>
-          </w:tcPr>
-          <w:p>
-            <w:pPr>
-              <w:pStyle w:val="Normal"/>
-              <w:widowControl/>
-              <w:bidi w:val="0"/>
-              <w:spacing w:lineRule="auto" w:line="259" w:before="0" w:after="160"/>
-              <w:jc w:val="left"/>
-              <w:rPr/>
-            </w:pPr>
-            <w:r>
-              <w:rPr/>
+            <w:shd w:val="solid" w:color="339966" w:fill="auto"/>
+          </w:tcPr>
+          <w:p>
+            <w:r>
               <w:t>100%</w:t>
             </w:r>
           </w:p>
@@ -1975,19 +1331,10 @@
               <w:bottom w:val="single" w:sz="6" w:space="0" w:color="000000"/>
               <w:right w:val="single" w:sz="6" w:space="0" w:color="000000"/>
             </w:tcBorders>
-            <w:shd w:color="339966" w:fill="auto" w:val="solid"/>
-          </w:tcPr>
-          <w:p>
-            <w:pPr>
-              <w:pStyle w:val="Normal"/>
-              <w:widowControl/>
-              <w:bidi w:val="0"/>
-              <w:spacing w:lineRule="auto" w:line="259" w:before="0" w:after="160"/>
-              <w:jc w:val="left"/>
-              <w:rPr/>
-            </w:pPr>
-            <w:r>
-              <w:rPr/>
+            <w:shd w:val="solid" w:color="339966" w:fill="auto"/>
+          </w:tcPr>
+          <w:p>
+            <w:r>
               <w:t>100%</w:t>
             </w:r>
           </w:p>
@@ -2001,19 +1348,10 @@
               <w:bottom w:val="single" w:sz="6" w:space="0" w:color="000000"/>
               <w:right w:val="single" w:sz="6" w:space="0" w:color="000000"/>
             </w:tcBorders>
-            <w:shd w:color="339966" w:fill="auto" w:val="solid"/>
-          </w:tcPr>
-          <w:p>
-            <w:pPr>
-              <w:pStyle w:val="Normal"/>
-              <w:widowControl/>
-              <w:bidi w:val="0"/>
-              <w:spacing w:lineRule="auto" w:line="259" w:before="0" w:after="160"/>
-              <w:jc w:val="left"/>
-              <w:rPr/>
-            </w:pPr>
-            <w:r>
-              <w:rPr/>
+            <w:shd w:val="solid" w:color="339966" w:fill="auto"/>
+          </w:tcPr>
+          <w:p>
+            <w:r>
               <w:t>100%</w:t>
             </w:r>
           </w:p>
@@ -2027,19 +1365,10 @@
               <w:bottom w:val="single" w:sz="6" w:space="0" w:color="000000"/>
               <w:right w:val="single" w:sz="6" w:space="0" w:color="000000"/>
             </w:tcBorders>
-            <w:shd w:color="FFCC99" w:fill="auto" w:val="solid"/>
-          </w:tcPr>
-          <w:p>
-            <w:pPr>
-              <w:pStyle w:val="Normal"/>
-              <w:widowControl/>
-              <w:bidi w:val="0"/>
-              <w:spacing w:lineRule="auto" w:line="259" w:before="0" w:after="160"/>
-              <w:jc w:val="left"/>
-              <w:rPr/>
-            </w:pPr>
-            <w:r>
-              <w:rPr/>
+            <w:shd w:val="solid" w:color="FFCC99" w:fill="auto"/>
+          </w:tcPr>
+          <w:p>
+            <w:r>
               <w:t>95%</w:t>
             </w:r>
           </w:p>
@@ -2053,19 +1382,10 @@
               <w:bottom w:val="single" w:sz="6" w:space="0" w:color="000000"/>
               <w:right w:val="single" w:sz="6" w:space="0" w:color="000000"/>
             </w:tcBorders>
-            <w:shd w:color="FFFF99" w:fill="auto" w:val="solid"/>
-          </w:tcPr>
-          <w:p>
-            <w:pPr>
-              <w:pStyle w:val="Normal"/>
-              <w:widowControl/>
-              <w:bidi w:val="0"/>
-              <w:spacing w:lineRule="auto" w:line="259" w:before="0" w:after="160"/>
-              <w:jc w:val="left"/>
-              <w:rPr/>
-            </w:pPr>
-            <w:r>
-              <w:rPr/>
+            <w:shd w:val="solid" w:color="FFFF99" w:fill="auto"/>
+          </w:tcPr>
+          <w:p>
+            <w:r>
               <w:t>99%</w:t>
             </w:r>
           </w:p>
@@ -2081,16 +1401,7 @@
             </w:tcBorders>
           </w:tcPr>
           <w:p>
-            <w:pPr>
-              <w:pStyle w:val="Normal"/>
-              <w:widowControl/>
-              <w:bidi w:val="0"/>
-              <w:spacing w:lineRule="auto" w:line="259" w:before="0" w:after="160"/>
-              <w:jc w:val="left"/>
-              <w:rPr/>
-            </w:pPr>
-            <w:r>
-              <w:rPr/>
+            <w:r>
               <w:t>7,0s</w:t>
             </w:r>
           </w:p>
@@ -2098,7 +1409,7 @@
       </w:tr>
       <w:tr>
         <w:trPr>
-          <w:trHeight w:val="305" w:hRule="atLeast"/>
+          <w:trHeight w:val="305"/>
         </w:trPr>
         <w:tc>
           <w:tcPr>
@@ -2109,19 +1420,10 @@
               <w:bottom w:val="single" w:sz="6" w:space="0" w:color="000000"/>
               <w:right w:val="single" w:sz="6" w:space="0" w:color="000000"/>
             </w:tcBorders>
-            <w:shd w:color="C0C0C0" w:fill="auto" w:val="solid"/>
-          </w:tcPr>
-          <w:p>
-            <w:pPr>
-              <w:pStyle w:val="Normal"/>
-              <w:widowControl/>
-              <w:bidi w:val="0"/>
-              <w:spacing w:lineRule="auto" w:line="259" w:before="0" w:after="160"/>
-              <w:jc w:val="left"/>
-              <w:rPr/>
-            </w:pPr>
-            <w:r>
-              <w:rPr/>
+            <w:shd w:val="solid" w:color="C0C0C0" w:fill="auto"/>
+          </w:tcPr>
+          <w:p>
+            <w:r>
               <w:t>(5, 9)</w:t>
             </w:r>
           </w:p>
@@ -2135,19 +1437,10 @@
               <w:bottom w:val="single" w:sz="6" w:space="0" w:color="000000"/>
               <w:right w:val="single" w:sz="6" w:space="0" w:color="000000"/>
             </w:tcBorders>
-            <w:shd w:color="339966" w:fill="auto" w:val="solid"/>
-          </w:tcPr>
-          <w:p>
-            <w:pPr>
-              <w:pStyle w:val="Normal"/>
-              <w:widowControl/>
-              <w:bidi w:val="0"/>
-              <w:spacing w:lineRule="auto" w:line="259" w:before="0" w:after="160"/>
-              <w:jc w:val="left"/>
-              <w:rPr/>
-            </w:pPr>
-            <w:r>
-              <w:rPr/>
+            <w:shd w:val="solid" w:color="339966" w:fill="auto"/>
+          </w:tcPr>
+          <w:p>
+            <w:r>
               <w:t>100%</w:t>
             </w:r>
           </w:p>
@@ -2161,19 +1454,10 @@
               <w:bottom w:val="single" w:sz="6" w:space="0" w:color="000000"/>
               <w:right w:val="single" w:sz="6" w:space="0" w:color="000000"/>
             </w:tcBorders>
-            <w:shd w:color="339966" w:fill="auto" w:val="solid"/>
-          </w:tcPr>
-          <w:p>
-            <w:pPr>
-              <w:pStyle w:val="Normal"/>
-              <w:widowControl/>
-              <w:bidi w:val="0"/>
-              <w:spacing w:lineRule="auto" w:line="259" w:before="0" w:after="160"/>
-              <w:jc w:val="left"/>
-              <w:rPr/>
-            </w:pPr>
-            <w:r>
-              <w:rPr/>
+            <w:shd w:val="solid" w:color="339966" w:fill="auto"/>
+          </w:tcPr>
+          <w:p>
+            <w:r>
               <w:t>100%</w:t>
             </w:r>
           </w:p>
@@ -2187,19 +1471,10 @@
               <w:bottom w:val="single" w:sz="6" w:space="0" w:color="000000"/>
               <w:right w:val="single" w:sz="6" w:space="0" w:color="000000"/>
             </w:tcBorders>
-            <w:shd w:color="FFCC99" w:fill="auto" w:val="solid"/>
-          </w:tcPr>
-          <w:p>
-            <w:pPr>
-              <w:pStyle w:val="Normal"/>
-              <w:widowControl/>
-              <w:bidi w:val="0"/>
-              <w:spacing w:lineRule="auto" w:line="259" w:before="0" w:after="160"/>
-              <w:jc w:val="left"/>
-              <w:rPr/>
-            </w:pPr>
-            <w:r>
-              <w:rPr/>
+            <w:shd w:val="solid" w:color="FFCC99" w:fill="auto"/>
+          </w:tcPr>
+          <w:p>
+            <w:r>
               <w:t>95%</w:t>
             </w:r>
           </w:p>
@@ -2213,19 +1488,10 @@
               <w:bottom w:val="single" w:sz="6" w:space="0" w:color="000000"/>
               <w:right w:val="single" w:sz="6" w:space="0" w:color="000000"/>
             </w:tcBorders>
-            <w:shd w:color="FF99CC" w:fill="auto" w:val="solid"/>
-          </w:tcPr>
-          <w:p>
-            <w:pPr>
-              <w:pStyle w:val="Normal"/>
-              <w:widowControl/>
-              <w:bidi w:val="0"/>
-              <w:spacing w:lineRule="auto" w:line="259" w:before="0" w:after="160"/>
-              <w:jc w:val="left"/>
-              <w:rPr/>
-            </w:pPr>
-            <w:r>
-              <w:rPr/>
+            <w:shd w:val="solid" w:color="FF99CC" w:fill="auto"/>
+          </w:tcPr>
+          <w:p>
+            <w:r>
               <w:t>90%</w:t>
             </w:r>
           </w:p>
@@ -2239,19 +1505,10 @@
               <w:bottom w:val="single" w:sz="6" w:space="0" w:color="000000"/>
               <w:right w:val="single" w:sz="6" w:space="0" w:color="000000"/>
             </w:tcBorders>
-            <w:shd w:color="FFCC99" w:fill="auto" w:val="solid"/>
-          </w:tcPr>
-          <w:p>
-            <w:pPr>
-              <w:pStyle w:val="Normal"/>
-              <w:widowControl/>
-              <w:bidi w:val="0"/>
-              <w:spacing w:lineRule="auto" w:line="259" w:before="0" w:after="160"/>
-              <w:jc w:val="left"/>
-              <w:rPr/>
-            </w:pPr>
-            <w:r>
-              <w:rPr/>
+            <w:shd w:val="solid" w:color="FFCC99" w:fill="auto"/>
+          </w:tcPr>
+          <w:p>
+            <w:r>
               <w:t>96%</w:t>
             </w:r>
           </w:p>
@@ -2267,16 +1524,7 @@
             </w:tcBorders>
           </w:tcPr>
           <w:p>
-            <w:pPr>
-              <w:pStyle w:val="Normal"/>
-              <w:widowControl/>
-              <w:bidi w:val="0"/>
-              <w:spacing w:lineRule="auto" w:line="259" w:before="0" w:after="160"/>
-              <w:jc w:val="left"/>
-              <w:rPr/>
-            </w:pPr>
-            <w:r>
-              <w:rPr/>
+            <w:r>
               <w:t>6,894s</w:t>
             </w:r>
           </w:p>
@@ -2284,7 +1532,7 @@
       </w:tr>
       <w:tr>
         <w:trPr>
-          <w:trHeight w:val="305" w:hRule="atLeast"/>
+          <w:trHeight w:val="305"/>
         </w:trPr>
         <w:tc>
           <w:tcPr>
@@ -2295,19 +1543,10 @@
               <w:bottom w:val="single" w:sz="6" w:space="0" w:color="000000"/>
               <w:right w:val="single" w:sz="6" w:space="0" w:color="000000"/>
             </w:tcBorders>
-            <w:shd w:color="C0C0C0" w:fill="auto" w:val="solid"/>
-          </w:tcPr>
-          <w:p>
-            <w:pPr>
-              <w:pStyle w:val="Normal"/>
-              <w:widowControl/>
-              <w:bidi w:val="0"/>
-              <w:spacing w:lineRule="auto" w:line="259" w:before="0" w:after="160"/>
-              <w:jc w:val="left"/>
-              <w:rPr/>
-            </w:pPr>
-            <w:r>
-              <w:rPr/>
+            <w:shd w:val="solid" w:color="C0C0C0" w:fill="auto"/>
+          </w:tcPr>
+          <w:p>
+            <w:r>
               <w:t>(5, 11)</w:t>
             </w:r>
           </w:p>
@@ -2321,19 +1560,10 @@
               <w:bottom w:val="single" w:sz="6" w:space="0" w:color="000000"/>
               <w:right w:val="single" w:sz="6" w:space="0" w:color="000000"/>
             </w:tcBorders>
-            <w:shd w:color="339966" w:fill="auto" w:val="solid"/>
-          </w:tcPr>
-          <w:p>
-            <w:pPr>
-              <w:pStyle w:val="Normal"/>
-              <w:widowControl/>
-              <w:bidi w:val="0"/>
-              <w:spacing w:lineRule="auto" w:line="259" w:before="0" w:after="160"/>
-              <w:jc w:val="left"/>
-              <w:rPr/>
-            </w:pPr>
-            <w:r>
-              <w:rPr/>
+            <w:shd w:val="solid" w:color="339966" w:fill="auto"/>
+          </w:tcPr>
+          <w:p>
+            <w:r>
               <w:t>100%</w:t>
             </w:r>
           </w:p>
@@ -2347,19 +1577,10 @@
               <w:bottom w:val="single" w:sz="6" w:space="0" w:color="000000"/>
               <w:right w:val="single" w:sz="6" w:space="0" w:color="000000"/>
             </w:tcBorders>
-            <w:shd w:color="339966" w:fill="auto" w:val="solid"/>
-          </w:tcPr>
-          <w:p>
-            <w:pPr>
-              <w:pStyle w:val="Normal"/>
-              <w:widowControl/>
-              <w:bidi w:val="0"/>
-              <w:spacing w:lineRule="auto" w:line="259" w:before="0" w:after="160"/>
-              <w:jc w:val="left"/>
-              <w:rPr/>
-            </w:pPr>
-            <w:r>
-              <w:rPr/>
+            <w:shd w:val="solid" w:color="339966" w:fill="auto"/>
+          </w:tcPr>
+          <w:p>
+            <w:r>
               <w:t>100%</w:t>
             </w:r>
           </w:p>
@@ -2373,19 +1594,10 @@
               <w:bottom w:val="single" w:sz="6" w:space="0" w:color="000000"/>
               <w:right w:val="single" w:sz="6" w:space="0" w:color="000000"/>
             </w:tcBorders>
-            <w:shd w:color="FFCC99" w:fill="auto" w:val="solid"/>
-          </w:tcPr>
-          <w:p>
-            <w:pPr>
-              <w:pStyle w:val="Normal"/>
-              <w:widowControl/>
-              <w:bidi w:val="0"/>
-              <w:spacing w:lineRule="auto" w:line="259" w:before="0" w:after="160"/>
-              <w:jc w:val="left"/>
-              <w:rPr/>
-            </w:pPr>
-            <w:r>
-              <w:rPr/>
+            <w:shd w:val="solid" w:color="FFCC99" w:fill="auto"/>
+          </w:tcPr>
+          <w:p>
+            <w:r>
               <w:t>95%</w:t>
             </w:r>
           </w:p>
@@ -2399,19 +1611,10 @@
               <w:bottom w:val="single" w:sz="6" w:space="0" w:color="000000"/>
               <w:right w:val="single" w:sz="6" w:space="0" w:color="000000"/>
             </w:tcBorders>
-            <w:shd w:color="FF99CC" w:fill="auto" w:val="solid"/>
-          </w:tcPr>
-          <w:p>
-            <w:pPr>
-              <w:pStyle w:val="Normal"/>
-              <w:widowControl/>
-              <w:bidi w:val="0"/>
-              <w:spacing w:lineRule="auto" w:line="259" w:before="0" w:after="160"/>
-              <w:jc w:val="left"/>
-              <w:rPr/>
-            </w:pPr>
-            <w:r>
-              <w:rPr/>
+            <w:shd w:val="solid" w:color="FF99CC" w:fill="auto"/>
+          </w:tcPr>
+          <w:p>
+            <w:r>
               <w:t>90%</w:t>
             </w:r>
           </w:p>
@@ -2425,19 +1628,10 @@
               <w:bottom w:val="single" w:sz="6" w:space="0" w:color="000000"/>
               <w:right w:val="single" w:sz="6" w:space="0" w:color="000000"/>
             </w:tcBorders>
-            <w:shd w:color="FFCC99" w:fill="auto" w:val="solid"/>
-          </w:tcPr>
-          <w:p>
-            <w:pPr>
-              <w:pStyle w:val="Normal"/>
-              <w:widowControl/>
-              <w:bidi w:val="0"/>
-              <w:spacing w:lineRule="auto" w:line="259" w:before="0" w:after="160"/>
-              <w:jc w:val="left"/>
-              <w:rPr/>
-            </w:pPr>
-            <w:r>
-              <w:rPr/>
+            <w:shd w:val="solid" w:color="FFCC99" w:fill="auto"/>
+          </w:tcPr>
+          <w:p>
+            <w:r>
               <w:t>96%</w:t>
             </w:r>
           </w:p>
@@ -2453,16 +1647,7 @@
             </w:tcBorders>
           </w:tcPr>
           <w:p>
-            <w:pPr>
-              <w:pStyle w:val="Normal"/>
-              <w:widowControl/>
-              <w:bidi w:val="0"/>
-              <w:spacing w:lineRule="auto" w:line="259" w:before="0" w:after="160"/>
-              <w:jc w:val="left"/>
-              <w:rPr/>
-            </w:pPr>
-            <w:r>
-              <w:rPr/>
+            <w:r>
               <w:t>6,799s</w:t>
             </w:r>
           </w:p>
@@ -2470,7 +1655,7 @@
       </w:tr>
       <w:tr>
         <w:trPr>
-          <w:trHeight w:val="305" w:hRule="atLeast"/>
+          <w:trHeight w:val="305"/>
         </w:trPr>
         <w:tc>
           <w:tcPr>
@@ -2481,19 +1666,11 @@
               <w:bottom w:val="single" w:sz="6" w:space="0" w:color="000000"/>
               <w:right w:val="single" w:sz="6" w:space="0" w:color="000000"/>
             </w:tcBorders>
-            <w:shd w:color="C0C0C0" w:fill="auto" w:val="solid"/>
-          </w:tcPr>
-          <w:p>
-            <w:pPr>
-              <w:pStyle w:val="Normal"/>
-              <w:widowControl/>
-              <w:bidi w:val="0"/>
-              <w:spacing w:lineRule="auto" w:line="259" w:before="0" w:after="160"/>
-              <w:jc w:val="left"/>
-              <w:rPr/>
-            </w:pPr>
-            <w:r>
-              <w:rPr/>
+            <w:shd w:val="solid" w:color="C0C0C0" w:fill="auto"/>
+          </w:tcPr>
+          <w:p>
+            <w:r>
+              <w:lastRenderedPageBreak/>
               <w:t>(7, 7)</w:t>
             </w:r>
           </w:p>
@@ -2507,19 +1684,10 @@
               <w:bottom w:val="single" w:sz="6" w:space="0" w:color="000000"/>
               <w:right w:val="single" w:sz="6" w:space="0" w:color="000000"/>
             </w:tcBorders>
-            <w:shd w:color="339966" w:fill="auto" w:val="solid"/>
-          </w:tcPr>
-          <w:p>
-            <w:pPr>
-              <w:pStyle w:val="Normal"/>
-              <w:widowControl/>
-              <w:bidi w:val="0"/>
-              <w:spacing w:lineRule="auto" w:line="259" w:before="0" w:after="160"/>
-              <w:jc w:val="left"/>
-              <w:rPr/>
-            </w:pPr>
-            <w:r>
-              <w:rPr/>
+            <w:shd w:val="solid" w:color="339966" w:fill="auto"/>
+          </w:tcPr>
+          <w:p>
+            <w:r>
               <w:t>100%</w:t>
             </w:r>
           </w:p>
@@ -2533,19 +1701,10 @@
               <w:bottom w:val="single" w:sz="6" w:space="0" w:color="000000"/>
               <w:right w:val="single" w:sz="6" w:space="0" w:color="000000"/>
             </w:tcBorders>
-            <w:shd w:color="339966" w:fill="auto" w:val="solid"/>
-          </w:tcPr>
-          <w:p>
-            <w:pPr>
-              <w:pStyle w:val="Normal"/>
-              <w:widowControl/>
-              <w:bidi w:val="0"/>
-              <w:spacing w:lineRule="auto" w:line="259" w:before="0" w:after="160"/>
-              <w:jc w:val="left"/>
-              <w:rPr/>
-            </w:pPr>
-            <w:r>
-              <w:rPr/>
+            <w:shd w:val="solid" w:color="339966" w:fill="auto"/>
+          </w:tcPr>
+          <w:p>
+            <w:r>
               <w:t>100%</w:t>
             </w:r>
           </w:p>
@@ -2559,19 +1718,10 @@
               <w:bottom w:val="single" w:sz="6" w:space="0" w:color="000000"/>
               <w:right w:val="single" w:sz="6" w:space="0" w:color="000000"/>
             </w:tcBorders>
-            <w:shd w:color="FFCC99" w:fill="auto" w:val="solid"/>
-          </w:tcPr>
-          <w:p>
-            <w:pPr>
-              <w:pStyle w:val="Normal"/>
-              <w:widowControl/>
-              <w:bidi w:val="0"/>
-              <w:spacing w:lineRule="auto" w:line="259" w:before="0" w:after="160"/>
-              <w:jc w:val="left"/>
-              <w:rPr/>
-            </w:pPr>
-            <w:r>
-              <w:rPr/>
+            <w:shd w:val="solid" w:color="FFCC99" w:fill="auto"/>
+          </w:tcPr>
+          <w:p>
+            <w:r>
               <w:t>95%</w:t>
             </w:r>
           </w:p>
@@ -2585,19 +1735,10 @@
               <w:bottom w:val="single" w:sz="6" w:space="0" w:color="000000"/>
               <w:right w:val="single" w:sz="6" w:space="0" w:color="000000"/>
             </w:tcBorders>
-            <w:shd w:color="FFCC99" w:fill="auto" w:val="solid"/>
-          </w:tcPr>
-          <w:p>
-            <w:pPr>
-              <w:pStyle w:val="Normal"/>
-              <w:widowControl/>
-              <w:bidi w:val="0"/>
-              <w:spacing w:lineRule="auto" w:line="259" w:before="0" w:after="160"/>
-              <w:jc w:val="left"/>
-              <w:rPr/>
-            </w:pPr>
-            <w:r>
-              <w:rPr/>
+            <w:shd w:val="solid" w:color="FFCC99" w:fill="auto"/>
+          </w:tcPr>
+          <w:p>
+            <w:r>
               <w:t>95%</w:t>
             </w:r>
           </w:p>
@@ -2611,19 +1752,10 @@
               <w:bottom w:val="single" w:sz="6" w:space="0" w:color="000000"/>
               <w:right w:val="single" w:sz="6" w:space="0" w:color="000000"/>
             </w:tcBorders>
-            <w:shd w:color="FFCC99" w:fill="auto" w:val="solid"/>
-          </w:tcPr>
-          <w:p>
-            <w:pPr>
-              <w:pStyle w:val="Normal"/>
-              <w:widowControl/>
-              <w:bidi w:val="0"/>
-              <w:spacing w:lineRule="auto" w:line="259" w:before="0" w:after="160"/>
-              <w:jc w:val="left"/>
-              <w:rPr/>
-            </w:pPr>
-            <w:r>
-              <w:rPr/>
+            <w:shd w:val="solid" w:color="FFCC99" w:fill="auto"/>
+          </w:tcPr>
+          <w:p>
+            <w:r>
               <w:t>98%</w:t>
             </w:r>
           </w:p>
@@ -2639,16 +1771,7 @@
             </w:tcBorders>
           </w:tcPr>
           <w:p>
-            <w:pPr>
-              <w:pStyle w:val="Normal"/>
-              <w:widowControl/>
-              <w:bidi w:val="0"/>
-              <w:spacing w:lineRule="auto" w:line="259" w:before="0" w:after="160"/>
-              <w:jc w:val="left"/>
-              <w:rPr/>
-            </w:pPr>
-            <w:r>
-              <w:rPr/>
+            <w:r>
               <w:t>7,9s</w:t>
             </w:r>
           </w:p>
@@ -2657,7 +1780,6 @@
     </w:tbl>
     <w:p>
       <w:pPr>
-        <w:pStyle w:val="Normal"/>
         <w:rPr>
           <w:lang w:val="en-GB"/>
         </w:rPr>
@@ -2671,7 +1793,6 @@
     </w:p>
     <w:p>
       <w:pPr>
-        <w:pStyle w:val="Normal"/>
         <w:rPr>
           <w:lang w:val="en-GB"/>
         </w:rPr>
@@ -2680,12 +1801,23 @@
         <w:rPr>
           <w:lang w:val="en-GB"/>
         </w:rPr>
-        <w:t>Each of our queries takes on average around 7s to execute and can have an accuracy of 100% with the right settings.</w:t>
+        <w:t xml:space="preserve">Each of our queries takes on average around 7s to execute and can have an accuracy of </w:t>
+      </w:r>
+      <w:r>
+        <w:rPr>
+          <w:lang w:val="en-GB"/>
+        </w:rPr>
+        <w:t>99</w:t>
+      </w:r>
+      <w:r>
+        <w:rPr>
+          <w:lang w:val="en-GB"/>
+        </w:rPr>
+        <w:t>% with the right settings.</w:t>
       </w:r>
     </w:p>
     <w:p>
       <w:pPr>
-        <w:pStyle w:val="Normal"/>
         <w:rPr>
           <w:lang w:val="en-GB"/>
         </w:rPr>
@@ -2694,30 +1826,11 @@
         <w:rPr>
           <w:lang w:val="en-GB"/>
         </w:rPr>
-        <w:t>The best results are with the setting (</w:t>
-      </w:r>
-      <w:r>
-        <w:rPr>
-          <w:lang w:val="en-GB"/>
-        </w:rPr>
-        <w:t>11</w:t>
-      </w:r>
-      <w:r>
-        <w:rPr>
-          <w:lang w:val="en-GB"/>
-        </w:rPr>
-        <w:t xml:space="preserve">, 7), </w:t>
-      </w:r>
-      <w:r>
-        <w:rPr>
-          <w:lang w:val="en-GB"/>
-        </w:rPr>
-        <w:t>as it takes the least amount of time. But the differences are so small that (5, 7), (5, 15), (11, 15), and (21, 15) are also good choices.</w:t>
+        <w:t>The best results are with the setting (11, 7), as it takes the least amount of time. But the differences are so small that (5, 7), (5, 15), (11, 15), and (21, 15) are also good choices.</w:t>
       </w:r>
     </w:p>
     <w:p>
       <w:pPr>
-        <w:pStyle w:val="Normal"/>
         <w:rPr>
           <w:lang w:val="en-GB"/>
         </w:rPr>
@@ -2731,20 +1844,13 @@
     </w:p>
     <w:p>
       <w:pPr>
-        <w:pStyle w:val="Normal"/>
-        <w:rPr>
-          <w:lang w:val="en-GB"/>
-        </w:rPr>
-      </w:pPr>
-      <w:r>
-        <w:rPr>
-          <w:lang w:val="en-GB"/>
-        </w:rPr>
-      </w:r>
+        <w:rPr>
+          <w:lang w:val="en-GB"/>
+        </w:rPr>
+      </w:pPr>
     </w:p>
     <w:p>
       <w:pPr>
-        <w:pStyle w:val="Normal"/>
         <w:rPr>
           <w:lang w:val="en-GB"/>
         </w:rPr>
@@ -2758,7 +1864,6 @@
     </w:p>
     <w:p>
       <w:pPr>
-        <w:pStyle w:val="Normal"/>
         <w:numPr>
           <w:ilvl w:val="0"/>
           <w:numId w:val="2"/>
@@ -2789,7 +1894,6 @@
     </w:p>
     <w:p>
       <w:pPr>
-        <w:pStyle w:val="Normal"/>
         <w:numPr>
           <w:ilvl w:val="0"/>
           <w:numId w:val="2"/>
@@ -2807,7 +1911,6 @@
     </w:p>
     <w:p>
       <w:pPr>
-        <w:pStyle w:val="Normal"/>
         <w:numPr>
           <w:ilvl w:val="0"/>
           <w:numId w:val="2"/>
@@ -2846,58 +1949,40 @@
         <w:rPr>
           <w:lang w:val="en-GB"/>
         </w:rPr>
-        <w:t xml:space="preserve">). This </w:t>
-      </w:r>
-      <w:r>
-        <w:rPr>
-          <w:lang w:val="en-GB"/>
-        </w:rPr>
-        <w:t>has a big impact on execution time.</w:t>
+        <w:t>). This has a big impact on execution time.</w:t>
       </w:r>
     </w:p>
     <w:p>
       <w:pPr>
-        <w:pStyle w:val="Normal"/>
-        <w:rPr>
-          <w:lang w:val="en-GB"/>
-        </w:rPr>
-      </w:pPr>
-      <w:r>
-        <w:rPr>
-          <w:lang w:val="en-GB"/>
-        </w:rPr>
-      </w:r>
+        <w:rPr>
+          <w:lang w:val="en-GB"/>
+        </w:rPr>
+      </w:pPr>
     </w:p>
     <w:p>
       <w:pPr>
-        <w:pStyle w:val="Normal"/>
-        <w:spacing w:before="0" w:after="160"/>
-        <w:rPr>
-          <w:lang w:val="en-GB"/>
-        </w:rPr>
-      </w:pPr>
-      <w:r>
-        <w:rPr>
-          <w:lang w:val="en-GB"/>
-        </w:rPr>
-      </w:r>
+        <w:rPr>
+          <w:lang w:val="en-GB"/>
+        </w:rPr>
+      </w:pPr>
     </w:p>
     <w:sectPr>
-      <w:type w:val="nextPage"/>
       <w:pgSz w:w="11906" w:h="16838"/>
-      <w:pgMar w:left="1417" w:right="1417" w:gutter="0" w:header="0" w:top="1417" w:footer="0" w:bottom="1134"/>
-      <w:pgNumType w:fmt="decimal"/>
-      <w:formProt w:val="false"/>
-      <w:textDirection w:val="lrTb"/>
-      <w:docGrid w:type="default" w:linePitch="360" w:charSpace="4096"/>
+      <w:pgMar w:top="1417" w:right="1417" w:bottom="1134" w:left="1417" w:header="0" w:footer="0" w:gutter="0"/>
+      <w:cols w:space="720"/>
+      <w:formProt w:val="0"/>
+      <w:docGrid w:linePitch="360" w:charSpace="4096"/>
     </w:sectPr>
   </w:body>
 </w:document>
 </file>
 
 <file path=word/numbering.xml><?xml version="1.0" encoding="utf-8"?>
-<w:numbering xmlns:w="http://schemas.openxmlformats.org/wordprocessingml/2006/main" xmlns:o="urn:schemas-microsoft-com:office:office" xmlns:r="http://schemas.openxmlformats.org/officeDocument/2006/relationships" xmlns:v="urn:schemas-microsoft-com:vml" xmlns:mc="http://schemas.openxmlformats.org/markup-compatibility/2006" xmlns:w14="http://schemas.microsoft.com/office/word/2010/wordml" mc:Ignorable="w14">
-  <w:abstractNum w:abstractNumId="1">
+<w:numbering xmlns:wpc="http://schemas.microsoft.com/office/word/2010/wordprocessingCanvas" xmlns:cx="http://schemas.microsoft.com/office/drawing/2014/chartex" xmlns:cx1="http://schemas.microsoft.com/office/drawing/2015/9/8/chartex" xmlns:cx2="http://schemas.microsoft.com/office/drawing/2015/10/21/chartex" xmlns:cx3="http://schemas.microsoft.com/office/drawing/2016/5/9/chartex" xmlns:cx4="http://schemas.microsoft.com/office/drawing/2016/5/10/chartex" xmlns:cx5="http://schemas.microsoft.com/office/drawing/2016/5/11/chartex" xmlns:cx6="http://schemas.microsoft.com/office/drawing/2016/5/12/chartex" xmlns:cx7="http://schemas.microsoft.com/office/drawing/2016/5/13/chartex" xmlns:cx8="http://schemas.microsoft.com/office/drawing/2016/5/14/chartex" xmlns:mc="http://schemas.openxmlformats.org/markup-compatibility/2006" xmlns:aink="http://schemas.microsoft.com/office/drawing/2016/ink" xmlns:am3d="http://schemas.microsoft.com/office/drawing/2017/model3d" xmlns:o="urn:schemas-microsoft-com:office:office" xmlns:oel="http://schemas.microsoft.com/office/2019/extlst" xmlns:r="http://schemas.openxmlformats.org/officeDocument/2006/relationships" xmlns:m="http://schemas.openxmlformats.org/officeDocument/2006/math" xmlns:v="urn:schemas-microsoft-com:vml" xmlns:wp14="http://schemas.microsoft.com/office/word/2010/wordprocessingDrawing" xmlns:wp="http://schemas.openxmlformats.org/drawingml/2006/wordprocessingDrawing" xmlns:w10="urn:schemas-microsoft-com:office:word" xmlns:w="http://schemas.openxmlformats.org/wordprocessingml/2006/main" xmlns:w14="http://schemas.microsoft.com/office/word/2010/wordml" xmlns:w15="http://schemas.microsoft.com/office/word/2012/wordml" xmlns:w16cex="http://schemas.microsoft.com/office/word/2018/wordml/cex" xmlns:w16cid="http://schemas.microsoft.com/office/word/2016/wordml/cid" xmlns:w16="http://schemas.microsoft.com/office/word/2018/wordml" xmlns:w16du="http://schemas.microsoft.com/office/word/2023/wordml/word16du" xmlns:w16sdtdh="http://schemas.microsoft.com/office/word/2020/wordml/sdtdatahash" xmlns:w16sdtfl="http://schemas.microsoft.com/office/word/2024/wordml/sdtformatlock" xmlns:w16se="http://schemas.microsoft.com/office/word/2015/wordml/symex" xmlns:wpg="http://schemas.microsoft.com/office/word/2010/wordprocessingGroup" xmlns:wpi="http://schemas.microsoft.com/office/word/2010/wordprocessingInk" xmlns:wne="http://schemas.microsoft.com/office/word/2006/wordml" xmlns:wps="http://schemas.microsoft.com/office/word/2010/wordprocessingShape" mc:Ignorable="w14 w15 w16se w16cid w16 w16cex w16sdtdh w16sdtfl w16du wp14">
+  <w:abstractNum w:abstractNumId="0" w15:restartNumberingAfterBreak="0">
+    <w:nsid w:val="014E4C75"/>
+    <w:multiLevelType w:val="multilevel"/>
+    <w:tmpl w:val="FF924CD6"/>
     <w:lvl w:ilvl="0">
       <w:start w:val="1"/>
       <w:numFmt w:val="decimal"/>
@@ -2909,7 +1994,6 @@
         </w:tabs>
         <w:ind w:left="720" w:hanging="360"/>
       </w:pPr>
-      <w:rPr/>
     </w:lvl>
     <w:lvl w:ilvl="1">
       <w:start w:val="1"/>
@@ -2922,7 +2006,6 @@
         </w:tabs>
         <w:ind w:left="1440" w:hanging="360"/>
       </w:pPr>
-      <w:rPr/>
     </w:lvl>
     <w:lvl w:ilvl="2">
       <w:start w:val="1"/>
@@ -2935,7 +2018,6 @@
         </w:tabs>
         <w:ind w:left="2160" w:hanging="180"/>
       </w:pPr>
-      <w:rPr/>
     </w:lvl>
     <w:lvl w:ilvl="3">
       <w:start w:val="1"/>
@@ -2948,7 +2030,6 @@
         </w:tabs>
         <w:ind w:left="2880" w:hanging="360"/>
       </w:pPr>
-      <w:rPr/>
     </w:lvl>
     <w:lvl w:ilvl="4">
       <w:start w:val="1"/>
@@ -2961,7 +2042,6 @@
         </w:tabs>
         <w:ind w:left="3600" w:hanging="360"/>
       </w:pPr>
-      <w:rPr/>
     </w:lvl>
     <w:lvl w:ilvl="5">
       <w:start w:val="1"/>
@@ -2974,7 +2054,6 @@
         </w:tabs>
         <w:ind w:left="4320" w:hanging="180"/>
       </w:pPr>
-      <w:rPr/>
     </w:lvl>
     <w:lvl w:ilvl="6">
       <w:start w:val="1"/>
@@ -2987,7 +2066,6 @@
         </w:tabs>
         <w:ind w:left="5040" w:hanging="360"/>
       </w:pPr>
-      <w:rPr/>
     </w:lvl>
     <w:lvl w:ilvl="7">
       <w:start w:val="1"/>
@@ -3000,7 +2078,6 @@
         </w:tabs>
         <w:ind w:left="5760" w:hanging="360"/>
       </w:pPr>
-      <w:rPr/>
     </w:lvl>
     <w:lvl w:ilvl="8">
       <w:start w:val="1"/>
@@ -3013,10 +2090,134 @@
         </w:tabs>
         <w:ind w:left="6480" w:hanging="180"/>
       </w:pPr>
-      <w:rPr/>
     </w:lvl>
   </w:abstractNum>
-  <w:abstractNum w:abstractNumId="2">
+  <w:abstractNum w:abstractNumId="1" w15:restartNumberingAfterBreak="0">
+    <w:nsid w:val="0E48074A"/>
+    <w:multiLevelType w:val="multilevel"/>
+    <w:tmpl w:val="AE1C02B4"/>
+    <w:lvl w:ilvl="0">
+      <w:start w:val="1"/>
+      <w:numFmt w:val="none"/>
+      <w:suff w:val="nothing"/>
+      <w:lvlText w:val=""/>
+      <w:lvlJc w:val="left"/>
+      <w:pPr>
+        <w:tabs>
+          <w:tab w:val="num" w:pos="0"/>
+        </w:tabs>
+        <w:ind w:left="0" w:firstLine="0"/>
+      </w:pPr>
+    </w:lvl>
+    <w:lvl w:ilvl="1">
+      <w:start w:val="1"/>
+      <w:numFmt w:val="none"/>
+      <w:suff w:val="nothing"/>
+      <w:lvlText w:val=""/>
+      <w:lvlJc w:val="left"/>
+      <w:pPr>
+        <w:tabs>
+          <w:tab w:val="num" w:pos="0"/>
+        </w:tabs>
+        <w:ind w:left="0" w:firstLine="0"/>
+      </w:pPr>
+    </w:lvl>
+    <w:lvl w:ilvl="2">
+      <w:start w:val="1"/>
+      <w:numFmt w:val="none"/>
+      <w:suff w:val="nothing"/>
+      <w:lvlText w:val=""/>
+      <w:lvlJc w:val="left"/>
+      <w:pPr>
+        <w:tabs>
+          <w:tab w:val="num" w:pos="0"/>
+        </w:tabs>
+        <w:ind w:left="0" w:firstLine="0"/>
+      </w:pPr>
+    </w:lvl>
+    <w:lvl w:ilvl="3">
+      <w:start w:val="1"/>
+      <w:numFmt w:val="none"/>
+      <w:suff w:val="nothing"/>
+      <w:lvlText w:val=""/>
+      <w:lvlJc w:val="left"/>
+      <w:pPr>
+        <w:tabs>
+          <w:tab w:val="num" w:pos="0"/>
+        </w:tabs>
+        <w:ind w:left="0" w:firstLine="0"/>
+      </w:pPr>
+    </w:lvl>
+    <w:lvl w:ilvl="4">
+      <w:start w:val="1"/>
+      <w:numFmt w:val="none"/>
+      <w:suff w:val="nothing"/>
+      <w:lvlText w:val=""/>
+      <w:lvlJc w:val="left"/>
+      <w:pPr>
+        <w:tabs>
+          <w:tab w:val="num" w:pos="0"/>
+        </w:tabs>
+        <w:ind w:left="0" w:firstLine="0"/>
+      </w:pPr>
+    </w:lvl>
+    <w:lvl w:ilvl="5">
+      <w:start w:val="1"/>
+      <w:numFmt w:val="none"/>
+      <w:suff w:val="nothing"/>
+      <w:lvlText w:val=""/>
+      <w:lvlJc w:val="left"/>
+      <w:pPr>
+        <w:tabs>
+          <w:tab w:val="num" w:pos="0"/>
+        </w:tabs>
+        <w:ind w:left="0" w:firstLine="0"/>
+      </w:pPr>
+    </w:lvl>
+    <w:lvl w:ilvl="6">
+      <w:start w:val="1"/>
+      <w:numFmt w:val="none"/>
+      <w:suff w:val="nothing"/>
+      <w:lvlText w:val=""/>
+      <w:lvlJc w:val="left"/>
+      <w:pPr>
+        <w:tabs>
+          <w:tab w:val="num" w:pos="0"/>
+        </w:tabs>
+        <w:ind w:left="0" w:firstLine="0"/>
+      </w:pPr>
+    </w:lvl>
+    <w:lvl w:ilvl="7">
+      <w:start w:val="1"/>
+      <w:numFmt w:val="none"/>
+      <w:suff w:val="nothing"/>
+      <w:lvlText w:val=""/>
+      <w:lvlJc w:val="left"/>
+      <w:pPr>
+        <w:tabs>
+          <w:tab w:val="num" w:pos="0"/>
+        </w:tabs>
+        <w:ind w:left="0" w:firstLine="0"/>
+      </w:pPr>
+    </w:lvl>
+    <w:lvl w:ilvl="8">
+      <w:start w:val="1"/>
+      <w:numFmt w:val="none"/>
+      <w:suff w:val="nothing"/>
+      <w:lvlText w:val=""/>
+      <w:lvlJc w:val="left"/>
+      <w:pPr>
+        <w:tabs>
+          <w:tab w:val="num" w:pos="0"/>
+        </w:tabs>
+        <w:ind w:left="0" w:firstLine="0"/>
+      </w:pPr>
+    </w:lvl>
+  </w:abstractNum>
+  <w:abstractNum w:abstractNumId="2" w15:restartNumberingAfterBreak="0">
+    <w:nsid w:val="33C97294"/>
+    <w:multiLevelType w:val="multilevel"/>
+    <w:tmpl w:val="CBBC6876"/>
     <w:lvl w:ilvl="0">
       <w:start w:val="1"/>
       <w:numFmt w:val="bullet"/>
@@ -3153,143 +2354,24 @@
       </w:rPr>
     </w:lvl>
   </w:abstractNum>
-  <w:abstractNum w:abstractNumId="3">
-    <w:lvl w:ilvl="0">
-      <w:start w:val="1"/>
-      <w:numFmt w:val="none"/>
-      <w:suff w:val="nothing"/>
-      <w:lvlText w:val=""/>
-      <w:lvlJc w:val="left"/>
-      <w:pPr>
-        <w:tabs>
-          <w:tab w:val="num" w:pos="0"/>
-        </w:tabs>
-        <w:ind w:left="0" w:hanging="0"/>
-      </w:pPr>
-    </w:lvl>
-    <w:lvl w:ilvl="1">
-      <w:start w:val="1"/>
-      <w:numFmt w:val="none"/>
-      <w:suff w:val="nothing"/>
-      <w:lvlText w:val=""/>
-      <w:lvlJc w:val="left"/>
-      <w:pPr>
-        <w:tabs>
-          <w:tab w:val="num" w:pos="0"/>
-        </w:tabs>
-        <w:ind w:left="0" w:hanging="0"/>
-      </w:pPr>
-    </w:lvl>
-    <w:lvl w:ilvl="2">
-      <w:start w:val="1"/>
-      <w:numFmt w:val="none"/>
-      <w:suff w:val="nothing"/>
-      <w:lvlText w:val=""/>
-      <w:lvlJc w:val="left"/>
-      <w:pPr>
-        <w:tabs>
-          <w:tab w:val="num" w:pos="0"/>
-        </w:tabs>
-        <w:ind w:left="0" w:hanging="0"/>
-      </w:pPr>
-    </w:lvl>
-    <w:lvl w:ilvl="3">
-      <w:start w:val="1"/>
-      <w:numFmt w:val="none"/>
-      <w:suff w:val="nothing"/>
-      <w:lvlText w:val=""/>
-      <w:lvlJc w:val="left"/>
-      <w:pPr>
-        <w:tabs>
-          <w:tab w:val="num" w:pos="0"/>
-        </w:tabs>
-        <w:ind w:left="0" w:hanging="0"/>
-      </w:pPr>
-    </w:lvl>
-    <w:lvl w:ilvl="4">
-      <w:start w:val="1"/>
-      <w:numFmt w:val="none"/>
-      <w:suff w:val="nothing"/>
-      <w:lvlText w:val=""/>
-      <w:lvlJc w:val="left"/>
-      <w:pPr>
-        <w:tabs>
-          <w:tab w:val="num" w:pos="0"/>
-        </w:tabs>
-        <w:ind w:left="0" w:hanging="0"/>
-      </w:pPr>
-    </w:lvl>
-    <w:lvl w:ilvl="5">
-      <w:start w:val="1"/>
-      <w:numFmt w:val="none"/>
-      <w:suff w:val="nothing"/>
-      <w:lvlText w:val=""/>
-      <w:lvlJc w:val="left"/>
-      <w:pPr>
-        <w:tabs>
-          <w:tab w:val="num" w:pos="0"/>
-        </w:tabs>
-        <w:ind w:left="0" w:hanging="0"/>
-      </w:pPr>
-    </w:lvl>
-    <w:lvl w:ilvl="6">
-      <w:start w:val="1"/>
-      <w:numFmt w:val="none"/>
-      <w:suff w:val="nothing"/>
-      <w:lvlText w:val=""/>
-      <w:lvlJc w:val="left"/>
-      <w:pPr>
-        <w:tabs>
-          <w:tab w:val="num" w:pos="0"/>
-        </w:tabs>
-        <w:ind w:left="0" w:hanging="0"/>
-      </w:pPr>
-    </w:lvl>
-    <w:lvl w:ilvl="7">
-      <w:start w:val="1"/>
-      <w:numFmt w:val="none"/>
-      <w:suff w:val="nothing"/>
-      <w:lvlText w:val=""/>
-      <w:lvlJc w:val="left"/>
-      <w:pPr>
-        <w:tabs>
-          <w:tab w:val="num" w:pos="0"/>
-        </w:tabs>
-        <w:ind w:left="0" w:hanging="0"/>
-      </w:pPr>
-    </w:lvl>
-    <w:lvl w:ilvl="8">
-      <w:start w:val="1"/>
-      <w:numFmt w:val="none"/>
-      <w:suff w:val="nothing"/>
-      <w:lvlText w:val=""/>
-      <w:lvlJc w:val="left"/>
-      <w:pPr>
-        <w:tabs>
-          <w:tab w:val="num" w:pos="0"/>
-        </w:tabs>
-        <w:ind w:left="0" w:hanging="0"/>
-      </w:pPr>
-    </w:lvl>
-  </w:abstractNum>
-  <w:num w:numId="1">
-    <w:abstractNumId w:val="1"/>
+  <w:num w:numId="1" w16cid:durableId="1744718399">
+    <w:abstractNumId w:val="0"/>
   </w:num>
-  <w:num w:numId="2">
+  <w:num w:numId="2" w16cid:durableId="859246403">
     <w:abstractNumId w:val="2"/>
   </w:num>
-  <w:num w:numId="3">
-    <w:abstractNumId w:val="3"/>
+  <w:num w:numId="3" w16cid:durableId="489105869">
+    <w:abstractNumId w:val="1"/>
   </w:num>
 </w:numbering>
 </file>
 
 <file path=word/styles.xml><?xml version="1.0" encoding="utf-8"?>
-<w:styles xmlns:w="http://schemas.openxmlformats.org/wordprocessingml/2006/main" xmlns:w14="http://schemas.microsoft.com/office/word/2010/wordml" xmlns:mc="http://schemas.openxmlformats.org/markup-compatibility/2006" mc:Ignorable="w14">
+<w:styles xmlns:mc="http://schemas.openxmlformats.org/markup-compatibility/2006" xmlns:r="http://schemas.openxmlformats.org/officeDocument/2006/relationships" xmlns:w="http://schemas.openxmlformats.org/wordprocessingml/2006/main" xmlns:w14="http://schemas.microsoft.com/office/word/2010/wordml" xmlns:w15="http://schemas.microsoft.com/office/word/2012/wordml" xmlns:w16cex="http://schemas.microsoft.com/office/word/2018/wordml/cex" xmlns:w16cid="http://schemas.microsoft.com/office/word/2016/wordml/cid" xmlns:w16="http://schemas.microsoft.com/office/word/2018/wordml" xmlns:w16du="http://schemas.microsoft.com/office/word/2023/wordml/word16du" xmlns:w16sdtdh="http://schemas.microsoft.com/office/word/2020/wordml/sdtdatahash" xmlns:w16sdtfl="http://schemas.microsoft.com/office/word/2024/wordml/sdtformatlock" xmlns:w16se="http://schemas.microsoft.com/office/word/2015/wordml/symex" mc:Ignorable="w14 w15 w16se w16cid w16 w16cex w16sdtdh w16sdtfl w16du">
   <w:docDefaults>
     <w:rPrDefault>
       <w:rPr>
-        <w:rFonts w:ascii="Aptos" w:hAnsi="Aptos" w:eastAsia="Aptos" w:cs="" w:asciiTheme="minorHAnsi" w:cstheme="minorBidi" w:eastAsiaTheme="minorHAnsi" w:hAnsiTheme="minorHAnsi"/>
+        <w:rFonts w:asciiTheme="minorHAnsi" w:eastAsiaTheme="minorHAnsi" w:hAnsiTheme="minorHAnsi" w:cstheme="minorBidi"/>
         <w:kern w:val="2"/>
         <w:sz w:val="22"/>
         <w:szCs w:val="22"/>
@@ -3299,21 +2381,21 @@
     </w:rPrDefault>
     <w:pPrDefault>
       <w:pPr>
-        <w:suppressAutoHyphens w:val="true"/>
+        <w:suppressAutoHyphens/>
       </w:pPr>
     </w:pPrDefault>
   </w:docDefaults>
   <w:latentStyles w:defLockedState="0" w:defUIPriority="99" w:defSemiHidden="0" w:defUnhideWhenUsed="0" w:defQFormat="0" w:count="376">
     <w:lsdException w:name="Normal" w:uiPriority="0" w:qFormat="1"/>
     <w:lsdException w:name="heading 1" w:uiPriority="9" w:qFormat="1"/>
-    <w:lsdException w:name="heading 2" w:uiPriority="9" w:semiHidden="1" w:unhideWhenUsed="1" w:qFormat="1"/>
-    <w:lsdException w:name="heading 3" w:uiPriority="9" w:semiHidden="1" w:unhideWhenUsed="1" w:qFormat="1"/>
-    <w:lsdException w:name="heading 4" w:uiPriority="9" w:semiHidden="1" w:unhideWhenUsed="1" w:qFormat="1"/>
-    <w:lsdException w:name="heading 5" w:uiPriority="9" w:semiHidden="1" w:unhideWhenUsed="1" w:qFormat="1"/>
-    <w:lsdException w:name="heading 6" w:uiPriority="9" w:semiHidden="1" w:unhideWhenUsed="1" w:qFormat="1"/>
-    <w:lsdException w:name="heading 7" w:uiPriority="9" w:semiHidden="1" w:unhideWhenUsed="1" w:qFormat="1"/>
-    <w:lsdException w:name="heading 8" w:uiPriority="9" w:semiHidden="1" w:unhideWhenUsed="1" w:qFormat="1"/>
-    <w:lsdException w:name="heading 9" w:uiPriority="9" w:semiHidden="1" w:unhideWhenUsed="1" w:qFormat="1"/>
+    <w:lsdException w:name="heading 2" w:semiHidden="1" w:uiPriority="9" w:unhideWhenUsed="1" w:qFormat="1"/>
+    <w:lsdException w:name="heading 3" w:semiHidden="1" w:uiPriority="9" w:unhideWhenUsed="1" w:qFormat="1"/>
+    <w:lsdException w:name="heading 4" w:semiHidden="1" w:uiPriority="9" w:unhideWhenUsed="1" w:qFormat="1"/>
+    <w:lsdException w:name="heading 5" w:semiHidden="1" w:uiPriority="9" w:unhideWhenUsed="1" w:qFormat="1"/>
+    <w:lsdException w:name="heading 6" w:semiHidden="1" w:uiPriority="9" w:unhideWhenUsed="1" w:qFormat="1"/>
+    <w:lsdException w:name="heading 7" w:semiHidden="1" w:uiPriority="9" w:unhideWhenUsed="1" w:qFormat="1"/>
+    <w:lsdException w:name="heading 8" w:semiHidden="1" w:uiPriority="9" w:unhideWhenUsed="1" w:qFormat="1"/>
+    <w:lsdException w:name="heading 9" w:semiHidden="1" w:uiPriority="9" w:unhideWhenUsed="1" w:qFormat="1"/>
     <w:lsdException w:name="index 1" w:semiHidden="1" w:unhideWhenUsed="1"/>
     <w:lsdException w:name="index 2" w:semiHidden="1" w:unhideWhenUsed="1"/>
     <w:lsdException w:name="index 3" w:semiHidden="1" w:unhideWhenUsed="1"/>
@@ -3323,22 +2405,22 @@
     <w:lsdException w:name="index 7" w:semiHidden="1" w:unhideWhenUsed="1"/>
     <w:lsdException w:name="index 8" w:semiHidden="1" w:unhideWhenUsed="1"/>
     <w:lsdException w:name="index 9" w:semiHidden="1" w:unhideWhenUsed="1"/>
-    <w:lsdException w:name="toc 1" w:uiPriority="39" w:semiHidden="1" w:unhideWhenUsed="1"/>
-    <w:lsdException w:name="toc 2" w:uiPriority="39" w:semiHidden="1" w:unhideWhenUsed="1"/>
-    <w:lsdException w:name="toc 3" w:uiPriority="39" w:semiHidden="1" w:unhideWhenUsed="1"/>
-    <w:lsdException w:name="toc 4" w:uiPriority="39" w:semiHidden="1" w:unhideWhenUsed="1"/>
-    <w:lsdException w:name="toc 5" w:uiPriority="39" w:semiHidden="1" w:unhideWhenUsed="1"/>
-    <w:lsdException w:name="toc 6" w:uiPriority="39" w:semiHidden="1" w:unhideWhenUsed="1"/>
-    <w:lsdException w:name="toc 7" w:uiPriority="39" w:semiHidden="1" w:unhideWhenUsed="1"/>
-    <w:lsdException w:name="toc 8" w:uiPriority="39" w:semiHidden="1" w:unhideWhenUsed="1"/>
-    <w:lsdException w:name="toc 9" w:uiPriority="39" w:semiHidden="1" w:unhideWhenUsed="1"/>
+    <w:lsdException w:name="toc 1" w:semiHidden="1" w:uiPriority="39" w:unhideWhenUsed="1"/>
+    <w:lsdException w:name="toc 2" w:semiHidden="1" w:uiPriority="39" w:unhideWhenUsed="1"/>
+    <w:lsdException w:name="toc 3" w:semiHidden="1" w:uiPriority="39" w:unhideWhenUsed="1"/>
+    <w:lsdException w:name="toc 4" w:semiHidden="1" w:uiPriority="39" w:unhideWhenUsed="1"/>
+    <w:lsdException w:name="toc 5" w:semiHidden="1" w:uiPriority="39" w:unhideWhenUsed="1"/>
+    <w:lsdException w:name="toc 6" w:semiHidden="1" w:uiPriority="39" w:unhideWhenUsed="1"/>
+    <w:lsdException w:name="toc 7" w:semiHidden="1" w:uiPriority="39" w:unhideWhenUsed="1"/>
+    <w:lsdException w:name="toc 8" w:semiHidden="1" w:uiPriority="39" w:unhideWhenUsed="1"/>
+    <w:lsdException w:name="toc 9" w:semiHidden="1" w:uiPriority="39" w:unhideWhenUsed="1"/>
     <w:lsdException w:name="Normal Indent" w:semiHidden="1" w:unhideWhenUsed="1"/>
     <w:lsdException w:name="footnote text" w:semiHidden="1" w:unhideWhenUsed="1"/>
     <w:lsdException w:name="annotation text" w:semiHidden="1" w:unhideWhenUsed="1"/>
     <w:lsdException w:name="header" w:semiHidden="1" w:unhideWhenUsed="1"/>
     <w:lsdException w:name="footer" w:semiHidden="1" w:unhideWhenUsed="1"/>
     <w:lsdException w:name="index heading" w:semiHidden="1" w:unhideWhenUsed="1"/>
-    <w:lsdException w:name="caption" w:uiPriority="35" w:semiHidden="1" w:unhideWhenUsed="1" w:qFormat="1"/>
+    <w:lsdException w:name="caption" w:semiHidden="1" w:uiPriority="35" w:unhideWhenUsed="1" w:qFormat="1"/>
     <w:lsdException w:name="table of figures" w:semiHidden="1" w:unhideWhenUsed="1"/>
     <w:lsdException w:name="envelope address" w:semiHidden="1" w:unhideWhenUsed="1"/>
     <w:lsdException w:name="envelope return" w:semiHidden="1" w:unhideWhenUsed="1"/>
@@ -3369,7 +2451,7 @@
     <w:lsdException w:name="Title" w:uiPriority="10" w:qFormat="1"/>
     <w:lsdException w:name="Closing" w:semiHidden="1" w:unhideWhenUsed="1"/>
     <w:lsdException w:name="Signature" w:semiHidden="1" w:unhideWhenUsed="1"/>
-    <w:lsdException w:name="Default Paragraph Font" w:uiPriority="1" w:semiHidden="1" w:unhideWhenUsed="1"/>
+    <w:lsdException w:name="Default Paragraph Font" w:semiHidden="1" w:uiPriority="1" w:unhideWhenUsed="1"/>
     <w:lsdException w:name="Body Text" w:semiHidden="1" w:unhideWhenUsed="1"/>
     <w:lsdException w:name="Body Text Indent" w:semiHidden="1" w:unhideWhenUsed="1"/>
     <w:lsdException w:name="List Continue" w:semiHidden="1" w:unhideWhenUsed="1"/>
@@ -3569,8 +2651,8 @@
     <w:lsdException w:name="Subtle Reference" w:uiPriority="31" w:qFormat="1"/>
     <w:lsdException w:name="Intense Reference" w:uiPriority="32" w:qFormat="1"/>
     <w:lsdException w:name="Book Title" w:uiPriority="33" w:qFormat="1"/>
-    <w:lsdException w:name="Bibliography" w:uiPriority="37" w:semiHidden="1" w:unhideWhenUsed="1"/>
-    <w:lsdException w:name="TOC Heading" w:uiPriority="39" w:semiHidden="1" w:unhideWhenUsed="1" w:qFormat="1"/>
+    <w:lsdException w:name="Bibliography" w:semiHidden="1" w:uiPriority="37" w:unhideWhenUsed="1"/>
+    <w:lsdException w:name="TOC Heading" w:semiHidden="1" w:uiPriority="39" w:unhideWhenUsed="1" w:qFormat="1"/>
     <w:lsdException w:name="Plain Table 1" w:uiPriority="41"/>
     <w:lsdException w:name="Plain Table 2" w:uiPriority="42"/>
     <w:lsdException w:name="Plain Table 3" w:uiPriority="43"/>
@@ -3681,497 +2763,502 @@
     <w:lsdException w:name="Unresolved Mention" w:semiHidden="1" w:unhideWhenUsed="1"/>
     <w:lsdException w:name="Smart Link" w:semiHidden="1" w:unhideWhenUsed="1"/>
   </w:latentStyles>
-  <w:style w:type="paragraph" w:styleId="Normal" w:default="1">
+  <w:style w:type="paragraph" w:default="1" w:styleId="Standard">
     <w:name w:val="Normal"/>
     <w:qFormat/>
     <w:pPr>
-      <w:widowControl/>
-      <w:suppressAutoHyphens w:val="true"/>
-      <w:bidi w:val="0"/>
-      <w:spacing w:lineRule="auto" w:line="259" w:before="0" w:after="160"/>
-      <w:jc w:val="left"/>
+      <w:spacing w:after="160" w:line="259" w:lineRule="auto"/>
     </w:pPr>
-    <w:rPr>
-      <w:rFonts w:ascii="Aptos" w:hAnsi="Aptos" w:eastAsia="Aptos" w:cs="" w:asciiTheme="minorHAnsi" w:cstheme="minorBidi" w:eastAsiaTheme="minorHAnsi" w:hAnsiTheme="minorHAnsi"/>
-      <w:color w:val="auto"/>
-      <w:kern w:val="2"/>
-      <w:sz w:val="22"/>
-      <w:szCs w:val="22"/>
-      <w:lang w:val="de-DE" w:eastAsia="en-US" w:bidi="ar-SA"/>
-      <w14:ligatures w14:val="standardContextual"/>
-    </w:rPr>
-  </w:style>
-  <w:style w:type="paragraph" w:styleId="Heading1">
+  </w:style>
+  <w:style w:type="paragraph" w:styleId="berschrift1">
     <w:name w:val="heading 1"/>
-    <w:basedOn w:val="Normal"/>
-    <w:next w:val="Normal"/>
+    <w:basedOn w:val="Standard"/>
+    <w:next w:val="Standard"/>
     <w:link w:val="berschrift1Zchn"/>
     <w:uiPriority w:val="9"/>
     <w:qFormat/>
-    <w:rsid w:val="0003702e"/>
+    <w:rsid w:val="0003702E"/>
     <w:pPr>
-      <w:keepNext w:val="true"/>
+      <w:keepNext/>
       <w:keepLines/>
       <w:spacing w:before="360" w:after="80"/>
       <w:outlineLvl w:val="0"/>
     </w:pPr>
     <w:rPr>
-      <w:rFonts w:ascii="Aptos Display" w:hAnsi="Aptos Display" w:eastAsia="" w:cs="" w:asciiTheme="majorHAnsi" w:cstheme="majorBidi" w:eastAsiaTheme="majorEastAsia" w:hAnsiTheme="majorHAnsi"/>
-      <w:color w:themeColor="accent1" w:themeShade="bf" w:val="0F4761"/>
+      <w:rFonts w:asciiTheme="majorHAnsi" w:eastAsiaTheme="majorEastAsia" w:hAnsiTheme="majorHAnsi" w:cstheme="majorBidi"/>
+      <w:color w:val="0F4761" w:themeColor="accent1" w:themeShade="BF"/>
       <w:sz w:val="40"/>
       <w:szCs w:val="40"/>
     </w:rPr>
   </w:style>
-  <w:style w:type="paragraph" w:styleId="Heading2">
+  <w:style w:type="paragraph" w:styleId="berschrift2">
     <w:name w:val="heading 2"/>
-    <w:basedOn w:val="Normal"/>
-    <w:next w:val="Normal"/>
+    <w:basedOn w:val="Standard"/>
+    <w:next w:val="Standard"/>
     <w:link w:val="berschrift2Zchn"/>
     <w:uiPriority w:val="9"/>
     <w:semiHidden/>
     <w:unhideWhenUsed/>
     <w:qFormat/>
-    <w:rsid w:val="0003702e"/>
+    <w:rsid w:val="0003702E"/>
     <w:pPr>
-      <w:keepNext w:val="true"/>
+      <w:keepNext/>
       <w:keepLines/>
       <w:spacing w:before="160" w:after="80"/>
       <w:outlineLvl w:val="1"/>
     </w:pPr>
     <w:rPr>
-      <w:rFonts w:ascii="Aptos Display" w:hAnsi="Aptos Display" w:eastAsia="" w:cs="" w:asciiTheme="majorHAnsi" w:cstheme="majorBidi" w:eastAsiaTheme="majorEastAsia" w:hAnsiTheme="majorHAnsi"/>
-      <w:color w:themeColor="accent1" w:themeShade="bf" w:val="0F4761"/>
+      <w:rFonts w:asciiTheme="majorHAnsi" w:eastAsiaTheme="majorEastAsia" w:hAnsiTheme="majorHAnsi" w:cstheme="majorBidi"/>
+      <w:color w:val="0F4761" w:themeColor="accent1" w:themeShade="BF"/>
       <w:sz w:val="32"/>
       <w:szCs w:val="32"/>
     </w:rPr>
   </w:style>
-  <w:style w:type="paragraph" w:styleId="Heading3">
+  <w:style w:type="paragraph" w:styleId="berschrift3">
     <w:name w:val="heading 3"/>
-    <w:basedOn w:val="Normal"/>
-    <w:next w:val="Normal"/>
+    <w:basedOn w:val="Standard"/>
+    <w:next w:val="Standard"/>
     <w:link w:val="berschrift3Zchn"/>
     <w:uiPriority w:val="9"/>
     <w:semiHidden/>
     <w:unhideWhenUsed/>
     <w:qFormat/>
-    <w:rsid w:val="0003702e"/>
+    <w:rsid w:val="0003702E"/>
     <w:pPr>
-      <w:keepNext w:val="true"/>
+      <w:keepNext/>
       <w:keepLines/>
       <w:spacing w:before="160" w:after="80"/>
       <w:outlineLvl w:val="2"/>
     </w:pPr>
     <w:rPr>
-      <w:rFonts w:eastAsia="" w:cs="" w:cstheme="majorBidi" w:eastAsiaTheme="majorEastAsia"/>
-      <w:color w:themeColor="accent1" w:themeShade="bf" w:val="0F4761"/>
+      <w:rFonts w:eastAsiaTheme="majorEastAsia" w:cstheme="majorBidi"/>
+      <w:color w:val="0F4761" w:themeColor="accent1" w:themeShade="BF"/>
       <w:sz w:val="28"/>
       <w:szCs w:val="28"/>
     </w:rPr>
   </w:style>
-  <w:style w:type="paragraph" w:styleId="Heading4">
+  <w:style w:type="paragraph" w:styleId="berschrift4">
     <w:name w:val="heading 4"/>
-    <w:basedOn w:val="Normal"/>
-    <w:next w:val="Normal"/>
+    <w:basedOn w:val="Standard"/>
+    <w:next w:val="Standard"/>
     <w:link w:val="berschrift4Zchn"/>
     <w:uiPriority w:val="9"/>
     <w:semiHidden/>
     <w:unhideWhenUsed/>
     <w:qFormat/>
-    <w:rsid w:val="0003702e"/>
+    <w:rsid w:val="0003702E"/>
     <w:pPr>
-      <w:keepNext w:val="true"/>
+      <w:keepNext/>
       <w:keepLines/>
       <w:spacing w:before="80" w:after="40"/>
       <w:outlineLvl w:val="3"/>
     </w:pPr>
     <w:rPr>
-      <w:rFonts w:eastAsia="" w:cs="" w:cstheme="majorBidi" w:eastAsiaTheme="majorEastAsia"/>
+      <w:rFonts w:eastAsiaTheme="majorEastAsia" w:cstheme="majorBidi"/>
       <w:i/>
       <w:iCs/>
-      <w:color w:themeColor="accent1" w:themeShade="bf" w:val="0F4761"/>
+      <w:color w:val="0F4761" w:themeColor="accent1" w:themeShade="BF"/>
     </w:rPr>
   </w:style>
-  <w:style w:type="paragraph" w:styleId="Heading5">
+  <w:style w:type="paragraph" w:styleId="berschrift5">
     <w:name w:val="heading 5"/>
-    <w:basedOn w:val="Normal"/>
-    <w:next w:val="Normal"/>
+    <w:basedOn w:val="Standard"/>
+    <w:next w:val="Standard"/>
     <w:link w:val="berschrift5Zchn"/>
     <w:uiPriority w:val="9"/>
     <w:semiHidden/>
     <w:unhideWhenUsed/>
     <w:qFormat/>
-    <w:rsid w:val="0003702e"/>
+    <w:rsid w:val="0003702E"/>
     <w:pPr>
-      <w:keepNext w:val="true"/>
+      <w:keepNext/>
       <w:keepLines/>
       <w:spacing w:before="80" w:after="40"/>
       <w:outlineLvl w:val="4"/>
     </w:pPr>
     <w:rPr>
-      <w:rFonts w:eastAsia="" w:cs="" w:cstheme="majorBidi" w:eastAsiaTheme="majorEastAsia"/>
-      <w:color w:themeColor="accent1" w:themeShade="bf" w:val="0F4761"/>
+      <w:rFonts w:eastAsiaTheme="majorEastAsia" w:cstheme="majorBidi"/>
+      <w:color w:val="0F4761" w:themeColor="accent1" w:themeShade="BF"/>
     </w:rPr>
   </w:style>
-  <w:style w:type="paragraph" w:styleId="Heading6">
+  <w:style w:type="paragraph" w:styleId="berschrift6">
     <w:name w:val="heading 6"/>
-    <w:basedOn w:val="Normal"/>
-    <w:next w:val="Normal"/>
+    <w:basedOn w:val="Standard"/>
+    <w:next w:val="Standard"/>
     <w:link w:val="berschrift6Zchn"/>
     <w:uiPriority w:val="9"/>
     <w:semiHidden/>
     <w:unhideWhenUsed/>
     <w:qFormat/>
-    <w:rsid w:val="0003702e"/>
+    <w:rsid w:val="0003702E"/>
     <w:pPr>
-      <w:keepNext w:val="true"/>
+      <w:keepNext/>
       <w:keepLines/>
       <w:spacing w:before="40" w:after="0"/>
       <w:outlineLvl w:val="5"/>
     </w:pPr>
     <w:rPr>
-      <w:rFonts w:eastAsia="" w:cs="" w:cstheme="majorBidi" w:eastAsiaTheme="majorEastAsia"/>
+      <w:rFonts w:eastAsiaTheme="majorEastAsia" w:cstheme="majorBidi"/>
       <w:i/>
       <w:iCs/>
-      <w:color w:themeColor="text1" w:themeTint="a6" w:val="595959"/>
+      <w:color w:val="595959" w:themeColor="text1" w:themeTint="A6"/>
     </w:rPr>
   </w:style>
-  <w:style w:type="paragraph" w:styleId="Heading7">
+  <w:style w:type="paragraph" w:styleId="berschrift7">
     <w:name w:val="heading 7"/>
-    <w:basedOn w:val="Normal"/>
-    <w:next w:val="Normal"/>
+    <w:basedOn w:val="Standard"/>
+    <w:next w:val="Standard"/>
     <w:link w:val="berschrift7Zchn"/>
     <w:uiPriority w:val="9"/>
     <w:semiHidden/>
     <w:unhideWhenUsed/>
     <w:qFormat/>
-    <w:rsid w:val="0003702e"/>
+    <w:rsid w:val="0003702E"/>
     <w:pPr>
-      <w:keepNext w:val="true"/>
+      <w:keepNext/>
       <w:keepLines/>
       <w:spacing w:before="40" w:after="0"/>
       <w:outlineLvl w:val="6"/>
     </w:pPr>
     <w:rPr>
-      <w:rFonts w:eastAsia="" w:cs="" w:cstheme="majorBidi" w:eastAsiaTheme="majorEastAsia"/>
-      <w:color w:themeColor="text1" w:themeTint="a6" w:val="595959"/>
+      <w:rFonts w:eastAsiaTheme="majorEastAsia" w:cstheme="majorBidi"/>
+      <w:color w:val="595959" w:themeColor="text1" w:themeTint="A6"/>
     </w:rPr>
   </w:style>
-  <w:style w:type="paragraph" w:styleId="Heading8">
+  <w:style w:type="paragraph" w:styleId="berschrift8">
     <w:name w:val="heading 8"/>
-    <w:basedOn w:val="Normal"/>
-    <w:next w:val="Normal"/>
+    <w:basedOn w:val="Standard"/>
+    <w:next w:val="Standard"/>
     <w:link w:val="berschrift8Zchn"/>
     <w:uiPriority w:val="9"/>
     <w:semiHidden/>
     <w:unhideWhenUsed/>
     <w:qFormat/>
-    <w:rsid w:val="0003702e"/>
+    <w:rsid w:val="0003702E"/>
     <w:pPr>
-      <w:keepNext w:val="true"/>
+      <w:keepNext/>
       <w:keepLines/>
-      <w:spacing w:before="0" w:after="0"/>
+      <w:spacing w:after="0"/>
       <w:outlineLvl w:val="7"/>
     </w:pPr>
     <w:rPr>
-      <w:rFonts w:eastAsia="" w:cs="" w:cstheme="majorBidi" w:eastAsiaTheme="majorEastAsia"/>
+      <w:rFonts w:eastAsiaTheme="majorEastAsia" w:cstheme="majorBidi"/>
       <w:i/>
       <w:iCs/>
-      <w:color w:themeColor="text1" w:themeTint="d8" w:val="272727"/>
+      <w:color w:val="272727" w:themeColor="text1" w:themeTint="D8"/>
     </w:rPr>
   </w:style>
-  <w:style w:type="paragraph" w:styleId="Heading9">
+  <w:style w:type="paragraph" w:styleId="berschrift9">
     <w:name w:val="heading 9"/>
-    <w:basedOn w:val="Normal"/>
-    <w:next w:val="Normal"/>
+    <w:basedOn w:val="Standard"/>
+    <w:next w:val="Standard"/>
     <w:link w:val="berschrift9Zchn"/>
     <w:uiPriority w:val="9"/>
     <w:semiHidden/>
     <w:unhideWhenUsed/>
     <w:qFormat/>
-    <w:rsid w:val="0003702e"/>
+    <w:rsid w:val="0003702E"/>
     <w:pPr>
-      <w:keepNext w:val="true"/>
+      <w:keepNext/>
       <w:keepLines/>
-      <w:spacing w:before="0" w:after="0"/>
+      <w:spacing w:after="0"/>
       <w:outlineLvl w:val="8"/>
     </w:pPr>
     <w:rPr>
-      <w:rFonts w:eastAsia="" w:cs="" w:cstheme="majorBidi" w:eastAsiaTheme="majorEastAsia"/>
-      <w:color w:themeColor="text1" w:themeTint="d8" w:val="272727"/>
+      <w:rFonts w:eastAsiaTheme="majorEastAsia" w:cstheme="majorBidi"/>
+      <w:color w:val="272727" w:themeColor="text1" w:themeTint="D8"/>
     </w:rPr>
   </w:style>
-  <w:style w:type="character" w:styleId="DefaultParagraphFont" w:default="1">
+  <w:style w:type="character" w:default="1" w:styleId="Absatz-Standardschriftart">
     <w:name w:val="Default Paragraph Font"/>
     <w:uiPriority w:val="1"/>
+    <w:semiHidden/>
     <w:unhideWhenUsed/>
-    <w:qFormat/>
-    <w:rPr/>
-  </w:style>
-  <w:style w:type="character" w:styleId="berschrift1Zchn" w:customStyle="1">
+  </w:style>
+  <w:style w:type="table" w:default="1" w:styleId="NormaleTabelle">
+    <w:name w:val="Normal Table"/>
+    <w:uiPriority w:val="99"/>
+    <w:semiHidden/>
+    <w:unhideWhenUsed/>
+    <w:tblPr>
+      <w:tblInd w:w="0" w:type="dxa"/>
+      <w:tblCellMar>
+        <w:top w:w="0" w:type="dxa"/>
+        <w:left w:w="108" w:type="dxa"/>
+        <w:bottom w:w="0" w:type="dxa"/>
+        <w:right w:w="108" w:type="dxa"/>
+      </w:tblCellMar>
+    </w:tblPr>
+  </w:style>
+  <w:style w:type="numbering" w:default="1" w:styleId="KeineListe">
+    <w:name w:val="No List"/>
+    <w:uiPriority w:val="99"/>
+    <w:semiHidden/>
+    <w:unhideWhenUsed/>
+  </w:style>
+  <w:style w:type="character" w:customStyle="1" w:styleId="berschrift1Zchn">
     <w:name w:val="Überschrift 1 Zchn"/>
-    <w:basedOn w:val="DefaultParagraphFont"/>
-    <w:link w:val="Heading1"/>
+    <w:basedOn w:val="Absatz-Standardschriftart"/>
+    <w:link w:val="berschrift1"/>
     <w:uiPriority w:val="9"/>
     <w:qFormat/>
-    <w:rsid w:val="0003702e"/>
+    <w:rsid w:val="0003702E"/>
     <w:rPr>
-      <w:rFonts w:ascii="Aptos Display" w:hAnsi="Aptos Display" w:eastAsia="" w:cs="" w:asciiTheme="majorHAnsi" w:cstheme="majorBidi" w:eastAsiaTheme="majorEastAsia" w:hAnsiTheme="majorHAnsi"/>
-      <w:color w:themeColor="accent1" w:themeShade="bf" w:val="0F4761"/>
+      <w:rFonts w:asciiTheme="majorHAnsi" w:eastAsiaTheme="majorEastAsia" w:hAnsiTheme="majorHAnsi" w:cstheme="majorBidi"/>
+      <w:color w:val="0F4761" w:themeColor="accent1" w:themeShade="BF"/>
       <w:sz w:val="40"/>
       <w:szCs w:val="40"/>
     </w:rPr>
   </w:style>
-  <w:style w:type="character" w:styleId="berschrift2Zchn" w:customStyle="1">
+  <w:style w:type="character" w:customStyle="1" w:styleId="berschrift2Zchn">
     <w:name w:val="Überschrift 2 Zchn"/>
-    <w:basedOn w:val="DefaultParagraphFont"/>
-    <w:link w:val="Heading2"/>
+    <w:basedOn w:val="Absatz-Standardschriftart"/>
+    <w:link w:val="berschrift2"/>
     <w:uiPriority w:val="9"/>
     <w:semiHidden/>
     <w:qFormat/>
-    <w:rsid w:val="0003702e"/>
+    <w:rsid w:val="0003702E"/>
     <w:rPr>
-      <w:rFonts w:ascii="Aptos Display" w:hAnsi="Aptos Display" w:eastAsia="" w:cs="" w:asciiTheme="majorHAnsi" w:cstheme="majorBidi" w:eastAsiaTheme="majorEastAsia" w:hAnsiTheme="majorHAnsi"/>
-      <w:color w:themeColor="accent1" w:themeShade="bf" w:val="0F4761"/>
+      <w:rFonts w:asciiTheme="majorHAnsi" w:eastAsiaTheme="majorEastAsia" w:hAnsiTheme="majorHAnsi" w:cstheme="majorBidi"/>
+      <w:color w:val="0F4761" w:themeColor="accent1" w:themeShade="BF"/>
       <w:sz w:val="32"/>
       <w:szCs w:val="32"/>
     </w:rPr>
   </w:style>
-  <w:style w:type="character" w:styleId="berschrift3Zchn" w:customStyle="1">
+  <w:style w:type="character" w:customStyle="1" w:styleId="berschrift3Zchn">
     <w:name w:val="Überschrift 3 Zchn"/>
-    <w:basedOn w:val="DefaultParagraphFont"/>
-    <w:link w:val="Heading3"/>
+    <w:basedOn w:val="Absatz-Standardschriftart"/>
+    <w:link w:val="berschrift3"/>
     <w:uiPriority w:val="9"/>
     <w:semiHidden/>
     <w:qFormat/>
-    <w:rsid w:val="0003702e"/>
+    <w:rsid w:val="0003702E"/>
     <w:rPr>
-      <w:rFonts w:eastAsia="" w:cs="" w:cstheme="majorBidi" w:eastAsiaTheme="majorEastAsia"/>
-      <w:color w:themeColor="accent1" w:themeShade="bf" w:val="0F4761"/>
+      <w:rFonts w:eastAsiaTheme="majorEastAsia" w:cstheme="majorBidi"/>
+      <w:color w:val="0F4761" w:themeColor="accent1" w:themeShade="BF"/>
       <w:sz w:val="28"/>
       <w:szCs w:val="28"/>
     </w:rPr>
   </w:style>
-  <w:style w:type="character" w:styleId="berschrift4Zchn" w:customStyle="1">
+  <w:style w:type="character" w:customStyle="1" w:styleId="berschrift4Zchn">
     <w:name w:val="Überschrift 4 Zchn"/>
-    <w:basedOn w:val="DefaultParagraphFont"/>
-    <w:link w:val="Heading4"/>
+    <w:basedOn w:val="Absatz-Standardschriftart"/>
+    <w:link w:val="berschrift4"/>
     <w:uiPriority w:val="9"/>
     <w:semiHidden/>
     <w:qFormat/>
-    <w:rsid w:val="0003702e"/>
+    <w:rsid w:val="0003702E"/>
     <w:rPr>
-      <w:rFonts w:eastAsia="" w:cs="" w:cstheme="majorBidi" w:eastAsiaTheme="majorEastAsia"/>
+      <w:rFonts w:eastAsiaTheme="majorEastAsia" w:cstheme="majorBidi"/>
       <w:i/>
       <w:iCs/>
-      <w:color w:themeColor="accent1" w:themeShade="bf" w:val="0F4761"/>
+      <w:color w:val="0F4761" w:themeColor="accent1" w:themeShade="BF"/>
     </w:rPr>
   </w:style>
-  <w:style w:type="character" w:styleId="berschrift5Zchn" w:customStyle="1">
+  <w:style w:type="character" w:customStyle="1" w:styleId="berschrift5Zchn">
     <w:name w:val="Überschrift 5 Zchn"/>
-    <w:basedOn w:val="DefaultParagraphFont"/>
-    <w:link w:val="Heading5"/>
+    <w:basedOn w:val="Absatz-Standardschriftart"/>
+    <w:link w:val="berschrift5"/>
     <w:uiPriority w:val="9"/>
     <w:semiHidden/>
     <w:qFormat/>
-    <w:rsid w:val="0003702e"/>
+    <w:rsid w:val="0003702E"/>
     <w:rPr>
-      <w:rFonts w:eastAsia="" w:cs="" w:cstheme="majorBidi" w:eastAsiaTheme="majorEastAsia"/>
-      <w:color w:themeColor="accent1" w:themeShade="bf" w:val="0F4761"/>
+      <w:rFonts w:eastAsiaTheme="majorEastAsia" w:cstheme="majorBidi"/>
+      <w:color w:val="0F4761" w:themeColor="accent1" w:themeShade="BF"/>
     </w:rPr>
   </w:style>
-  <w:style w:type="character" w:styleId="berschrift6Zchn" w:customStyle="1">
+  <w:style w:type="character" w:customStyle="1" w:styleId="berschrift6Zchn">
     <w:name w:val="Überschrift 6 Zchn"/>
-    <w:basedOn w:val="DefaultParagraphFont"/>
-    <w:link w:val="Heading6"/>
+    <w:basedOn w:val="Absatz-Standardschriftart"/>
+    <w:link w:val="berschrift6"/>
     <w:uiPriority w:val="9"/>
     <w:semiHidden/>
     <w:qFormat/>
-    <w:rsid w:val="0003702e"/>
+    <w:rsid w:val="0003702E"/>
     <w:rPr>
-      <w:rFonts w:eastAsia="" w:cs="" w:cstheme="majorBidi" w:eastAsiaTheme="majorEastAsia"/>
+      <w:rFonts w:eastAsiaTheme="majorEastAsia" w:cstheme="majorBidi"/>
       <w:i/>
       <w:iCs/>
-      <w:color w:themeColor="text1" w:themeTint="a6" w:val="595959"/>
+      <w:color w:val="595959" w:themeColor="text1" w:themeTint="A6"/>
     </w:rPr>
   </w:style>
-  <w:style w:type="character" w:styleId="berschrift7Zchn" w:customStyle="1">
+  <w:style w:type="character" w:customStyle="1" w:styleId="berschrift7Zchn">
     <w:name w:val="Überschrift 7 Zchn"/>
-    <w:basedOn w:val="DefaultParagraphFont"/>
-    <w:link w:val="Heading7"/>
+    <w:basedOn w:val="Absatz-Standardschriftart"/>
+    <w:link w:val="berschrift7"/>
     <w:uiPriority w:val="9"/>
     <w:semiHidden/>
     <w:qFormat/>
-    <w:rsid w:val="0003702e"/>
+    <w:rsid w:val="0003702E"/>
     <w:rPr>
-      <w:rFonts w:eastAsia="" w:cs="" w:cstheme="majorBidi" w:eastAsiaTheme="majorEastAsia"/>
-      <w:color w:themeColor="text1" w:themeTint="a6" w:val="595959"/>
+      <w:rFonts w:eastAsiaTheme="majorEastAsia" w:cstheme="majorBidi"/>
+      <w:color w:val="595959" w:themeColor="text1" w:themeTint="A6"/>
     </w:rPr>
   </w:style>
-  <w:style w:type="character" w:styleId="berschrift8Zchn" w:customStyle="1">
+  <w:style w:type="character" w:customStyle="1" w:styleId="berschrift8Zchn">
     <w:name w:val="Überschrift 8 Zchn"/>
-    <w:basedOn w:val="DefaultParagraphFont"/>
-    <w:link w:val="Heading8"/>
+    <w:basedOn w:val="Absatz-Standardschriftart"/>
+    <w:link w:val="berschrift8"/>
     <w:uiPriority w:val="9"/>
     <w:semiHidden/>
     <w:qFormat/>
-    <w:rsid w:val="0003702e"/>
+    <w:rsid w:val="0003702E"/>
     <w:rPr>
-      <w:rFonts w:eastAsia="" w:cs="" w:cstheme="majorBidi" w:eastAsiaTheme="majorEastAsia"/>
+      <w:rFonts w:eastAsiaTheme="majorEastAsia" w:cstheme="majorBidi"/>
       <w:i/>
       <w:iCs/>
-      <w:color w:themeColor="text1" w:themeTint="d8" w:val="272727"/>
+      <w:color w:val="272727" w:themeColor="text1" w:themeTint="D8"/>
     </w:rPr>
   </w:style>
-  <w:style w:type="character" w:styleId="berschrift9Zchn" w:customStyle="1">
+  <w:style w:type="character" w:customStyle="1" w:styleId="berschrift9Zchn">
     <w:name w:val="Überschrift 9 Zchn"/>
-    <w:basedOn w:val="DefaultParagraphFont"/>
-    <w:link w:val="Heading9"/>
+    <w:basedOn w:val="Absatz-Standardschriftart"/>
+    <w:link w:val="berschrift9"/>
     <w:uiPriority w:val="9"/>
     <w:semiHidden/>
     <w:qFormat/>
-    <w:rsid w:val="0003702e"/>
+    <w:rsid w:val="0003702E"/>
     <w:rPr>
-      <w:rFonts w:eastAsia="" w:cs="" w:cstheme="majorBidi" w:eastAsiaTheme="majorEastAsia"/>
-      <w:color w:themeColor="text1" w:themeTint="d8" w:val="272727"/>
+      <w:rFonts w:eastAsiaTheme="majorEastAsia" w:cstheme="majorBidi"/>
+      <w:color w:val="272727" w:themeColor="text1" w:themeTint="D8"/>
     </w:rPr>
   </w:style>
-  <w:style w:type="character" w:styleId="TitelZchn" w:customStyle="1">
+  <w:style w:type="character" w:customStyle="1" w:styleId="TitelZchn">
     <w:name w:val="Titel Zchn"/>
-    <w:basedOn w:val="DefaultParagraphFont"/>
-    <w:link w:val="Title"/>
+    <w:basedOn w:val="Absatz-Standardschriftart"/>
+    <w:link w:val="Titel"/>
     <w:uiPriority w:val="10"/>
     <w:qFormat/>
-    <w:rsid w:val="0003702e"/>
+    <w:rsid w:val="0003702E"/>
     <w:rPr>
-      <w:rFonts w:ascii="Aptos Display" w:hAnsi="Aptos Display" w:eastAsia="" w:cs="" w:asciiTheme="majorHAnsi" w:cstheme="majorBidi" w:eastAsiaTheme="majorEastAsia" w:hAnsiTheme="majorHAnsi"/>
+      <w:rFonts w:asciiTheme="majorHAnsi" w:eastAsiaTheme="majorEastAsia" w:hAnsiTheme="majorHAnsi" w:cstheme="majorBidi"/>
       <w:spacing w:val="-10"/>
       <w:kern w:val="2"/>
       <w:sz w:val="56"/>
       <w:szCs w:val="56"/>
     </w:rPr>
   </w:style>
-  <w:style w:type="character" w:styleId="UntertitelZchn" w:customStyle="1">
+  <w:style w:type="character" w:customStyle="1" w:styleId="UntertitelZchn">
     <w:name w:val="Untertitel Zchn"/>
-    <w:basedOn w:val="DefaultParagraphFont"/>
-    <w:link w:val="Subtitle"/>
+    <w:basedOn w:val="Absatz-Standardschriftart"/>
+    <w:link w:val="Untertitel"/>
     <w:uiPriority w:val="11"/>
     <w:qFormat/>
-    <w:rsid w:val="0003702e"/>
+    <w:rsid w:val="0003702E"/>
     <w:rPr>
-      <w:rFonts w:eastAsia="" w:cs="" w:cstheme="majorBidi" w:eastAsiaTheme="majorEastAsia"/>
-      <w:color w:themeColor="text1" w:themeTint="a6" w:val="595959"/>
+      <w:rFonts w:eastAsiaTheme="majorEastAsia" w:cstheme="majorBidi"/>
+      <w:color w:val="595959" w:themeColor="text1" w:themeTint="A6"/>
       <w:spacing w:val="15"/>
       <w:sz w:val="28"/>
       <w:szCs w:val="28"/>
     </w:rPr>
   </w:style>
-  <w:style w:type="character" w:styleId="ZitatZchn" w:customStyle="1">
+  <w:style w:type="character" w:customStyle="1" w:styleId="ZitatZchn">
     <w:name w:val="Zitat Zchn"/>
-    <w:basedOn w:val="DefaultParagraphFont"/>
-    <w:link w:val="Quote"/>
+    <w:basedOn w:val="Absatz-Standardschriftart"/>
+    <w:link w:val="Zitat"/>
     <w:uiPriority w:val="29"/>
     <w:qFormat/>
-    <w:rsid w:val="0003702e"/>
+    <w:rsid w:val="0003702E"/>
     <w:rPr>
       <w:i/>
       <w:iCs/>
-      <w:color w:themeColor="text1" w:themeTint="bf" w:val="404040"/>
+      <w:color w:val="404040" w:themeColor="text1" w:themeTint="BF"/>
     </w:rPr>
   </w:style>
-  <w:style w:type="character" w:styleId="IntenseEmphasis">
+  <w:style w:type="character" w:styleId="IntensiveHervorhebung">
     <w:name w:val="Intense Emphasis"/>
-    <w:basedOn w:val="DefaultParagraphFont"/>
+    <w:basedOn w:val="Absatz-Standardschriftart"/>
     <w:uiPriority w:val="21"/>
     <w:qFormat/>
-    <w:rsid w:val="0003702e"/>
+    <w:rsid w:val="0003702E"/>
     <w:rPr>
       <w:i/>
       <w:iCs/>
-      <w:color w:themeColor="accent1" w:themeShade="bf" w:val="0F4761"/>
+      <w:color w:val="0F4761" w:themeColor="accent1" w:themeShade="BF"/>
     </w:rPr>
   </w:style>
-  <w:style w:type="character" w:styleId="IntensivesZitatZchn" w:customStyle="1">
+  <w:style w:type="character" w:customStyle="1" w:styleId="IntensivesZitatZchn">
     <w:name w:val="Intensives Zitat Zchn"/>
-    <w:basedOn w:val="DefaultParagraphFont"/>
-    <w:link w:val="IntenseQuote"/>
+    <w:basedOn w:val="Absatz-Standardschriftart"/>
+    <w:link w:val="IntensivesZitat"/>
     <w:uiPriority w:val="30"/>
     <w:qFormat/>
-    <w:rsid w:val="0003702e"/>
+    <w:rsid w:val="0003702E"/>
     <w:rPr>
       <w:i/>
       <w:iCs/>
-      <w:color w:themeColor="accent1" w:themeShade="bf" w:val="0F4761"/>
+      <w:color w:val="0F4761" w:themeColor="accent1" w:themeShade="BF"/>
     </w:rPr>
   </w:style>
-  <w:style w:type="character" w:styleId="IntenseReference">
+  <w:style w:type="character" w:styleId="IntensiverVerweis">
     <w:name w:val="Intense Reference"/>
-    <w:basedOn w:val="DefaultParagraphFont"/>
+    <w:basedOn w:val="Absatz-Standardschriftart"/>
     <w:uiPriority w:val="32"/>
     <w:qFormat/>
-    <w:rsid w:val="0003702e"/>
+    <w:rsid w:val="0003702E"/>
     <w:rPr>
       <w:b/>
       <w:bCs/>
       <w:smallCaps/>
-      <w:color w:themeColor="accent1" w:themeShade="bf" w:val="0F4761"/>
+      <w:color w:val="0F4761" w:themeColor="accent1" w:themeShade="BF"/>
       <w:spacing w:val="5"/>
     </w:rPr>
   </w:style>
-  <w:style w:type="character" w:styleId="HTMLVorformatiertZchn" w:customStyle="1">
+  <w:style w:type="character" w:customStyle="1" w:styleId="HTMLVorformatiertZchn">
     <w:name w:val="HTML Vorformatiert Zchn"/>
-    <w:basedOn w:val="DefaultParagraphFont"/>
-    <w:link w:val="HTMLPreformatted"/>
+    <w:basedOn w:val="Absatz-Standardschriftart"/>
+    <w:link w:val="HTMLVorformatiert"/>
     <w:uiPriority w:val="99"/>
     <w:semiHidden/>
     <w:qFormat/>
-    <w:rsid w:val="001d6a21"/>
+    <w:rsid w:val="001D6A21"/>
     <w:rPr>
       <w:rFonts w:ascii="Consolas" w:hAnsi="Consolas"/>
       <w:sz w:val="20"/>
       <w:szCs w:val="20"/>
     </w:rPr>
   </w:style>
-  <w:style w:type="character" w:styleId="Bullets">
+  <w:style w:type="character" w:customStyle="1" w:styleId="Bullets">
     <w:name w:val="Bullets"/>
     <w:qFormat/>
     <w:rPr>
-      <w:rFonts w:ascii="OpenSymbol" w:hAnsi="OpenSymbol" w:eastAsia="OpenSymbol" w:cs="OpenSymbol"/>
+      <w:rFonts w:ascii="OpenSymbol" w:eastAsia="OpenSymbol" w:hAnsi="OpenSymbol" w:cs="OpenSymbol"/>
     </w:rPr>
   </w:style>
-  <w:style w:type="paragraph" w:styleId="Heading">
+  <w:style w:type="paragraph" w:customStyle="1" w:styleId="Heading">
     <w:name w:val="Heading"/>
-    <w:basedOn w:val="Normal"/>
-    <w:next w:val="BodyText"/>
+    <w:basedOn w:val="Standard"/>
+    <w:next w:val="Textkrper"/>
     <w:qFormat/>
     <w:pPr>
-      <w:keepNext w:val="true"/>
+      <w:keepNext/>
       <w:spacing w:before="240" w:after="120"/>
     </w:pPr>
     <w:rPr>
-      <w:rFonts w:ascii="Liberation Sans" w:hAnsi="Liberation Sans" w:eastAsia="Noto Sans CJK SC" w:cs="Noto Sans Devanagari"/>
+      <w:rFonts w:ascii="Liberation Sans" w:eastAsia="Noto Sans CJK SC" w:hAnsi="Liberation Sans" w:cs="Noto Sans Devanagari"/>
       <w:sz w:val="28"/>
       <w:szCs w:val="28"/>
     </w:rPr>
   </w:style>
-  <w:style w:type="paragraph" w:styleId="BodyText">
+  <w:style w:type="paragraph" w:styleId="Textkrper">
     <w:name w:val="Body Text"/>
-    <w:basedOn w:val="Normal"/>
+    <w:basedOn w:val="Standard"/>
     <w:pPr>
-      <w:spacing w:lineRule="auto" w:line="276" w:before="0" w:after="140"/>
+      <w:spacing w:after="140" w:line="276" w:lineRule="auto"/>
     </w:pPr>
-    <w:rPr/>
-  </w:style>
-  <w:style w:type="paragraph" w:styleId="List">
+  </w:style>
+  <w:style w:type="paragraph" w:styleId="Liste">
     <w:name w:val="List"/>
-    <w:basedOn w:val="BodyText"/>
-    <w:pPr/>
+    <w:basedOn w:val="Textkrper"/>
     <w:rPr>
       <w:rFonts w:cs="Noto Sans Devanagari"/>
     </w:rPr>
   </w:style>
-  <w:style w:type="paragraph" w:styleId="Caption">
+  <w:style w:type="paragraph" w:styleId="Beschriftung">
     <w:name w:val="caption"/>
-    <w:basedOn w:val="Normal"/>
+    <w:basedOn w:val="Standard"/>
     <w:qFormat/>
     <w:pPr>
       <w:suppressLineNumbers/>
@@ -4185,9 +3272,9 @@
       <w:szCs w:val="24"/>
     </w:rPr>
   </w:style>
-  <w:style w:type="paragraph" w:styleId="Index">
+  <w:style w:type="paragraph" w:customStyle="1" w:styleId="Index">
     <w:name w:val="Index"/>
-    <w:basedOn w:val="Normal"/>
+    <w:basedOn w:val="Standard"/>
     <w:qFormat/>
     <w:pPr>
       <w:suppressLineNumbers/>
@@ -4196,86 +3283,82 @@
       <w:rFonts w:cs="Noto Sans Devanagari"/>
     </w:rPr>
   </w:style>
-  <w:style w:type="paragraph" w:styleId="Title">
+  <w:style w:type="paragraph" w:styleId="Titel">
     <w:name w:val="Title"/>
-    <w:basedOn w:val="Normal"/>
-    <w:next w:val="Normal"/>
+    <w:basedOn w:val="Standard"/>
+    <w:next w:val="Standard"/>
     <w:link w:val="TitelZchn"/>
     <w:uiPriority w:val="10"/>
     <w:qFormat/>
-    <w:rsid w:val="0003702e"/>
+    <w:rsid w:val="0003702E"/>
     <w:pPr>
-      <w:spacing w:lineRule="auto" w:line="240" w:before="0" w:after="80"/>
+      <w:spacing w:after="80" w:line="240" w:lineRule="auto"/>
       <w:contextualSpacing/>
     </w:pPr>
     <w:rPr>
-      <w:rFonts w:ascii="Aptos Display" w:hAnsi="Aptos Display" w:eastAsia="" w:cs="" w:asciiTheme="majorHAnsi" w:cstheme="majorBidi" w:eastAsiaTheme="majorEastAsia" w:hAnsiTheme="majorHAnsi"/>
+      <w:rFonts w:asciiTheme="majorHAnsi" w:eastAsiaTheme="majorEastAsia" w:hAnsiTheme="majorHAnsi" w:cstheme="majorBidi"/>
       <w:spacing w:val="-10"/>
-      <w:kern w:val="2"/>
       <w:sz w:val="56"/>
       <w:szCs w:val="56"/>
     </w:rPr>
   </w:style>
-  <w:style w:type="paragraph" w:styleId="Subtitle">
+  <w:style w:type="paragraph" w:styleId="Untertitel">
     <w:name w:val="Subtitle"/>
-    <w:basedOn w:val="Normal"/>
-    <w:next w:val="Normal"/>
+    <w:basedOn w:val="Standard"/>
+    <w:next w:val="Standard"/>
     <w:link w:val="UntertitelZchn"/>
     <w:uiPriority w:val="11"/>
     <w:qFormat/>
-    <w:rsid w:val="0003702e"/>
-    <w:pPr/>
+    <w:rsid w:val="0003702E"/>
     <w:rPr>
-      <w:rFonts w:eastAsia="" w:cs="" w:cstheme="majorBidi" w:eastAsiaTheme="majorEastAsia"/>
-      <w:color w:themeColor="text1" w:themeTint="a6" w:val="595959"/>
+      <w:rFonts w:eastAsiaTheme="majorEastAsia" w:cstheme="majorBidi"/>
+      <w:color w:val="595959" w:themeColor="text1" w:themeTint="A6"/>
       <w:spacing w:val="15"/>
       <w:sz w:val="28"/>
       <w:szCs w:val="28"/>
     </w:rPr>
   </w:style>
-  <w:style w:type="paragraph" w:styleId="Quote">
+  <w:style w:type="paragraph" w:styleId="Zitat">
     <w:name w:val="Quote"/>
-    <w:basedOn w:val="Normal"/>
-    <w:next w:val="Normal"/>
+    <w:basedOn w:val="Standard"/>
+    <w:next w:val="Standard"/>
     <w:link w:val="ZitatZchn"/>
     <w:uiPriority w:val="29"/>
     <w:qFormat/>
-    <w:rsid w:val="0003702e"/>
+    <w:rsid w:val="0003702E"/>
     <w:pPr>
-      <w:spacing w:before="160" w:after="160"/>
+      <w:spacing w:before="160"/>
       <w:jc w:val="center"/>
     </w:pPr>
     <w:rPr>
       <w:i/>
       <w:iCs/>
-      <w:color w:themeColor="text1" w:themeTint="bf" w:val="404040"/>
+      <w:color w:val="404040" w:themeColor="text1" w:themeTint="BF"/>
     </w:rPr>
   </w:style>
-  <w:style w:type="paragraph" w:styleId="ListParagraph">
+  <w:style w:type="paragraph" w:styleId="Listenabsatz">
     <w:name w:val="List Paragraph"/>
-    <w:basedOn w:val="Normal"/>
+    <w:basedOn w:val="Standard"/>
     <w:uiPriority w:val="34"/>
     <w:qFormat/>
-    <w:rsid w:val="0003702e"/>
+    <w:rsid w:val="0003702E"/>
     <w:pPr>
-      <w:spacing w:before="0" w:after="160"/>
       <w:ind w:left="720"/>
       <w:contextualSpacing/>
     </w:pPr>
-    <w:rPr/>
-  </w:style>
-  <w:style w:type="paragraph" w:styleId="IntenseQuote">
+  </w:style>
+  <w:style w:type="paragraph" w:styleId="IntensivesZitat">
     <w:name w:val="Intense Quote"/>
-    <w:basedOn w:val="Normal"/>
-    <w:next w:val="Normal"/>
+    <w:basedOn w:val="Standard"/>
+    <w:next w:val="Standard"/>
     <w:link w:val="IntensivesZitatZchn"/>
     <w:uiPriority w:val="30"/>
     <w:qFormat/>
-    <w:rsid w:val="0003702e"/>
+    <w:rsid w:val="0003702E"/>
     <w:pPr>
       <w:pBdr>
-        <w:top w:val="single" w:sz="4" w:space="10" w:color="0F4761" w:themeColor="accent1" w:themeShade="bf"/>
-        <w:bottom w:val="single" w:sz="4" w:space="10" w:color="0F4761" w:themeColor="accent1" w:themeShade="bf"/>
+        <w:top w:val="single" w:sz="4" w:space="10" w:color="0F4761" w:themeColor="accent1" w:themeShade="BF"/>
+        <w:bottom w:val="single" w:sz="4" w:space="10" w:color="0F4761" w:themeColor="accent1" w:themeShade="BF"/>
       </w:pBdr>
       <w:spacing w:before="360" w:after="360"/>
       <w:ind w:left="864" w:right="864"/>
@@ -4284,20 +3367,20 @@
     <w:rPr>
       <w:i/>
       <w:iCs/>
-      <w:color w:themeColor="accent1" w:themeShade="bf" w:val="0F4761"/>
+      <w:color w:val="0F4761" w:themeColor="accent1" w:themeShade="BF"/>
     </w:rPr>
   </w:style>
-  <w:style w:type="paragraph" w:styleId="HTMLPreformatted">
+  <w:style w:type="paragraph" w:styleId="HTMLVorformatiert">
     <w:name w:val="HTML Preformatted"/>
-    <w:basedOn w:val="Normal"/>
+    <w:basedOn w:val="Standard"/>
     <w:link w:val="HTMLVorformatiertZchn"/>
     <w:uiPriority w:val="99"/>
     <w:semiHidden/>
     <w:unhideWhenUsed/>
     <w:qFormat/>
-    <w:rsid w:val="001d6a21"/>
+    <w:rsid w:val="001D6A21"/>
     <w:pPr>
-      <w:spacing w:lineRule="auto" w:line="240" w:before="0" w:after="0"/>
+      <w:spacing w:after="0" w:line="240" w:lineRule="auto"/>
     </w:pPr>
     <w:rPr>
       <w:rFonts w:ascii="Consolas" w:hAnsi="Consolas"/>
@@ -4305,79 +3388,58 @@
       <w:szCs w:val="20"/>
     </w:rPr>
   </w:style>
-  <w:style w:type="numbering" w:styleId="NoList" w:default="1">
-    <w:name w:val="No List"/>
-    <w:uiPriority w:val="99"/>
-    <w:semiHidden/>
-    <w:unhideWhenUsed/>
-    <w:qFormat/>
-  </w:style>
-  <w:style w:type="table" w:default="1" w:styleId="NormaleTabelle">
-    <w:name w:val="Normal Table"/>
-    <w:uiPriority w:val="99"/>
-    <w:semiHidden/>
-    <w:unhideWhenUsed/>
-    <w:tblPr>
-      <w:tblCellMar>
-        <w:top w:w="0" w:type="dxa"/>
-        <w:left w:w="108" w:type="dxa"/>
-        <w:bottom w:w="0" w:type="dxa"/>
-        <w:right w:w="108" w:type="dxa"/>
-      </w:tblCellMar>
-    </w:tblPr>
-  </w:style>
 </w:styles>
 </file>
 
 <file path=word/theme/theme1.xml><?xml version="1.0" encoding="utf-8"?>
-<a:theme xmlns:a="http://schemas.openxmlformats.org/drawingml/2006/main" xmlns:r="http://schemas.openxmlformats.org/officeDocument/2006/relationships" name="Office">
+<a:theme xmlns:a="http://schemas.openxmlformats.org/drawingml/2006/main" name="Office">
   <a:themeElements>
     <a:clrScheme name="Office">
       <a:dk1>
         <a:srgbClr val="000000"/>
       </a:dk1>
       <a:lt1>
-        <a:srgbClr val="ffffff"/>
+        <a:srgbClr val="FFFFFF"/>
       </a:lt1>
       <a:dk2>
-        <a:srgbClr val="0e2841"/>
+        <a:srgbClr val="0E2841"/>
       </a:dk2>
       <a:lt2>
-        <a:srgbClr val="e8e8e8"/>
+        <a:srgbClr val="E8E8E8"/>
       </a:lt2>
       <a:accent1>
         <a:srgbClr val="156082"/>
       </a:accent1>
       <a:accent2>
-        <a:srgbClr val="e97132"/>
+        <a:srgbClr val="E97132"/>
       </a:accent2>
       <a:accent3>
-        <a:srgbClr val="196b24"/>
+        <a:srgbClr val="196B24"/>
       </a:accent3>
       <a:accent4>
-        <a:srgbClr val="0f9ed5"/>
+        <a:srgbClr val="0F9ED5"/>
       </a:accent4>
       <a:accent5>
-        <a:srgbClr val="a02b93"/>
+        <a:srgbClr val="A02B93"/>
       </a:accent5>
       <a:accent6>
-        <a:srgbClr val="4ea72e"/>
+        <a:srgbClr val="4EA72E"/>
       </a:accent6>
       <a:hlink>
         <a:srgbClr val="467886"/>
       </a:hlink>
       <a:folHlink>
-        <a:srgbClr val="96607d"/>
+        <a:srgbClr val="96607D"/>
       </a:folHlink>
     </a:clrScheme>
     <a:fontScheme name="Office">
       <a:majorFont>
-        <a:latin typeface="Aptos Display" panose="02110004020202020204" pitchFamily="0" charset="1"/>
+        <a:latin typeface="Aptos Display" panose="02110004020202020204"/>
         <a:ea typeface=""/>
         <a:cs typeface=""/>
       </a:majorFont>
       <a:minorFont>
-        <a:latin typeface="Aptos" panose="02110004020202020204" pitchFamily="0" charset="1"/>
+        <a:latin typeface="Aptos" panose="02110004020202020204"/>
         <a:ea typeface=""/>
         <a:cs typeface=""/>
       </a:minorFont>
@@ -4409,7 +3471,7 @@
             </a:gs>
           </a:gsLst>
           <a:lin ang="5400000" scaled="0"/>
-          <a:tileRect l="0" t="0" r="0" b="0"/>
+          <a:tileRect/>
         </a:gradFill>
         <a:gradFill>
           <a:gsLst>
@@ -4433,7 +3495,7 @@
             </a:gs>
           </a:gsLst>
           <a:lin ang="5400000" scaled="0"/>
-          <a:tileRect l="0" t="0" r="0" b="0"/>
+          <a:tileRect/>
         </a:gradFill>
       </a:fillStyleLst>
       <a:lnStyleLst>
@@ -4493,10 +3555,12 @@
             </a:gs>
           </a:gsLst>
           <a:lin ang="5400000" scaled="0"/>
-          <a:tileRect l="0" t="0" r="0" b="0"/>
+          <a:tileRect/>
         </a:gradFill>
       </a:bgFillStyleLst>
     </a:fmtScheme>
   </a:themeElements>
+  <a:objectDefaults/>
+  <a:extraClrSchemeLst/>
 </a:theme>
 </file>